--- a/worksheets/W14.docx
+++ b/worksheets/W14.docx
@@ -6,6 +6,7 @@
       <w:pPr>
         <w:keepNext/>
         <w:keepLines w:val="0"/>
+        <w:pageBreakBefore w:val="0"/>
         <w:spacing w:before="0" w:after="60" w:line="293" w:lineRule="auto"/>
       </w:pPr>
       <w:r>
@@ -33,7 +34,7 @@
           <w:color w:val="1A2340"/>
           <w:sz w:val="44"/>
         </w:rPr>
-        <w:t>先查來源，再借概念</w:t>
+        <w:t>可選增幅｜先查來源，再借概念</w:t>
       </w:r>
     </w:p>
     <w:p>
@@ -50,7 +51,7 @@
           <w:color w:val="5B6573"/>
           <w:sz w:val="22"/>
         </w:rPr>
-        <w:t>今天用專題中最抽象的價值或方案機制，不另開無關題。</w:t>
+        <w:t>W14 全週 0 分、可選；不做不得阻擋 Gate 4。選做時，使用專題中最抽象的價值或方案機制，不另開無關題。</w:t>
       </w:r>
     </w:p>
     <w:p>
@@ -790,16 +791,9 @@
     </w:tbl>
     <w:p>
       <w:pPr>
-        <w:spacing w:after="0"/>
-      </w:pPr>
-      <w:r>
-        <w:br w:type="page"/>
-      </w:r>
-    </w:p>
-    <w:p>
-      <w:pPr>
         <w:keepNext/>
         <w:keepLines w:val="0"/>
+        <w:pageBreakBefore/>
         <w:spacing w:before="0" w:after="60" w:line="293" w:lineRule="auto"/>
       </w:pPr>
       <w:r>
@@ -1527,16 +1521,9 @@
     </w:tbl>
     <w:p>
       <w:pPr>
-        <w:spacing w:after="0"/>
-      </w:pPr>
-      <w:r>
-        <w:br w:type="page"/>
-      </w:r>
-    </w:p>
-    <w:p>
-      <w:pPr>
         <w:keepNext/>
         <w:keepLines w:val="0"/>
+        <w:pageBreakBefore/>
         <w:spacing w:before="0" w:after="60" w:line="293" w:lineRule="auto"/>
       </w:pPr>
       <w:r>
@@ -2202,44 +2189,7 @@
       <w:pPr>
         <w:keepNext/>
         <w:keepLines w:val="0"/>
-        <w:spacing w:before="100" w:after="40" w:line="293" w:lineRule="auto"/>
-      </w:pPr>
-      <w:r>
-        <w:rPr>
-          <w:rFonts w:ascii="JetBrains Mono" w:hAnsi="JetBrains Mono" w:eastAsia="Arial Unicode MS"/>
-          <w:b/>
-          <w:i w:val="0"/>
-          <w:color w:val="1D4ED8"/>
-          <w:sz w:val="30"/>
-        </w:rPr>
-        <w:t>05</w:t>
-      </w:r>
-      <w:r>
-        <w:rPr>
-          <w:rFonts w:ascii="Arial Unicode MS" w:hAnsi="Arial Unicode MS" w:eastAsia="Arial Unicode MS"/>
-          <w:b w:val="0"/>
-          <w:i w:val="0"/>
-          <w:color w:val="1D4ED8"/>
-          <w:sz w:val="30"/>
-        </w:rPr>
-        <w:t xml:space="preserve">  </w:t>
-      </w:r>
-      <w:r>
-        <w:rPr>
-          <w:rFonts w:ascii="Arial Unicode MS" w:hAnsi="Arial Unicode MS" w:eastAsia="Arial Unicode MS"/>
-          <w:b/>
-          <w:i w:val="0"/>
-          <w:color w:val="1A2340"/>
-          <w:sz w:val="30"/>
-        </w:rPr>
-        <w:t>完成確認</w:t>
-      </w:r>
-    </w:p>
-    <w:p>
-      <w:pPr>
-        <w:keepNext/>
-        <w:keepLines w:val="0"/>
-        <w:spacing w:before="0" w:after="20" w:line="293" w:lineRule="auto"/>
+        <w:spacing w:before="60" w:after="20" w:line="293" w:lineRule="auto"/>
       </w:pPr>
       <w:r>
         <w:rPr>
@@ -2269,7 +2219,7 @@
           <w:color w:val="1A2340"/>
           <w:sz w:val="22"/>
         </w:rPr>
-        <w:t>□ 原句／頁碼　□ 2 個關係　□ 三面檢查　□ 寫出限縮句　｜W15：30 字核心主張。</w:t>
+        <w:t>完成確認｜□ 原句／頁碼　□ 2 個關係　□ 三面檢查　□ 寫出限縮句　｜W15：30 字核心主張。</w:t>
       </w:r>
     </w:p>
     <w:tbl>
@@ -2418,90 +2368,11 @@
         <w:t>這週的招，我在＿＿科的＿＿（單元／題型）用得上，因為＿＿。寫到具體單元／題型才算；想不到就寫「這週的招是＿＿」。</w:t>
       </w:r>
     </w:p>
-    <w:tbl>
-      <w:tblPr>
-        <w:tblW w:type="dxa" w:w="9865"/>
-        <w:jc w:val="left"/>
-        <w:tblLayout w:type="fixed"/>
-        <w:tblLook w:firstColumn="1" w:firstRow="1" w:lastColumn="0" w:lastRow="0" w:noHBand="0" w:noVBand="1" w:val="04A0"/>
-        <w:tblInd w:type="dxa" w:w="0"/>
-      </w:tblPr>
-      <w:tblGrid>
-        <w:gridCol w:w="9865"/>
-      </w:tblGrid>
-      <w:tr>
-        <w:trPr>
-          <w:trHeight w:val="437" w:hRule="atLeast"/>
-        </w:trPr>
-        <w:tc>
-          <w:tcPr>
-            <w:tcW w:type="dxa" w:w="9865"/>
-            <w:tcMar>
-              <w:top w:w="0" w:type="dxa"/>
-              <w:start w:w="0" w:type="dxa"/>
-              <w:bottom w:w="0" w:type="dxa"/>
-              <w:end w:w="0" w:type="dxa"/>
-            </w:tcMar>
-            <w:tcBorders>
-              <w:top w:val="nil"/>
-              <w:bottom w:val="single" w:sz="5" w:space="0" w:color="CBD5E1"/>
-              <w:start w:val="nil"/>
-              <w:end w:val="nil"/>
-            </w:tcBorders>
-          </w:tcPr>
-          <w:p>
-            <w:pPr>
-              <w:spacing w:before="0" w:after="0" w:line="240" w:lineRule="auto"/>
-            </w:pPr>
-            <w:r>
-              <w:t xml:space="preserve"> </w:t>
-            </w:r>
-          </w:p>
-        </w:tc>
-      </w:tr>
-      <w:tr>
-        <w:trPr>
-          <w:trHeight w:val="437" w:hRule="atLeast"/>
-        </w:trPr>
-        <w:tc>
-          <w:tcPr>
-            <w:tcW w:type="dxa" w:w="9865"/>
-            <w:tcMar>
-              <w:top w:w="0" w:type="dxa"/>
-              <w:start w:w="0" w:type="dxa"/>
-              <w:bottom w:w="0" w:type="dxa"/>
-              <w:end w:w="0" w:type="dxa"/>
-            </w:tcMar>
-            <w:tcBorders>
-              <w:top w:val="nil"/>
-              <w:bottom w:val="single" w:sz="5" w:space="0" w:color="CBD5E1"/>
-              <w:start w:val="nil"/>
-              <w:end w:val="nil"/>
-            </w:tcBorders>
-          </w:tcPr>
-          <w:p>
-            <w:pPr>
-              <w:spacing w:before="0" w:after="0" w:line="240" w:lineRule="auto"/>
-            </w:pPr>
-            <w:r>
-              <w:t xml:space="preserve"> </w:t>
-            </w:r>
-          </w:p>
-        </w:tc>
-      </w:tr>
-    </w:tbl>
-    <w:p>
-      <w:pPr>
-        <w:spacing w:after="0"/>
-      </w:pPr>
-      <w:r>
-        <w:br w:type="page"/>
-      </w:r>
-    </w:p>
     <w:p>
       <w:pPr>
         <w:keepNext/>
         <w:keepLines w:val="0"/>
+        <w:pageBreakBefore/>
         <w:spacing w:before="0" w:after="60" w:line="293" w:lineRule="auto"/>
       </w:pPr>
       <w:r>
@@ -2546,7 +2417,7 @@
           <w:color w:val="5B6573"/>
           <w:sz w:val="22"/>
         </w:rPr>
-        <w:t>老師不讀、不計分；可不寫、遮住或撕下。W14 只收第 1–3 頁。</w:t>
+        <w:t>老師不讀、不計分；可不寫、遮住或撕下。W14 是可選增幅，不另收件、不作 Gate 4 必備。</w:t>
       </w:r>
     </w:p>
     <w:p>

--- a/worksheets/W14.docx
+++ b/worksheets/W14.docx
@@ -2417,7 +2417,7 @@
           <w:color w:val="5B6573"/>
           <w:sz w:val="22"/>
         </w:rPr>
-        <w:t>老師不讀、不計分；可不寫、遮住或撕下。W14 是可選增幅，不另收件、不作 Gate 4 必備。</w:t>
+        <w:t>老師不讀、不計分；可不寫、遮住或撕下。W14 可選且不另收件；缺席不必補交，直接準備相同的 W15 入場句。</w:t>
       </w:r>
     </w:p>
     <w:p>
@@ -3057,7 +3057,7 @@
           <w:color w:val="1A2340"/>
           <w:sz w:val="22"/>
         </w:rPr>
-        <w:t>把小組立場濃縮成一句 30 字內的核心主張；不必寫私人內容。</w:t>
+        <w:t>把小組立場濃縮成一句 30 字內的核心主張；想自願補練可使用學生版物件／概念卡。</w:t>
       </w:r>
     </w:p>
     <w:tbl>

--- a/worksheets/W14.docx
+++ b/worksheets/W14.docx
@@ -34,7 +34,7 @@
           <w:color w:val="1A2340"/>
           <w:sz w:val="44"/>
         </w:rPr>
-        <w:t>可選增幅｜先查來源，再借概念</w:t>
+        <w:t>同一個意思，換成四種說法</w:t>
       </w:r>
     </w:p>
     <w:p>
@@ -51,7 +51,7 @@
           <w:color w:val="5B6573"/>
           <w:sz w:val="22"/>
         </w:rPr>
-        <w:t>W14 全週 0 分、可選；不做不得阻擋 Gate 4。選做時，使用專題中最抽象的價值或方案機制，不另開無關題。</w:t>
+        <w:t>W14 是 0 分、可選練習，不會卡住學習關卡 4。前 20 分鐘全班用同一個老師案例，比較文字、圖卡、20 秒聲音稿和六格短片草圖；不放個資，也不把 AI 當成資料來源。</w:t>
       </w:r>
     </w:p>
     <w:p>
@@ -175,7 +175,7 @@
           <w:color w:val="1A2340"/>
           <w:sz w:val="30"/>
         </w:rPr>
-        <w:t>我們要解釋</w:t>
+        <w:t>先抓住原來那句話</w:t>
       </w:r>
     </w:p>
     <w:p>
@@ -212,7 +212,7 @@
           <w:color w:val="1A2340"/>
           <w:sz w:val="22"/>
         </w:rPr>
-        <w:t>W12–W13 專題中最抽象的公開概念：</w:t>
+        <w:t>老師案例原句想說什麼？其中哪個條件不能丟掉？</w:t>
       </w:r>
     </w:p>
     <w:tbl>
@@ -226,6 +226,36 @@
       <w:tblGrid>
         <w:gridCol w:w="9865"/>
       </w:tblGrid>
+      <w:tr>
+        <w:trPr>
+          <w:trHeight w:val="437" w:hRule="atLeast"/>
+        </w:trPr>
+        <w:tc>
+          <w:tcPr>
+            <w:tcW w:type="dxa" w:w="9865"/>
+            <w:tcMar>
+              <w:top w:w="0" w:type="dxa"/>
+              <w:start w:w="0" w:type="dxa"/>
+              <w:bottom w:w="0" w:type="dxa"/>
+              <w:end w:w="0" w:type="dxa"/>
+            </w:tcMar>
+            <w:tcBorders>
+              <w:top w:val="nil"/>
+              <w:bottom w:val="single" w:sz="5" w:space="0" w:color="CBD5E1"/>
+              <w:start w:val="nil"/>
+              <w:end w:val="nil"/>
+            </w:tcBorders>
+          </w:tcPr>
+          <w:p>
+            <w:pPr>
+              <w:spacing w:before="0" w:after="0" w:line="240" w:lineRule="auto"/>
+            </w:pPr>
+            <w:r>
+              <w:t xml:space="preserve"> </w:t>
+            </w:r>
+          </w:p>
+        </w:tc>
+      </w:tr>
       <w:tr>
         <w:trPr>
           <w:trHeight w:val="437" w:hRule="atLeast"/>
@@ -351,7 +381,7 @@
           <w:color w:val="1A2340"/>
           <w:sz w:val="30"/>
         </w:rPr>
-        <w:t>借來的概念</w:t>
+        <w:t>四種說法比一比</w:t>
       </w:r>
     </w:p>
     <w:p>
@@ -388,183 +418,7 @@
           <w:color w:val="1A2340"/>
           <w:sz w:val="22"/>
         </w:rPr>
-        <w:t>書名／作者／頁碼（Plan B 請寫卡號）：</w:t>
-      </w:r>
-    </w:p>
-    <w:tbl>
-      <w:tblPr>
-        <w:tblW w:type="dxa" w:w="9865"/>
-        <w:jc w:val="left"/>
-        <w:tblLayout w:type="fixed"/>
-        <w:tblLook w:firstColumn="1" w:firstRow="1" w:lastColumn="0" w:lastRow="0" w:noHBand="0" w:noVBand="1" w:val="04A0"/>
-        <w:tblInd w:type="dxa" w:w="0"/>
-      </w:tblPr>
-      <w:tblGrid>
-        <w:gridCol w:w="9865"/>
-      </w:tblGrid>
-      <w:tr>
-        <w:trPr>
-          <w:trHeight w:val="437" w:hRule="atLeast"/>
-        </w:trPr>
-        <w:tc>
-          <w:tcPr>
-            <w:tcW w:type="dxa" w:w="9865"/>
-            <w:tcMar>
-              <w:top w:w="0" w:type="dxa"/>
-              <w:start w:w="0" w:type="dxa"/>
-              <w:bottom w:w="0" w:type="dxa"/>
-              <w:end w:w="0" w:type="dxa"/>
-            </w:tcMar>
-            <w:tcBorders>
-              <w:top w:val="nil"/>
-              <w:bottom w:val="single" w:sz="5" w:space="0" w:color="CBD5E1"/>
-              <w:start w:val="nil"/>
-              <w:end w:val="nil"/>
-            </w:tcBorders>
-          </w:tcPr>
-          <w:p>
-            <w:pPr>
-              <w:spacing w:before="0" w:after="0" w:line="240" w:lineRule="auto"/>
-            </w:pPr>
-            <w:r>
-              <w:t xml:space="preserve"> </w:t>
-            </w:r>
-          </w:p>
-        </w:tc>
-      </w:tr>
-      <w:tr>
-        <w:trPr>
-          <w:trHeight w:val="437" w:hRule="atLeast"/>
-        </w:trPr>
-        <w:tc>
-          <w:tcPr>
-            <w:tcW w:type="dxa" w:w="9865"/>
-            <w:tcMar>
-              <w:top w:w="0" w:type="dxa"/>
-              <w:start w:w="0" w:type="dxa"/>
-              <w:bottom w:w="0" w:type="dxa"/>
-              <w:end w:w="0" w:type="dxa"/>
-            </w:tcMar>
-            <w:tcBorders>
-              <w:top w:val="nil"/>
-              <w:bottom w:val="single" w:sz="5" w:space="0" w:color="CBD5E1"/>
-              <w:start w:val="nil"/>
-              <w:end w:val="nil"/>
-            </w:tcBorders>
-          </w:tcPr>
-          <w:p>
-            <w:pPr>
-              <w:spacing w:before="0" w:after="0" w:line="240" w:lineRule="auto"/>
-            </w:pPr>
-            <w:r>
-              <w:t xml:space="preserve"> </w:t>
-            </w:r>
-          </w:p>
-        </w:tc>
-      </w:tr>
-      <w:tr>
-        <w:trPr>
-          <w:trHeight w:val="437" w:hRule="atLeast"/>
-        </w:trPr>
-        <w:tc>
-          <w:tcPr>
-            <w:tcW w:type="dxa" w:w="9865"/>
-            <w:tcMar>
-              <w:top w:w="0" w:type="dxa"/>
-              <w:start w:w="0" w:type="dxa"/>
-              <w:bottom w:w="0" w:type="dxa"/>
-              <w:end w:w="0" w:type="dxa"/>
-            </w:tcMar>
-            <w:tcBorders>
-              <w:top w:val="nil"/>
-              <w:bottom w:val="single" w:sz="5" w:space="0" w:color="CBD5E1"/>
-              <w:start w:val="nil"/>
-              <w:end w:val="nil"/>
-            </w:tcBorders>
-          </w:tcPr>
-          <w:p>
-            <w:pPr>
-              <w:spacing w:before="0" w:after="0" w:line="240" w:lineRule="auto"/>
-            </w:pPr>
-            <w:r>
-              <w:t xml:space="preserve"> </w:t>
-            </w:r>
-          </w:p>
-        </w:tc>
-      </w:tr>
-    </w:tbl>
-    <w:p>
-      <w:pPr>
-        <w:keepNext/>
-        <w:keepLines w:val="0"/>
-        <w:spacing w:before="100" w:after="40" w:line="293" w:lineRule="auto"/>
-      </w:pPr>
-      <w:r>
-        <w:rPr>
-          <w:rFonts w:ascii="JetBrains Mono" w:hAnsi="JetBrains Mono" w:eastAsia="Arial Unicode MS"/>
-          <w:b/>
-          <w:i w:val="0"/>
-          <w:color w:val="1D4ED8"/>
-          <w:sz w:val="30"/>
-        </w:rPr>
-        <w:t>03</w:t>
-      </w:r>
-      <w:r>
-        <w:rPr>
-          <w:rFonts w:ascii="Arial Unicode MS" w:hAnsi="Arial Unicode MS" w:eastAsia="Arial Unicode MS"/>
-          <w:b w:val="0"/>
-          <w:i w:val="0"/>
-          <w:color w:val="1D4ED8"/>
-          <w:sz w:val="30"/>
-        </w:rPr>
-        <w:t xml:space="preserve">  </w:t>
-      </w:r>
-      <w:r>
-        <w:rPr>
-          <w:rFonts w:ascii="Arial Unicode MS" w:hAnsi="Arial Unicode MS" w:eastAsia="Arial Unicode MS"/>
-          <w:b/>
-          <w:i w:val="0"/>
-          <w:color w:val="1A2340"/>
-          <w:sz w:val="30"/>
-        </w:rPr>
-        <w:t>來源原句</w:t>
-      </w:r>
-    </w:p>
-    <w:p>
-      <w:pPr>
-        <w:keepNext/>
-        <w:keepLines w:val="0"/>
-        <w:spacing w:before="0" w:after="20" w:line="293" w:lineRule="auto"/>
-      </w:pPr>
-      <w:r>
-        <w:rPr>
-          <w:rFonts w:ascii="Arial Unicode MS" w:hAnsi="Arial Unicode MS" w:eastAsia="Arial Unicode MS"/>
-          <w:b/>
-          <w:i w:val="0"/>
-          <w:color w:val="1D4ED8"/>
-          <w:sz w:val="22"/>
-        </w:rPr>
-        <w:t>課堂必寫</w:t>
-      </w:r>
-      <w:r>
-        <w:rPr>
-          <w:rFonts w:ascii="Arial Unicode MS" w:hAnsi="Arial Unicode MS" w:eastAsia="Arial Unicode MS"/>
-          <w:b w:val="0"/>
-          <w:i w:val="0"/>
-          <w:color w:val="7B8491"/>
-          <w:sz w:val="22"/>
-        </w:rPr>
-        <w:t xml:space="preserve">  ｜  </w:t>
-      </w:r>
-      <w:r>
-        <w:rPr>
-          <w:rFonts w:ascii="Arial Unicode MS" w:hAnsi="Arial Unicode MS" w:eastAsia="Arial Unicode MS"/>
-          <w:b w:val="0"/>
-          <w:i w:val="0"/>
-          <w:color w:val="1A2340"/>
-          <w:sz w:val="22"/>
-        </w:rPr>
-        <w:t>抄一個真正說明這個概念的原句；原句容許我借用的是：</w:t>
+        <w:t>文字／圖卡／聲音稿／短片草圖，各自多說了什麼、少說了什麼、最可能讓誰誤會？至少比較三種：</w:t>
       </w:r>
     </w:p>
     <w:tbl>
@@ -793,58 +647,6 @@
       <w:pPr>
         <w:keepNext/>
         <w:keepLines w:val="0"/>
-        <w:pageBreakBefore/>
-        <w:spacing w:before="0" w:after="60" w:line="293" w:lineRule="auto"/>
-      </w:pPr>
-      <w:r>
-        <w:rPr>
-          <w:rFonts w:ascii="JetBrains Mono" w:hAnsi="JetBrains Mono" w:eastAsia="Arial Unicode MS"/>
-          <w:b/>
-          <w:i w:val="0"/>
-          <w:color w:val="1D4ED8"/>
-          <w:sz w:val="22"/>
-        </w:rPr>
-        <w:t>W14 / 02</w:t>
-      </w:r>
-    </w:p>
-    <w:p>
-      <w:pPr>
-        <w:keepNext/>
-        <w:keepLines w:val="0"/>
-        <w:spacing w:before="0" w:after="80" w:line="252" w:lineRule="auto"/>
-      </w:pPr>
-      <w:r>
-        <w:rPr>
-          <w:rFonts w:ascii="Arial Unicode MS" w:hAnsi="Arial Unicode MS" w:eastAsia="Arial Unicode MS"/>
-          <w:b/>
-          <w:i w:val="0"/>
-          <w:color w:val="1A2340"/>
-          <w:sz w:val="44"/>
-        </w:rPr>
-        <w:t>HUMAN ONLY｜寫兩個關係映射</w:t>
-      </w:r>
-    </w:p>
-    <w:p>
-      <w:pPr>
-        <w:keepNext w:val="0"/>
-        <w:keepLines w:val="0"/>
-        <w:spacing w:before="0" w:after="140" w:line="293" w:lineRule="auto"/>
-      </w:pPr>
-      <w:r>
-        <w:rPr>
-          <w:rFonts w:ascii="Arial Unicode MS" w:hAnsi="Arial Unicode MS" w:eastAsia="Arial Unicode MS"/>
-          <w:b w:val="0"/>
-          <w:i w:val="0"/>
-          <w:color w:val="5B6573"/>
-          <w:sz w:val="22"/>
-        </w:rPr>
-        <w:t>寫功能或因果，不寫外觀；沒有這頁，不准請 AI 整理短講。</w:t>
-      </w:r>
-    </w:p>
-    <w:p>
-      <w:pPr>
-        <w:keepNext/>
-        <w:keepLines w:val="0"/>
         <w:spacing w:before="100" w:after="40" w:line="293" w:lineRule="auto"/>
       </w:pPr>
       <w:r>
@@ -855,7 +657,7 @@
           <w:color w:val="1D4ED8"/>
           <w:sz w:val="30"/>
         </w:rPr>
-        <w:t>01</w:t>
+        <w:t>03</w:t>
       </w:r>
       <w:r>
         <w:rPr>
@@ -875,7 +677,7 @@
           <w:color w:val="1A2340"/>
           <w:sz w:val="30"/>
         </w:rPr>
-        <w:t>映射一</w:t>
+        <w:t>20 分鐘後選一條路</w:t>
       </w:r>
     </w:p>
     <w:p>
@@ -912,7 +714,7 @@
           <w:color w:val="1A2340"/>
           <w:sz w:val="22"/>
         </w:rPr>
-        <w:t>A 的＿＿像 B 的＿＿，因為兩者都會造成＿＿：</w:t>
+        <w:t>□A 把自己的主張換一種說法　□B 回 W13 把資料補齊。兩條路都 0 分；我今天最需要處理的是＿＿。</w:t>
       </w:r>
     </w:p>
     <w:tbl>
@@ -986,6 +788,144 @@
           </w:p>
         </w:tc>
       </w:tr>
+    </w:tbl>
+    <w:p>
+      <w:pPr>
+        <w:keepNext/>
+        <w:keepLines w:val="0"/>
+        <w:pageBreakBefore/>
+        <w:spacing w:before="0" w:after="60" w:line="293" w:lineRule="auto"/>
+      </w:pPr>
+      <w:r>
+        <w:rPr>
+          <w:rFonts w:ascii="JetBrains Mono" w:hAnsi="JetBrains Mono" w:eastAsia="Arial Unicode MS"/>
+          <w:b/>
+          <w:i w:val="0"/>
+          <w:color w:val="1D4ED8"/>
+          <w:sz w:val="22"/>
+        </w:rPr>
+        <w:t>W14 / 02</w:t>
+      </w:r>
+    </w:p>
+    <w:p>
+      <w:pPr>
+        <w:keepNext/>
+        <w:keepLines w:val="0"/>
+        <w:spacing w:before="0" w:after="80" w:line="252" w:lineRule="auto"/>
+      </w:pPr>
+      <w:r>
+        <w:rPr>
+          <w:rFonts w:ascii="Arial Unicode MS" w:hAnsi="Arial Unicode MS" w:eastAsia="Arial Unicode MS"/>
+          <w:b/>
+          <w:i w:val="0"/>
+          <w:color w:val="1A2340"/>
+          <w:sz w:val="44"/>
+        </w:rPr>
+        <w:t>A 先自己做；B 先把資料補齊</w:t>
+      </w:r>
+    </w:p>
+    <w:p>
+      <w:pPr>
+        <w:keepNext w:val="0"/>
+        <w:keepLines w:val="0"/>
+        <w:spacing w:before="0" w:after="140" w:line="293" w:lineRule="auto"/>
+      </w:pPr>
+      <w:r>
+        <w:rPr>
+          <w:rFonts w:ascii="Arial Unicode MS" w:hAnsi="Arial Unicode MS" w:eastAsia="Arial Unicode MS"/>
+          <w:b w:val="0"/>
+          <w:i w:val="0"/>
+          <w:color w:val="5B6573"/>
+          <w:sz w:val="22"/>
+        </w:rPr>
+        <w:t>20 分後分流。A 在看 AI 版本前先留下自己的第一版；B 直接回到原文，把出處、資料最多能說到哪裡，以及最有力的反對證據或例外補實。</w:t>
+      </w:r>
+    </w:p>
+    <w:p>
+      <w:pPr>
+        <w:keepNext/>
+        <w:keepLines w:val="0"/>
+        <w:spacing w:before="100" w:after="40" w:line="293" w:lineRule="auto"/>
+      </w:pPr>
+      <w:r>
+        <w:rPr>
+          <w:rFonts w:ascii="JetBrains Mono" w:hAnsi="JetBrains Mono" w:eastAsia="Arial Unicode MS"/>
+          <w:b/>
+          <w:i w:val="0"/>
+          <w:color w:val="1D4ED8"/>
+          <w:sz w:val="30"/>
+        </w:rPr>
+        <w:t>01</w:t>
+      </w:r>
+      <w:r>
+        <w:rPr>
+          <w:rFonts w:ascii="Arial Unicode MS" w:hAnsi="Arial Unicode MS" w:eastAsia="Arial Unicode MS"/>
+          <w:b w:val="0"/>
+          <w:i w:val="0"/>
+          <w:color w:val="1D4ED8"/>
+          <w:sz w:val="30"/>
+        </w:rPr>
+        <w:t xml:space="preserve">  </w:t>
+      </w:r>
+      <w:r>
+        <w:rPr>
+          <w:rFonts w:ascii="Arial Unicode MS" w:hAnsi="Arial Unicode MS" w:eastAsia="Arial Unicode MS"/>
+          <w:b/>
+          <w:i w:val="0"/>
+          <w:color w:val="1A2340"/>
+          <w:sz w:val="30"/>
+        </w:rPr>
+        <w:t>A｜給誰看？希望他懂什麼？</w:t>
+      </w:r>
+    </w:p>
+    <w:p>
+      <w:pPr>
+        <w:keepNext/>
+        <w:keepLines w:val="0"/>
+        <w:spacing w:before="0" w:after="20" w:line="293" w:lineRule="auto"/>
+      </w:pPr>
+      <w:r>
+        <w:rPr>
+          <w:rFonts w:ascii="Arial Unicode MS" w:hAnsi="Arial Unicode MS" w:eastAsia="Arial Unicode MS"/>
+          <w:b/>
+          <w:i w:val="0"/>
+          <w:color w:val="1D4ED8"/>
+          <w:sz w:val="22"/>
+        </w:rPr>
+        <w:t>課堂必寫</w:t>
+      </w:r>
+      <w:r>
+        <w:rPr>
+          <w:rFonts w:ascii="Arial Unicode MS" w:hAnsi="Arial Unicode MS" w:eastAsia="Arial Unicode MS"/>
+          <w:b w:val="0"/>
+          <w:i w:val="0"/>
+          <w:color w:val="7B8491"/>
+          <w:sz w:val="22"/>
+        </w:rPr>
+        <w:t xml:space="preserve">  ｜  </w:t>
+      </w:r>
+      <w:r>
+        <w:rPr>
+          <w:rFonts w:ascii="Arial Unicode MS" w:hAnsi="Arial Unicode MS" w:eastAsia="Arial Unicode MS"/>
+          <w:b w:val="0"/>
+          <w:i w:val="0"/>
+          <w:color w:val="1A2340"/>
+          <w:sz w:val="22"/>
+        </w:rPr>
+        <w:t>我要讓＿＿在＿＿情況下看懂／願意做＿＿；我選 □文字＋圖 □20 秒聲音稿 □六格短片草圖。</w:t>
+      </w:r>
+    </w:p>
+    <w:tbl>
+      <w:tblPr>
+        <w:tblW w:type="dxa" w:w="9865"/>
+        <w:jc w:val="left"/>
+        <w:tblLayout w:type="fixed"/>
+        <w:tblLook w:firstColumn="1" w:firstRow="1" w:lastColumn="0" w:lastRow="0" w:noHBand="0" w:noVBand="1" w:val="04A0"/>
+        <w:tblInd w:type="dxa" w:w="0"/>
+      </w:tblPr>
+      <w:tblGrid>
+        <w:gridCol w:w="9865"/>
+      </w:tblGrid>
       <w:tr>
         <w:trPr>
           <w:trHeight w:val="437" w:hRule="atLeast"/>
@@ -1111,7 +1051,7 @@
           <w:color w:val="1A2340"/>
           <w:sz w:val="30"/>
         </w:rPr>
-        <w:t>映射二</w:t>
+        <w:t>A｜我先做的第一版｜暫不使用 AI</w:t>
       </w:r>
     </w:p>
     <w:p>
@@ -1148,7 +1088,7 @@
           <w:color w:val="1A2340"/>
           <w:sz w:val="22"/>
         </w:rPr>
-        <w:t>A 的＿＿像 B 的＿＿，因為兩者都會造成＿＿：</w:t>
+        <w:t>先寫出看得見的草稿；保留不成熟的地方，不要擦掉：</w:t>
       </w:r>
     </w:p>
     <w:tbl>
@@ -1162,1619 +1102,6 @@
       <w:tblGrid>
         <w:gridCol w:w="9865"/>
       </w:tblGrid>
-      <w:tr>
-        <w:trPr>
-          <w:trHeight w:val="437" w:hRule="atLeast"/>
-        </w:trPr>
-        <w:tc>
-          <w:tcPr>
-            <w:tcW w:type="dxa" w:w="9865"/>
-            <w:tcMar>
-              <w:top w:w="0" w:type="dxa"/>
-              <w:start w:w="0" w:type="dxa"/>
-              <w:bottom w:w="0" w:type="dxa"/>
-              <w:end w:w="0" w:type="dxa"/>
-            </w:tcMar>
-            <w:tcBorders>
-              <w:top w:val="nil"/>
-              <w:bottom w:val="single" w:sz="5" w:space="0" w:color="CBD5E1"/>
-              <w:start w:val="nil"/>
-              <w:end w:val="nil"/>
-            </w:tcBorders>
-          </w:tcPr>
-          <w:p>
-            <w:pPr>
-              <w:spacing w:before="0" w:after="0" w:line="240" w:lineRule="auto"/>
-            </w:pPr>
-            <w:r>
-              <w:t xml:space="preserve"> </w:t>
-            </w:r>
-          </w:p>
-        </w:tc>
-      </w:tr>
-      <w:tr>
-        <w:trPr>
-          <w:trHeight w:val="437" w:hRule="atLeast"/>
-        </w:trPr>
-        <w:tc>
-          <w:tcPr>
-            <w:tcW w:type="dxa" w:w="9865"/>
-            <w:tcMar>
-              <w:top w:w="0" w:type="dxa"/>
-              <w:start w:w="0" w:type="dxa"/>
-              <w:bottom w:w="0" w:type="dxa"/>
-              <w:end w:w="0" w:type="dxa"/>
-            </w:tcMar>
-            <w:tcBorders>
-              <w:top w:val="nil"/>
-              <w:bottom w:val="single" w:sz="5" w:space="0" w:color="CBD5E1"/>
-              <w:start w:val="nil"/>
-              <w:end w:val="nil"/>
-            </w:tcBorders>
-          </w:tcPr>
-          <w:p>
-            <w:pPr>
-              <w:spacing w:before="0" w:after="0" w:line="240" w:lineRule="auto"/>
-            </w:pPr>
-            <w:r>
-              <w:t xml:space="preserve"> </w:t>
-            </w:r>
-          </w:p>
-        </w:tc>
-      </w:tr>
-      <w:tr>
-        <w:trPr>
-          <w:trHeight w:val="437" w:hRule="atLeast"/>
-        </w:trPr>
-        <w:tc>
-          <w:tcPr>
-            <w:tcW w:type="dxa" w:w="9865"/>
-            <w:tcMar>
-              <w:top w:w="0" w:type="dxa"/>
-              <w:start w:w="0" w:type="dxa"/>
-              <w:bottom w:w="0" w:type="dxa"/>
-              <w:end w:w="0" w:type="dxa"/>
-            </w:tcMar>
-            <w:tcBorders>
-              <w:top w:val="nil"/>
-              <w:bottom w:val="single" w:sz="5" w:space="0" w:color="CBD5E1"/>
-              <w:start w:val="nil"/>
-              <w:end w:val="nil"/>
-            </w:tcBorders>
-          </w:tcPr>
-          <w:p>
-            <w:pPr>
-              <w:spacing w:before="0" w:after="0" w:line="240" w:lineRule="auto"/>
-            </w:pPr>
-            <w:r>
-              <w:t xml:space="preserve"> </w:t>
-            </w:r>
-          </w:p>
-        </w:tc>
-      </w:tr>
-      <w:tr>
-        <w:trPr>
-          <w:trHeight w:val="437" w:hRule="atLeast"/>
-        </w:trPr>
-        <w:tc>
-          <w:tcPr>
-            <w:tcW w:type="dxa" w:w="9865"/>
-            <w:tcMar>
-              <w:top w:w="0" w:type="dxa"/>
-              <w:start w:w="0" w:type="dxa"/>
-              <w:bottom w:w="0" w:type="dxa"/>
-              <w:end w:w="0" w:type="dxa"/>
-            </w:tcMar>
-            <w:tcBorders>
-              <w:top w:val="nil"/>
-              <w:bottom w:val="single" w:sz="5" w:space="0" w:color="CBD5E1"/>
-              <w:start w:val="nil"/>
-              <w:end w:val="nil"/>
-            </w:tcBorders>
-          </w:tcPr>
-          <w:p>
-            <w:pPr>
-              <w:spacing w:before="0" w:after="0" w:line="240" w:lineRule="auto"/>
-            </w:pPr>
-            <w:r>
-              <w:t xml:space="preserve"> </w:t>
-            </w:r>
-          </w:p>
-        </w:tc>
-      </w:tr>
-      <w:tr>
-        <w:trPr>
-          <w:trHeight w:val="437" w:hRule="atLeast"/>
-        </w:trPr>
-        <w:tc>
-          <w:tcPr>
-            <w:tcW w:type="dxa" w:w="9865"/>
-            <w:tcMar>
-              <w:top w:w="0" w:type="dxa"/>
-              <w:start w:w="0" w:type="dxa"/>
-              <w:bottom w:w="0" w:type="dxa"/>
-              <w:end w:w="0" w:type="dxa"/>
-            </w:tcMar>
-            <w:tcBorders>
-              <w:top w:val="nil"/>
-              <w:bottom w:val="single" w:sz="5" w:space="0" w:color="CBD5E1"/>
-              <w:start w:val="nil"/>
-              <w:end w:val="nil"/>
-            </w:tcBorders>
-          </w:tcPr>
-          <w:p>
-            <w:pPr>
-              <w:spacing w:before="0" w:after="0" w:line="240" w:lineRule="auto"/>
-            </w:pPr>
-            <w:r>
-              <w:t xml:space="preserve"> </w:t>
-            </w:r>
-          </w:p>
-        </w:tc>
-      </w:tr>
-    </w:tbl>
-    <w:p>
-      <w:pPr>
-        <w:keepNext/>
-        <w:keepLines w:val="0"/>
-        <w:spacing w:before="100" w:after="40" w:line="293" w:lineRule="auto"/>
-      </w:pPr>
-      <w:r>
-        <w:rPr>
-          <w:rFonts w:ascii="JetBrains Mono" w:hAnsi="JetBrains Mono" w:eastAsia="Arial Unicode MS"/>
-          <w:b/>
-          <w:i w:val="0"/>
-          <w:color w:val="1D4ED8"/>
-          <w:sz w:val="30"/>
-        </w:rPr>
-        <w:t>03</w:t>
-      </w:r>
-      <w:r>
-        <w:rPr>
-          <w:rFonts w:ascii="Arial Unicode MS" w:hAnsi="Arial Unicode MS" w:eastAsia="Arial Unicode MS"/>
-          <w:b w:val="0"/>
-          <w:i w:val="0"/>
-          <w:color w:val="1D4ED8"/>
-          <w:sz w:val="30"/>
-        </w:rPr>
-        <w:t xml:space="preserve">  </w:t>
-      </w:r>
-      <w:r>
-        <w:rPr>
-          <w:rFonts w:ascii="Arial Unicode MS" w:hAnsi="Arial Unicode MS" w:eastAsia="Arial Unicode MS"/>
-          <w:b/>
-          <w:i w:val="0"/>
-          <w:color w:val="1A2340"/>
-          <w:sz w:val="30"/>
-        </w:rPr>
-        <w:t>AI 委派紀錄</w:t>
-      </w:r>
-    </w:p>
-    <w:p>
-      <w:pPr>
-        <w:keepNext/>
-        <w:keepLines w:val="0"/>
-        <w:spacing w:before="0" w:after="20" w:line="293" w:lineRule="auto"/>
-      </w:pPr>
-      <w:r>
-        <w:rPr>
-          <w:rFonts w:ascii="Arial Unicode MS" w:hAnsi="Arial Unicode MS" w:eastAsia="Arial Unicode MS"/>
-          <w:b/>
-          <w:i w:val="0"/>
-          <w:color w:val="1D4ED8"/>
-          <w:sz w:val="22"/>
-        </w:rPr>
-        <w:t>課堂必寫</w:t>
-      </w:r>
-      <w:r>
-        <w:rPr>
-          <w:rFonts w:ascii="Arial Unicode MS" w:hAnsi="Arial Unicode MS" w:eastAsia="Arial Unicode MS"/>
-          <w:b w:val="0"/>
-          <w:i w:val="0"/>
-          <w:color w:val="7B8491"/>
-          <w:sz w:val="22"/>
-        </w:rPr>
-        <w:t xml:space="preserve">  ｜  </w:t>
-      </w:r>
-      <w:r>
-        <w:rPr>
-          <w:rFonts w:ascii="Arial Unicode MS" w:hAnsi="Arial Unicode MS" w:eastAsia="Arial Unicode MS"/>
-          <w:b w:val="0"/>
-          <w:i w:val="0"/>
-          <w:color w:val="1A2340"/>
-          <w:sz w:val="22"/>
-        </w:rPr>
-        <w:t>□ 未用 AI　□ 只請 AI 整理；AI 新增的映射我□刪除 □查證後重寫＿＿。</w:t>
-      </w:r>
-    </w:p>
-    <w:tbl>
-      <w:tblPr>
-        <w:tblW w:type="dxa" w:w="9865"/>
-        <w:jc w:val="left"/>
-        <w:tblLayout w:type="fixed"/>
-        <w:tblLook w:firstColumn="1" w:firstRow="1" w:lastColumn="0" w:lastRow="0" w:noHBand="0" w:noVBand="1" w:val="04A0"/>
-        <w:tblInd w:type="dxa" w:w="0"/>
-      </w:tblPr>
-      <w:tblGrid>
-        <w:gridCol w:w="9865"/>
-      </w:tblGrid>
-      <w:tr>
-        <w:trPr>
-          <w:trHeight w:val="437" w:hRule="atLeast"/>
-        </w:trPr>
-        <w:tc>
-          <w:tcPr>
-            <w:tcW w:type="dxa" w:w="9865"/>
-            <w:tcMar>
-              <w:top w:w="0" w:type="dxa"/>
-              <w:start w:w="0" w:type="dxa"/>
-              <w:bottom w:w="0" w:type="dxa"/>
-              <w:end w:w="0" w:type="dxa"/>
-            </w:tcMar>
-            <w:tcBorders>
-              <w:top w:val="nil"/>
-              <w:bottom w:val="single" w:sz="5" w:space="0" w:color="CBD5E1"/>
-              <w:start w:val="nil"/>
-              <w:end w:val="nil"/>
-            </w:tcBorders>
-          </w:tcPr>
-          <w:p>
-            <w:pPr>
-              <w:spacing w:before="0" w:after="0" w:line="240" w:lineRule="auto"/>
-            </w:pPr>
-            <w:r>
-              <w:t xml:space="preserve"> </w:t>
-            </w:r>
-          </w:p>
-        </w:tc>
-      </w:tr>
-      <w:tr>
-        <w:trPr>
-          <w:trHeight w:val="437" w:hRule="atLeast"/>
-        </w:trPr>
-        <w:tc>
-          <w:tcPr>
-            <w:tcW w:type="dxa" w:w="9865"/>
-            <w:tcMar>
-              <w:top w:w="0" w:type="dxa"/>
-              <w:start w:w="0" w:type="dxa"/>
-              <w:bottom w:w="0" w:type="dxa"/>
-              <w:end w:w="0" w:type="dxa"/>
-            </w:tcMar>
-            <w:tcBorders>
-              <w:top w:val="nil"/>
-              <w:bottom w:val="single" w:sz="5" w:space="0" w:color="CBD5E1"/>
-              <w:start w:val="nil"/>
-              <w:end w:val="nil"/>
-            </w:tcBorders>
-          </w:tcPr>
-          <w:p>
-            <w:pPr>
-              <w:spacing w:before="0" w:after="0" w:line="240" w:lineRule="auto"/>
-            </w:pPr>
-            <w:r>
-              <w:t xml:space="preserve"> </w:t>
-            </w:r>
-          </w:p>
-        </w:tc>
-      </w:tr>
-      <w:tr>
-        <w:trPr>
-          <w:trHeight w:val="437" w:hRule="atLeast"/>
-        </w:trPr>
-        <w:tc>
-          <w:tcPr>
-            <w:tcW w:type="dxa" w:w="9865"/>
-            <w:tcMar>
-              <w:top w:w="0" w:type="dxa"/>
-              <w:start w:w="0" w:type="dxa"/>
-              <w:bottom w:w="0" w:type="dxa"/>
-              <w:end w:w="0" w:type="dxa"/>
-            </w:tcMar>
-            <w:tcBorders>
-              <w:top w:val="nil"/>
-              <w:bottom w:val="single" w:sz="5" w:space="0" w:color="CBD5E1"/>
-              <w:start w:val="nil"/>
-              <w:end w:val="nil"/>
-            </w:tcBorders>
-          </w:tcPr>
-          <w:p>
-            <w:pPr>
-              <w:spacing w:before="0" w:after="0" w:line="240" w:lineRule="auto"/>
-            </w:pPr>
-            <w:r>
-              <w:t xml:space="preserve"> </w:t>
-            </w:r>
-          </w:p>
-        </w:tc>
-      </w:tr>
-      <w:tr>
-        <w:trPr>
-          <w:trHeight w:val="437" w:hRule="atLeast"/>
-        </w:trPr>
-        <w:tc>
-          <w:tcPr>
-            <w:tcW w:type="dxa" w:w="9865"/>
-            <w:tcMar>
-              <w:top w:w="0" w:type="dxa"/>
-              <w:start w:w="0" w:type="dxa"/>
-              <w:bottom w:w="0" w:type="dxa"/>
-              <w:end w:w="0" w:type="dxa"/>
-            </w:tcMar>
-            <w:tcBorders>
-              <w:top w:val="nil"/>
-              <w:bottom w:val="single" w:sz="5" w:space="0" w:color="CBD5E1"/>
-              <w:start w:val="nil"/>
-              <w:end w:val="nil"/>
-            </w:tcBorders>
-          </w:tcPr>
-          <w:p>
-            <w:pPr>
-              <w:spacing w:before="0" w:after="0" w:line="240" w:lineRule="auto"/>
-            </w:pPr>
-            <w:r>
-              <w:t xml:space="preserve"> </w:t>
-            </w:r>
-          </w:p>
-        </w:tc>
-      </w:tr>
-    </w:tbl>
-    <w:p>
-      <w:pPr>
-        <w:keepNext/>
-        <w:keepLines w:val="0"/>
-        <w:pageBreakBefore/>
-        <w:spacing w:before="0" w:after="60" w:line="293" w:lineRule="auto"/>
-      </w:pPr>
-      <w:r>
-        <w:rPr>
-          <w:rFonts w:ascii="JetBrains Mono" w:hAnsi="JetBrains Mono" w:eastAsia="Arial Unicode MS"/>
-          <w:b/>
-          <w:i w:val="0"/>
-          <w:color w:val="1D4ED8"/>
-          <w:sz w:val="22"/>
-        </w:rPr>
-        <w:t>W14 / 03</w:t>
-      </w:r>
-    </w:p>
-    <w:p>
-      <w:pPr>
-        <w:keepNext/>
-        <w:keepLines w:val="0"/>
-        <w:spacing w:before="0" w:after="80" w:line="252" w:lineRule="auto"/>
-      </w:pPr>
-      <w:r>
-        <w:rPr>
-          <w:rFonts w:ascii="Arial Unicode MS" w:hAnsi="Arial Unicode MS" w:eastAsia="Arial Unicode MS"/>
-          <w:b/>
-          <w:i w:val="0"/>
-          <w:color w:val="1A2340"/>
-          <w:sz w:val="44"/>
-        </w:rPr>
-        <w:t>三面檢查＋真正決定</w:t>
-      </w:r>
-    </w:p>
-    <w:p>
-      <w:pPr>
-        <w:keepNext w:val="0"/>
-        <w:keepLines w:val="0"/>
-        <w:spacing w:before="0" w:after="140" w:line="293" w:lineRule="auto"/>
-      </w:pPr>
-      <w:r>
-        <w:rPr>
-          <w:rFonts w:ascii="Arial Unicode MS" w:hAnsi="Arial Unicode MS" w:eastAsia="Arial Unicode MS"/>
-          <w:b w:val="0"/>
-          <w:i w:val="0"/>
-          <w:color w:val="5B6573"/>
-          <w:sz w:val="22"/>
-        </w:rPr>
-        <w:t>小組可共用映射；以下每人獨立作答。</w:t>
-      </w:r>
-    </w:p>
-    <w:p>
-      <w:pPr>
-        <w:keepNext/>
-        <w:keepLines w:val="0"/>
-        <w:spacing w:before="100" w:after="40" w:line="293" w:lineRule="auto"/>
-      </w:pPr>
-      <w:r>
-        <w:rPr>
-          <w:rFonts w:ascii="JetBrains Mono" w:hAnsi="JetBrains Mono" w:eastAsia="Arial Unicode MS"/>
-          <w:b/>
-          <w:i w:val="0"/>
-          <w:color w:val="1D4ED8"/>
-          <w:sz w:val="30"/>
-        </w:rPr>
-        <w:t>01</w:t>
-      </w:r>
-      <w:r>
-        <w:rPr>
-          <w:rFonts w:ascii="Arial Unicode MS" w:hAnsi="Arial Unicode MS" w:eastAsia="Arial Unicode MS"/>
-          <w:b w:val="0"/>
-          <w:i w:val="0"/>
-          <w:color w:val="1D4ED8"/>
-          <w:sz w:val="30"/>
-        </w:rPr>
-        <w:t xml:space="preserve">  </w:t>
-      </w:r>
-      <w:r>
-        <w:rPr>
-          <w:rFonts w:ascii="Arial Unicode MS" w:hAnsi="Arial Unicode MS" w:eastAsia="Arial Unicode MS"/>
-          <w:b/>
-          <w:i w:val="0"/>
-          <w:color w:val="1A2340"/>
-          <w:sz w:val="30"/>
-        </w:rPr>
-        <w:t>幫助理解</w:t>
-      </w:r>
-    </w:p>
-    <w:p>
-      <w:pPr>
-        <w:keepNext/>
-        <w:keepLines w:val="0"/>
-        <w:spacing w:before="0" w:after="20" w:line="293" w:lineRule="auto"/>
-      </w:pPr>
-      <w:r>
-        <w:rPr>
-          <w:rFonts w:ascii="Arial Unicode MS" w:hAnsi="Arial Unicode MS" w:eastAsia="Arial Unicode MS"/>
-          <w:b/>
-          <w:i w:val="0"/>
-          <w:color w:val="1D4ED8"/>
-          <w:sz w:val="22"/>
-        </w:rPr>
-        <w:t>課堂必寫</w:t>
-      </w:r>
-      <w:r>
-        <w:rPr>
-          <w:rFonts w:ascii="Arial Unicode MS" w:hAnsi="Arial Unicode MS" w:eastAsia="Arial Unicode MS"/>
-          <w:b w:val="0"/>
-          <w:i w:val="0"/>
-          <w:color w:val="7B8491"/>
-          <w:sz w:val="22"/>
-        </w:rPr>
-        <w:t xml:space="preserve">  ｜  </w:t>
-      </w:r>
-      <w:r>
-        <w:rPr>
-          <w:rFonts w:ascii="Arial Unicode MS" w:hAnsi="Arial Unicode MS" w:eastAsia="Arial Unicode MS"/>
-          <w:b w:val="0"/>
-          <w:i w:val="0"/>
-          <w:color w:val="1A2340"/>
-          <w:sz w:val="22"/>
-        </w:rPr>
-        <w:t>這個比喻讓人看見哪一個關係？</w:t>
-      </w:r>
-    </w:p>
-    <w:tbl>
-      <w:tblPr>
-        <w:tblW w:type="dxa" w:w="9865"/>
-        <w:jc w:val="left"/>
-        <w:tblLayout w:type="fixed"/>
-        <w:tblLook w:firstColumn="1" w:firstRow="1" w:lastColumn="0" w:lastRow="0" w:noHBand="0" w:noVBand="1" w:val="04A0"/>
-        <w:tblInd w:type="dxa" w:w="0"/>
-      </w:tblPr>
-      <w:tblGrid>
-        <w:gridCol w:w="9865"/>
-      </w:tblGrid>
-      <w:tr>
-        <w:trPr>
-          <w:trHeight w:val="437" w:hRule="atLeast"/>
-        </w:trPr>
-        <w:tc>
-          <w:tcPr>
-            <w:tcW w:type="dxa" w:w="9865"/>
-            <w:tcMar>
-              <w:top w:w="0" w:type="dxa"/>
-              <w:start w:w="0" w:type="dxa"/>
-              <w:bottom w:w="0" w:type="dxa"/>
-              <w:end w:w="0" w:type="dxa"/>
-            </w:tcMar>
-            <w:tcBorders>
-              <w:top w:val="nil"/>
-              <w:bottom w:val="single" w:sz="5" w:space="0" w:color="CBD5E1"/>
-              <w:start w:val="nil"/>
-              <w:end w:val="nil"/>
-            </w:tcBorders>
-          </w:tcPr>
-          <w:p>
-            <w:pPr>
-              <w:spacing w:before="0" w:after="0" w:line="240" w:lineRule="auto"/>
-            </w:pPr>
-            <w:r>
-              <w:t xml:space="preserve"> </w:t>
-            </w:r>
-          </w:p>
-        </w:tc>
-      </w:tr>
-      <w:tr>
-        <w:trPr>
-          <w:trHeight w:val="437" w:hRule="atLeast"/>
-        </w:trPr>
-        <w:tc>
-          <w:tcPr>
-            <w:tcW w:type="dxa" w:w="9865"/>
-            <w:tcMar>
-              <w:top w:w="0" w:type="dxa"/>
-              <w:start w:w="0" w:type="dxa"/>
-              <w:bottom w:w="0" w:type="dxa"/>
-              <w:end w:w="0" w:type="dxa"/>
-            </w:tcMar>
-            <w:tcBorders>
-              <w:top w:val="nil"/>
-              <w:bottom w:val="single" w:sz="5" w:space="0" w:color="CBD5E1"/>
-              <w:start w:val="nil"/>
-              <w:end w:val="nil"/>
-            </w:tcBorders>
-          </w:tcPr>
-          <w:p>
-            <w:pPr>
-              <w:spacing w:before="0" w:after="0" w:line="240" w:lineRule="auto"/>
-            </w:pPr>
-            <w:r>
-              <w:t xml:space="preserve"> </w:t>
-            </w:r>
-          </w:p>
-        </w:tc>
-      </w:tr>
-    </w:tbl>
-    <w:p>
-      <w:pPr>
-        <w:keepNext/>
-        <w:keepLines w:val="0"/>
-        <w:spacing w:before="100" w:after="40" w:line="293" w:lineRule="auto"/>
-      </w:pPr>
-      <w:r>
-        <w:rPr>
-          <w:rFonts w:ascii="JetBrains Mono" w:hAnsi="JetBrains Mono" w:eastAsia="Arial Unicode MS"/>
-          <w:b/>
-          <w:i w:val="0"/>
-          <w:color w:val="1D4ED8"/>
-          <w:sz w:val="30"/>
-        </w:rPr>
-        <w:t>02</w:t>
-      </w:r>
-      <w:r>
-        <w:rPr>
-          <w:rFonts w:ascii="Arial Unicode MS" w:hAnsi="Arial Unicode MS" w:eastAsia="Arial Unicode MS"/>
-          <w:b w:val="0"/>
-          <w:i w:val="0"/>
-          <w:color w:val="1D4ED8"/>
-          <w:sz w:val="30"/>
-        </w:rPr>
-        <w:t xml:space="preserve">  </w:t>
-      </w:r>
-      <w:r>
-        <w:rPr>
-          <w:rFonts w:ascii="Arial Unicode MS" w:hAnsi="Arial Unicode MS" w:eastAsia="Arial Unicode MS"/>
-          <w:b/>
-          <w:i w:val="0"/>
-          <w:color w:val="1A2340"/>
-          <w:sz w:val="30"/>
-        </w:rPr>
-        <w:t>造成誤導</w:t>
-      </w:r>
-    </w:p>
-    <w:p>
-      <w:pPr>
-        <w:keepNext/>
-        <w:keepLines w:val="0"/>
-        <w:spacing w:before="0" w:after="20" w:line="293" w:lineRule="auto"/>
-      </w:pPr>
-      <w:r>
-        <w:rPr>
-          <w:rFonts w:ascii="Arial Unicode MS" w:hAnsi="Arial Unicode MS" w:eastAsia="Arial Unicode MS"/>
-          <w:b/>
-          <w:i w:val="0"/>
-          <w:color w:val="1D4ED8"/>
-          <w:sz w:val="22"/>
-        </w:rPr>
-        <w:t>課堂必寫</w:t>
-      </w:r>
-      <w:r>
-        <w:rPr>
-          <w:rFonts w:ascii="Arial Unicode MS" w:hAnsi="Arial Unicode MS" w:eastAsia="Arial Unicode MS"/>
-          <w:b w:val="0"/>
-          <w:i w:val="0"/>
-          <w:color w:val="7B8491"/>
-          <w:sz w:val="22"/>
-        </w:rPr>
-        <w:t xml:space="preserve">  ｜  </w:t>
-      </w:r>
-      <w:r>
-        <w:rPr>
-          <w:rFonts w:ascii="Arial Unicode MS" w:hAnsi="Arial Unicode MS" w:eastAsia="Arial Unicode MS"/>
-          <w:b w:val="0"/>
-          <w:i w:val="0"/>
-          <w:color w:val="1A2340"/>
-          <w:sz w:val="22"/>
-        </w:rPr>
-        <w:t>它會讓人誤以為什麼也相同？</w:t>
-      </w:r>
-    </w:p>
-    <w:tbl>
-      <w:tblPr>
-        <w:tblW w:type="dxa" w:w="9865"/>
-        <w:jc w:val="left"/>
-        <w:tblLayout w:type="fixed"/>
-        <w:tblLook w:firstColumn="1" w:firstRow="1" w:lastColumn="0" w:lastRow="0" w:noHBand="0" w:noVBand="1" w:val="04A0"/>
-        <w:tblInd w:type="dxa" w:w="0"/>
-      </w:tblPr>
-      <w:tblGrid>
-        <w:gridCol w:w="9865"/>
-      </w:tblGrid>
-      <w:tr>
-        <w:trPr>
-          <w:trHeight w:val="437" w:hRule="atLeast"/>
-        </w:trPr>
-        <w:tc>
-          <w:tcPr>
-            <w:tcW w:type="dxa" w:w="9865"/>
-            <w:tcMar>
-              <w:top w:w="0" w:type="dxa"/>
-              <w:start w:w="0" w:type="dxa"/>
-              <w:bottom w:w="0" w:type="dxa"/>
-              <w:end w:w="0" w:type="dxa"/>
-            </w:tcMar>
-            <w:tcBorders>
-              <w:top w:val="nil"/>
-              <w:bottom w:val="single" w:sz="5" w:space="0" w:color="CBD5E1"/>
-              <w:start w:val="nil"/>
-              <w:end w:val="nil"/>
-            </w:tcBorders>
-          </w:tcPr>
-          <w:p>
-            <w:pPr>
-              <w:spacing w:before="0" w:after="0" w:line="240" w:lineRule="auto"/>
-            </w:pPr>
-            <w:r>
-              <w:t xml:space="preserve"> </w:t>
-            </w:r>
-          </w:p>
-        </w:tc>
-      </w:tr>
-      <w:tr>
-        <w:trPr>
-          <w:trHeight w:val="437" w:hRule="atLeast"/>
-        </w:trPr>
-        <w:tc>
-          <w:tcPr>
-            <w:tcW w:type="dxa" w:w="9865"/>
-            <w:tcMar>
-              <w:top w:w="0" w:type="dxa"/>
-              <w:start w:w="0" w:type="dxa"/>
-              <w:bottom w:w="0" w:type="dxa"/>
-              <w:end w:w="0" w:type="dxa"/>
-            </w:tcMar>
-            <w:tcBorders>
-              <w:top w:val="nil"/>
-              <w:bottom w:val="single" w:sz="5" w:space="0" w:color="CBD5E1"/>
-              <w:start w:val="nil"/>
-              <w:end w:val="nil"/>
-            </w:tcBorders>
-          </w:tcPr>
-          <w:p>
-            <w:pPr>
-              <w:spacing w:before="0" w:after="0" w:line="240" w:lineRule="auto"/>
-            </w:pPr>
-            <w:r>
-              <w:t xml:space="preserve"> </w:t>
-            </w:r>
-          </w:p>
-        </w:tc>
-      </w:tr>
-    </w:tbl>
-    <w:p>
-      <w:pPr>
-        <w:keepNext/>
-        <w:keepLines w:val="0"/>
-        <w:spacing w:before="100" w:after="40" w:line="293" w:lineRule="auto"/>
-      </w:pPr>
-      <w:r>
-        <w:rPr>
-          <w:rFonts w:ascii="JetBrains Mono" w:hAnsi="JetBrains Mono" w:eastAsia="Arial Unicode MS"/>
-          <w:b/>
-          <w:i w:val="0"/>
-          <w:color w:val="1D4ED8"/>
-          <w:sz w:val="30"/>
-        </w:rPr>
-        <w:t>03</w:t>
-      </w:r>
-      <w:r>
-        <w:rPr>
-          <w:rFonts w:ascii="Arial Unicode MS" w:hAnsi="Arial Unicode MS" w:eastAsia="Arial Unicode MS"/>
-          <w:b w:val="0"/>
-          <w:i w:val="0"/>
-          <w:color w:val="1D4ED8"/>
-          <w:sz w:val="30"/>
-        </w:rPr>
-        <w:t xml:space="preserve">  </w:t>
-      </w:r>
-      <w:r>
-        <w:rPr>
-          <w:rFonts w:ascii="Arial Unicode MS" w:hAnsi="Arial Unicode MS" w:eastAsia="Arial Unicode MS"/>
-          <w:b/>
-          <w:i w:val="0"/>
-          <w:color w:val="1A2340"/>
-          <w:sz w:val="30"/>
-        </w:rPr>
-        <w:t>來源準確</w:t>
-      </w:r>
-    </w:p>
-    <w:p>
-      <w:pPr>
-        <w:keepNext/>
-        <w:keepLines w:val="0"/>
-        <w:spacing w:before="0" w:after="20" w:line="293" w:lineRule="auto"/>
-      </w:pPr>
-      <w:r>
-        <w:rPr>
-          <w:rFonts w:ascii="Arial Unicode MS" w:hAnsi="Arial Unicode MS" w:eastAsia="Arial Unicode MS"/>
-          <w:b/>
-          <w:i w:val="0"/>
-          <w:color w:val="1D4ED8"/>
-          <w:sz w:val="22"/>
-        </w:rPr>
-        <w:t>課堂必寫</w:t>
-      </w:r>
-      <w:r>
-        <w:rPr>
-          <w:rFonts w:ascii="Arial Unicode MS" w:hAnsi="Arial Unicode MS" w:eastAsia="Arial Unicode MS"/>
-          <w:b w:val="0"/>
-          <w:i w:val="0"/>
-          <w:color w:val="7B8491"/>
-          <w:sz w:val="22"/>
-        </w:rPr>
-        <w:t xml:space="preserve">  ｜  </w:t>
-      </w:r>
-      <w:r>
-        <w:rPr>
-          <w:rFonts w:ascii="Arial Unicode MS" w:hAnsi="Arial Unicode MS" w:eastAsia="Arial Unicode MS"/>
-          <w:b w:val="0"/>
-          <w:i w:val="0"/>
-          <w:color w:val="1A2340"/>
-          <w:sz w:val="22"/>
-        </w:rPr>
-        <w:t>原句真的容許這樣借用嗎？哪裡超出原意？</w:t>
-      </w:r>
-    </w:p>
-    <w:tbl>
-      <w:tblPr>
-        <w:tblW w:type="dxa" w:w="9865"/>
-        <w:jc w:val="left"/>
-        <w:tblLayout w:type="fixed"/>
-        <w:tblLook w:firstColumn="1" w:firstRow="1" w:lastColumn="0" w:lastRow="0" w:noHBand="0" w:noVBand="1" w:val="04A0"/>
-        <w:tblInd w:type="dxa" w:w="0"/>
-      </w:tblPr>
-      <w:tblGrid>
-        <w:gridCol w:w="9865"/>
-      </w:tblGrid>
-      <w:tr>
-        <w:trPr>
-          <w:trHeight w:val="437" w:hRule="atLeast"/>
-        </w:trPr>
-        <w:tc>
-          <w:tcPr>
-            <w:tcW w:type="dxa" w:w="9865"/>
-            <w:tcMar>
-              <w:top w:w="0" w:type="dxa"/>
-              <w:start w:w="0" w:type="dxa"/>
-              <w:bottom w:w="0" w:type="dxa"/>
-              <w:end w:w="0" w:type="dxa"/>
-            </w:tcMar>
-            <w:tcBorders>
-              <w:top w:val="nil"/>
-              <w:bottom w:val="single" w:sz="5" w:space="0" w:color="CBD5E1"/>
-              <w:start w:val="nil"/>
-              <w:end w:val="nil"/>
-            </w:tcBorders>
-          </w:tcPr>
-          <w:p>
-            <w:pPr>
-              <w:spacing w:before="0" w:after="0" w:line="240" w:lineRule="auto"/>
-            </w:pPr>
-            <w:r>
-              <w:t xml:space="preserve"> </w:t>
-            </w:r>
-          </w:p>
-        </w:tc>
-      </w:tr>
-      <w:tr>
-        <w:trPr>
-          <w:trHeight w:val="437" w:hRule="atLeast"/>
-        </w:trPr>
-        <w:tc>
-          <w:tcPr>
-            <w:tcW w:type="dxa" w:w="9865"/>
-            <w:tcMar>
-              <w:top w:w="0" w:type="dxa"/>
-              <w:start w:w="0" w:type="dxa"/>
-              <w:bottom w:w="0" w:type="dxa"/>
-              <w:end w:w="0" w:type="dxa"/>
-            </w:tcMar>
-            <w:tcBorders>
-              <w:top w:val="nil"/>
-              <w:bottom w:val="single" w:sz="5" w:space="0" w:color="CBD5E1"/>
-              <w:start w:val="nil"/>
-              <w:end w:val="nil"/>
-            </w:tcBorders>
-          </w:tcPr>
-          <w:p>
-            <w:pPr>
-              <w:spacing w:before="0" w:after="0" w:line="240" w:lineRule="auto"/>
-            </w:pPr>
-            <w:r>
-              <w:t xml:space="preserve"> </w:t>
-            </w:r>
-          </w:p>
-        </w:tc>
-      </w:tr>
-    </w:tbl>
-    <w:p>
-      <w:pPr>
-        <w:keepNext/>
-        <w:keepLines w:val="0"/>
-        <w:spacing w:before="100" w:after="40" w:line="293" w:lineRule="auto"/>
-      </w:pPr>
-      <w:r>
-        <w:rPr>
-          <w:rFonts w:ascii="JetBrains Mono" w:hAnsi="JetBrains Mono" w:eastAsia="Arial Unicode MS"/>
-          <w:b/>
-          <w:i w:val="0"/>
-          <w:color w:val="1D4ED8"/>
-          <w:sz w:val="30"/>
-        </w:rPr>
-        <w:t>04</w:t>
-      </w:r>
-      <w:r>
-        <w:rPr>
-          <w:rFonts w:ascii="Arial Unicode MS" w:hAnsi="Arial Unicode MS" w:eastAsia="Arial Unicode MS"/>
-          <w:b w:val="0"/>
-          <w:i w:val="0"/>
-          <w:color w:val="1D4ED8"/>
-          <w:sz w:val="30"/>
-        </w:rPr>
-        <w:t xml:space="preserve">  </w:t>
-      </w:r>
-      <w:r>
-        <w:rPr>
-          <w:rFonts w:ascii="Arial Unicode MS" w:hAnsi="Arial Unicode MS" w:eastAsia="Arial Unicode MS"/>
-          <w:b/>
-          <w:i w:val="0"/>
-          <w:color w:val="1A2340"/>
-          <w:sz w:val="30"/>
-        </w:rPr>
-        <w:t>最後決定與限縮句</w:t>
-      </w:r>
-    </w:p>
-    <w:p>
-      <w:pPr>
-        <w:keepNext/>
-        <w:keepLines w:val="0"/>
-        <w:spacing w:before="0" w:after="20" w:line="293" w:lineRule="auto"/>
-      </w:pPr>
-      <w:r>
-        <w:rPr>
-          <w:rFonts w:ascii="Arial Unicode MS" w:hAnsi="Arial Unicode MS" w:eastAsia="Arial Unicode MS"/>
-          <w:b/>
-          <w:i w:val="0"/>
-          <w:color w:val="1D4ED8"/>
-          <w:sz w:val="22"/>
-        </w:rPr>
-        <w:t>課堂必寫</w:t>
-      </w:r>
-      <w:r>
-        <w:rPr>
-          <w:rFonts w:ascii="Arial Unicode MS" w:hAnsi="Arial Unicode MS" w:eastAsia="Arial Unicode MS"/>
-          <w:b w:val="0"/>
-          <w:i w:val="0"/>
-          <w:color w:val="7B8491"/>
-          <w:sz w:val="22"/>
-        </w:rPr>
-        <w:t xml:space="preserve">  ｜  </w:t>
-      </w:r>
-      <w:r>
-        <w:rPr>
-          <w:rFonts w:ascii="Arial Unicode MS" w:hAnsi="Arial Unicode MS" w:eastAsia="Arial Unicode MS"/>
-          <w:b w:val="0"/>
-          <w:i w:val="0"/>
-          <w:color w:val="1A2340"/>
-          <w:sz w:val="22"/>
-        </w:rPr>
-        <w:t>□保留 □修正 □不使用 □限縮。我要加進短講的一句：</w:t>
-      </w:r>
-    </w:p>
-    <w:tbl>
-      <w:tblPr>
-        <w:tblW w:type="dxa" w:w="9865"/>
-        <w:jc w:val="left"/>
-        <w:tblLayout w:type="fixed"/>
-        <w:tblLook w:firstColumn="1" w:firstRow="1" w:lastColumn="0" w:lastRow="0" w:noHBand="0" w:noVBand="1" w:val="04A0"/>
-        <w:tblInd w:type="dxa" w:w="0"/>
-      </w:tblPr>
-      <w:tblGrid>
-        <w:gridCol w:w="9865"/>
-      </w:tblGrid>
-      <w:tr>
-        <w:trPr>
-          <w:trHeight w:val="437" w:hRule="atLeast"/>
-        </w:trPr>
-        <w:tc>
-          <w:tcPr>
-            <w:tcW w:type="dxa" w:w="9865"/>
-            <w:tcMar>
-              <w:top w:w="0" w:type="dxa"/>
-              <w:start w:w="0" w:type="dxa"/>
-              <w:bottom w:w="0" w:type="dxa"/>
-              <w:end w:w="0" w:type="dxa"/>
-            </w:tcMar>
-            <w:tcBorders>
-              <w:top w:val="nil"/>
-              <w:bottom w:val="single" w:sz="5" w:space="0" w:color="CBD5E1"/>
-              <w:start w:val="nil"/>
-              <w:end w:val="nil"/>
-            </w:tcBorders>
-          </w:tcPr>
-          <w:p>
-            <w:pPr>
-              <w:spacing w:before="0" w:after="0" w:line="240" w:lineRule="auto"/>
-            </w:pPr>
-            <w:r>
-              <w:t xml:space="preserve"> </w:t>
-            </w:r>
-          </w:p>
-        </w:tc>
-      </w:tr>
-      <w:tr>
-        <w:trPr>
-          <w:trHeight w:val="437" w:hRule="atLeast"/>
-        </w:trPr>
-        <w:tc>
-          <w:tcPr>
-            <w:tcW w:type="dxa" w:w="9865"/>
-            <w:tcMar>
-              <w:top w:w="0" w:type="dxa"/>
-              <w:start w:w="0" w:type="dxa"/>
-              <w:bottom w:w="0" w:type="dxa"/>
-              <w:end w:w="0" w:type="dxa"/>
-            </w:tcMar>
-            <w:tcBorders>
-              <w:top w:val="nil"/>
-              <w:bottom w:val="single" w:sz="5" w:space="0" w:color="CBD5E1"/>
-              <w:start w:val="nil"/>
-              <w:end w:val="nil"/>
-            </w:tcBorders>
-          </w:tcPr>
-          <w:p>
-            <w:pPr>
-              <w:spacing w:before="0" w:after="0" w:line="240" w:lineRule="auto"/>
-            </w:pPr>
-            <w:r>
-              <w:t xml:space="preserve"> </w:t>
-            </w:r>
-          </w:p>
-        </w:tc>
-      </w:tr>
-      <w:tr>
-        <w:trPr>
-          <w:trHeight w:val="437" w:hRule="atLeast"/>
-        </w:trPr>
-        <w:tc>
-          <w:tcPr>
-            <w:tcW w:type="dxa" w:w="9865"/>
-            <w:tcMar>
-              <w:top w:w="0" w:type="dxa"/>
-              <w:start w:w="0" w:type="dxa"/>
-              <w:bottom w:w="0" w:type="dxa"/>
-              <w:end w:w="0" w:type="dxa"/>
-            </w:tcMar>
-            <w:tcBorders>
-              <w:top w:val="nil"/>
-              <w:bottom w:val="single" w:sz="5" w:space="0" w:color="CBD5E1"/>
-              <w:start w:val="nil"/>
-              <w:end w:val="nil"/>
-            </w:tcBorders>
-          </w:tcPr>
-          <w:p>
-            <w:pPr>
-              <w:spacing w:before="0" w:after="0" w:line="240" w:lineRule="auto"/>
-            </w:pPr>
-            <w:r>
-              <w:t xml:space="preserve"> </w:t>
-            </w:r>
-          </w:p>
-        </w:tc>
-      </w:tr>
-    </w:tbl>
-    <w:p>
-      <w:pPr>
-        <w:keepNext/>
-        <w:keepLines w:val="0"/>
-        <w:spacing w:before="60" w:after="20" w:line="293" w:lineRule="auto"/>
-      </w:pPr>
-      <w:r>
-        <w:rPr>
-          <w:rFonts w:ascii="Arial Unicode MS" w:hAnsi="Arial Unicode MS" w:eastAsia="Arial Unicode MS"/>
-          <w:b/>
-          <w:i w:val="0"/>
-          <w:color w:val="1D4ED8"/>
-          <w:sz w:val="22"/>
-        </w:rPr>
-        <w:t>課堂必寫</w:t>
-      </w:r>
-      <w:r>
-        <w:rPr>
-          <w:rFonts w:ascii="Arial Unicode MS" w:hAnsi="Arial Unicode MS" w:eastAsia="Arial Unicode MS"/>
-          <w:b w:val="0"/>
-          <w:i w:val="0"/>
-          <w:color w:val="7B8491"/>
-          <w:sz w:val="22"/>
-        </w:rPr>
-        <w:t xml:space="preserve">  ｜  </w:t>
-      </w:r>
-      <w:r>
-        <w:rPr>
-          <w:rFonts w:ascii="Arial Unicode MS" w:hAnsi="Arial Unicode MS" w:eastAsia="Arial Unicode MS"/>
-          <w:b w:val="0"/>
-          <w:i w:val="0"/>
-          <w:color w:val="1A2340"/>
-          <w:sz w:val="22"/>
-        </w:rPr>
-        <w:t>完成確認｜□ 原句／頁碼　□ 2 個關係　□ 三面檢查　□ 寫出限縮句　｜W15：30 字核心主張。</w:t>
-      </w:r>
-    </w:p>
-    <w:tbl>
-      <w:tblPr>
-        <w:tblW w:type="dxa" w:w="9865"/>
-        <w:jc w:val="left"/>
-        <w:tblLayout w:type="fixed"/>
-        <w:tblLook w:firstColumn="1" w:firstRow="1" w:lastColumn="0" w:lastRow="0" w:noHBand="0" w:noVBand="1" w:val="04A0"/>
-        <w:tblInd w:type="dxa" w:w="0"/>
-      </w:tblPr>
-      <w:tblGrid>
-        <w:gridCol w:w="9865"/>
-      </w:tblGrid>
-      <w:tr>
-        <w:trPr>
-          <w:trHeight w:val="437" w:hRule="atLeast"/>
-        </w:trPr>
-        <w:tc>
-          <w:tcPr>
-            <w:tcW w:type="dxa" w:w="9865"/>
-            <w:tcMar>
-              <w:top w:w="0" w:type="dxa"/>
-              <w:start w:w="0" w:type="dxa"/>
-              <w:bottom w:w="0" w:type="dxa"/>
-              <w:end w:w="0" w:type="dxa"/>
-            </w:tcMar>
-            <w:tcBorders>
-              <w:top w:val="nil"/>
-              <w:bottom w:val="single" w:sz="5" w:space="0" w:color="CBD5E1"/>
-              <w:start w:val="nil"/>
-              <w:end w:val="nil"/>
-            </w:tcBorders>
-          </w:tcPr>
-          <w:p>
-            <w:pPr>
-              <w:spacing w:before="0" w:after="0" w:line="240" w:lineRule="auto"/>
-            </w:pPr>
-            <w:r>
-              <w:t xml:space="preserve"> </w:t>
-            </w:r>
-          </w:p>
-        </w:tc>
-      </w:tr>
-      <w:tr>
-        <w:trPr>
-          <w:trHeight w:val="437" w:hRule="atLeast"/>
-        </w:trPr>
-        <w:tc>
-          <w:tcPr>
-            <w:tcW w:type="dxa" w:w="9865"/>
-            <w:tcMar>
-              <w:top w:w="0" w:type="dxa"/>
-              <w:start w:w="0" w:type="dxa"/>
-              <w:bottom w:w="0" w:type="dxa"/>
-              <w:end w:w="0" w:type="dxa"/>
-            </w:tcMar>
-            <w:tcBorders>
-              <w:top w:val="nil"/>
-              <w:bottom w:val="single" w:sz="5" w:space="0" w:color="CBD5E1"/>
-              <w:start w:val="nil"/>
-              <w:end w:val="nil"/>
-            </w:tcBorders>
-          </w:tcPr>
-          <w:p>
-            <w:pPr>
-              <w:spacing w:before="0" w:after="0" w:line="240" w:lineRule="auto"/>
-            </w:pPr>
-            <w:r>
-              <w:t xml:space="preserve"> </w:t>
-            </w:r>
-          </w:p>
-        </w:tc>
-      </w:tr>
-    </w:tbl>
-    <w:p>
-      <w:pPr>
-        <w:keepNext/>
-        <w:keepLines w:val="0"/>
-        <w:spacing w:before="100" w:after="40" w:line="293" w:lineRule="auto"/>
-      </w:pPr>
-      <w:r>
-        <w:rPr>
-          <w:rFonts w:ascii="JetBrains Mono" w:hAnsi="JetBrains Mono" w:eastAsia="Arial Unicode MS"/>
-          <w:b/>
-          <w:i w:val="0"/>
-          <w:color w:val="1D4ED8"/>
-          <w:sz w:val="30"/>
-        </w:rPr>
-        <w:t>06</w:t>
-      </w:r>
-      <w:r>
-        <w:rPr>
-          <w:rFonts w:ascii="Arial Unicode MS" w:hAnsi="Arial Unicode MS" w:eastAsia="Arial Unicode MS"/>
-          <w:b w:val="0"/>
-          <w:i w:val="0"/>
-          <w:color w:val="1D4ED8"/>
-          <w:sz w:val="30"/>
-        </w:rPr>
-        <w:t xml:space="preserve">  </w:t>
-      </w:r>
-      <w:r>
-        <w:rPr>
-          <w:rFonts w:ascii="Arial Unicode MS" w:hAnsi="Arial Unicode MS" w:eastAsia="Arial Unicode MS"/>
-          <w:b/>
-          <w:i w:val="0"/>
-          <w:color w:val="1A2340"/>
-          <w:sz w:val="30"/>
-        </w:rPr>
-        <w:t>橋接欄｜收尾 30 秒，不評分</w:t>
-      </w:r>
-    </w:p>
-    <w:p>
-      <w:pPr>
-        <w:keepNext/>
-        <w:keepLines w:val="0"/>
-        <w:spacing w:before="0" w:after="20" w:line="293" w:lineRule="auto"/>
-      </w:pPr>
-      <w:r>
-        <w:rPr>
-          <w:rFonts w:ascii="Arial Unicode MS" w:hAnsi="Arial Unicode MS" w:eastAsia="Arial Unicode MS"/>
-          <w:b/>
-          <w:i w:val="0"/>
-          <w:color w:val="5B6573"/>
-          <w:sz w:val="22"/>
-        </w:rPr>
-        <w:t>不評分</w:t>
-      </w:r>
-      <w:r>
-        <w:rPr>
-          <w:rFonts w:ascii="Arial Unicode MS" w:hAnsi="Arial Unicode MS" w:eastAsia="Arial Unicode MS"/>
-          <w:b w:val="0"/>
-          <w:i w:val="0"/>
-          <w:color w:val="7B8491"/>
-          <w:sz w:val="22"/>
-        </w:rPr>
-        <w:t xml:space="preserve">  ｜  </w:t>
-      </w:r>
-      <w:r>
-        <w:rPr>
-          <w:rFonts w:ascii="Arial Unicode MS" w:hAnsi="Arial Unicode MS" w:eastAsia="Arial Unicode MS"/>
-          <w:b w:val="0"/>
-          <w:i w:val="0"/>
-          <w:color w:val="1A2340"/>
-          <w:sz w:val="22"/>
-        </w:rPr>
-        <w:t>這週的招，我在＿＿科的＿＿（單元／題型）用得上，因為＿＿。寫到具體單元／題型才算；想不到就寫「這週的招是＿＿」。</w:t>
-      </w:r>
-    </w:p>
-    <w:p>
-      <w:pPr>
-        <w:keepNext/>
-        <w:keepLines w:val="0"/>
-        <w:pageBreakBefore/>
-        <w:spacing w:before="0" w:after="60" w:line="293" w:lineRule="auto"/>
-      </w:pPr>
-      <w:r>
-        <w:rPr>
-          <w:rFonts w:ascii="JetBrains Mono" w:hAnsi="JetBrains Mono" w:eastAsia="Arial Unicode MS"/>
-          <w:b/>
-          <w:i w:val="0"/>
-          <w:color w:val="1D4ED8"/>
-          <w:sz w:val="22"/>
-        </w:rPr>
-        <w:t>W14 / 04</w:t>
-      </w:r>
-    </w:p>
-    <w:p>
-      <w:pPr>
-        <w:keepNext/>
-        <w:keepLines w:val="0"/>
-        <w:spacing w:before="0" w:after="80" w:line="252" w:lineRule="auto"/>
-      </w:pPr>
-      <w:r>
-        <w:rPr>
-          <w:rFonts w:ascii="Arial Unicode MS" w:hAnsi="Arial Unicode MS" w:eastAsia="Arial Unicode MS"/>
-          <w:b/>
-          <w:i w:val="0"/>
-          <w:color w:val="1A2340"/>
-          <w:sz w:val="44"/>
-        </w:rPr>
-        <w:t>自留札記｜這一頁不交</w:t>
-      </w:r>
-    </w:p>
-    <w:p>
-      <w:pPr>
-        <w:keepNext w:val="0"/>
-        <w:keepLines w:val="0"/>
-        <w:spacing w:before="0" w:after="140" w:line="293" w:lineRule="auto"/>
-      </w:pPr>
-      <w:r>
-        <w:rPr>
-          <w:rFonts w:ascii="Arial Unicode MS" w:hAnsi="Arial Unicode MS" w:eastAsia="Arial Unicode MS"/>
-          <w:b w:val="0"/>
-          <w:i w:val="0"/>
-          <w:color w:val="5B6573"/>
-          <w:sz w:val="22"/>
-        </w:rPr>
-        <w:t>老師不讀、不計分；可不寫、遮住或撕下。W14 可選且不另收件；缺席不必補交，直接準備相同的 W15 入場句。</w:t>
-      </w:r>
-    </w:p>
-    <w:p>
-      <w:pPr>
-        <w:keepNext/>
-        <w:keepLines w:val="0"/>
-        <w:spacing w:before="100" w:after="40" w:line="293" w:lineRule="auto"/>
-      </w:pPr>
-      <w:r>
-        <w:rPr>
-          <w:rFonts w:ascii="JetBrains Mono" w:hAnsi="JetBrains Mono" w:eastAsia="Arial Unicode MS"/>
-          <w:b/>
-          <w:i w:val="0"/>
-          <w:color w:val="1D4ED8"/>
-          <w:sz w:val="30"/>
-        </w:rPr>
-        <w:t>01</w:t>
-      </w:r>
-      <w:r>
-        <w:rPr>
-          <w:rFonts w:ascii="Arial Unicode MS" w:hAnsi="Arial Unicode MS" w:eastAsia="Arial Unicode MS"/>
-          <w:b w:val="0"/>
-          <w:i w:val="0"/>
-          <w:color w:val="1D4ED8"/>
-          <w:sz w:val="30"/>
-        </w:rPr>
-        <w:t xml:space="preserve">  </w:t>
-      </w:r>
-      <w:r>
-        <w:rPr>
-          <w:rFonts w:ascii="Arial Unicode MS" w:hAnsi="Arial Unicode MS" w:eastAsia="Arial Unicode MS"/>
-          <w:b/>
-          <w:i w:val="0"/>
-          <w:color w:val="1A2340"/>
-          <w:sz w:val="30"/>
-        </w:rPr>
-        <w:t>只給自己</w:t>
-      </w:r>
-    </w:p>
-    <w:p>
-      <w:pPr>
-        <w:keepNext/>
-        <w:keepLines w:val="0"/>
-        <w:spacing w:before="0" w:after="20" w:line="293" w:lineRule="auto"/>
-      </w:pPr>
-      <w:r>
-        <w:rPr>
-          <w:rFonts w:ascii="Arial Unicode MS" w:hAnsi="Arial Unicode MS" w:eastAsia="Arial Unicode MS"/>
-          <w:b/>
-          <w:i w:val="0"/>
-          <w:color w:val="5B6573"/>
-          <w:sz w:val="22"/>
-        </w:rPr>
-        <w:t>自留札記</w:t>
-      </w:r>
-      <w:r>
-        <w:rPr>
-          <w:rFonts w:ascii="Arial Unicode MS" w:hAnsi="Arial Unicode MS" w:eastAsia="Arial Unicode MS"/>
-          <w:b w:val="0"/>
-          <w:i w:val="0"/>
-          <w:color w:val="7B8491"/>
-          <w:sz w:val="22"/>
-        </w:rPr>
-        <w:t xml:space="preserve">  ｜  </w:t>
-      </w:r>
-      <w:r>
-        <w:rPr>
-          <w:rFonts w:ascii="Arial Unicode MS" w:hAnsi="Arial Unicode MS" w:eastAsia="Arial Unicode MS"/>
-          <w:b w:val="0"/>
-          <w:i w:val="0"/>
-          <w:color w:val="1A2340"/>
-          <w:sz w:val="22"/>
-        </w:rPr>
-        <w:t>哪一個聽起來最漂亮的比喻，其實最容易讓我相信得太快？下次我要先查哪裡？</w:t>
-      </w:r>
-    </w:p>
-    <w:tbl>
-      <w:tblPr>
-        <w:tblW w:type="dxa" w:w="9865"/>
-        <w:jc w:val="left"/>
-        <w:tblLayout w:type="fixed"/>
-        <w:tblLook w:firstColumn="1" w:firstRow="1" w:lastColumn="0" w:lastRow="0" w:noHBand="0" w:noVBand="1" w:val="04A0"/>
-        <w:tblInd w:type="dxa" w:w="0"/>
-      </w:tblPr>
-      <w:tblGrid>
-        <w:gridCol w:w="9865"/>
-      </w:tblGrid>
-      <w:tr>
-        <w:trPr>
-          <w:trHeight w:val="437" w:hRule="atLeast"/>
-        </w:trPr>
-        <w:tc>
-          <w:tcPr>
-            <w:tcW w:type="dxa" w:w="9865"/>
-            <w:tcMar>
-              <w:top w:w="0" w:type="dxa"/>
-              <w:start w:w="0" w:type="dxa"/>
-              <w:bottom w:w="0" w:type="dxa"/>
-              <w:end w:w="0" w:type="dxa"/>
-            </w:tcMar>
-            <w:tcBorders>
-              <w:top w:val="nil"/>
-              <w:bottom w:val="single" w:sz="5" w:space="0" w:color="CBD5E1"/>
-              <w:start w:val="nil"/>
-              <w:end w:val="nil"/>
-            </w:tcBorders>
-          </w:tcPr>
-          <w:p>
-            <w:pPr>
-              <w:spacing w:before="0" w:after="0" w:line="240" w:lineRule="auto"/>
-            </w:pPr>
-            <w:r>
-              <w:t xml:space="preserve"> </w:t>
-            </w:r>
-          </w:p>
-        </w:tc>
-      </w:tr>
-      <w:tr>
-        <w:trPr>
-          <w:trHeight w:val="437" w:hRule="atLeast"/>
-        </w:trPr>
-        <w:tc>
-          <w:tcPr>
-            <w:tcW w:type="dxa" w:w="9865"/>
-            <w:tcMar>
-              <w:top w:w="0" w:type="dxa"/>
-              <w:start w:w="0" w:type="dxa"/>
-              <w:bottom w:w="0" w:type="dxa"/>
-              <w:end w:w="0" w:type="dxa"/>
-            </w:tcMar>
-            <w:tcBorders>
-              <w:top w:val="nil"/>
-              <w:bottom w:val="single" w:sz="5" w:space="0" w:color="CBD5E1"/>
-              <w:start w:val="nil"/>
-              <w:end w:val="nil"/>
-            </w:tcBorders>
-          </w:tcPr>
-          <w:p>
-            <w:pPr>
-              <w:spacing w:before="0" w:after="0" w:line="240" w:lineRule="auto"/>
-            </w:pPr>
-            <w:r>
-              <w:t xml:space="preserve"> </w:t>
-            </w:r>
-          </w:p>
-        </w:tc>
-      </w:tr>
-      <w:tr>
-        <w:trPr>
-          <w:trHeight w:val="437" w:hRule="atLeast"/>
-        </w:trPr>
-        <w:tc>
-          <w:tcPr>
-            <w:tcW w:type="dxa" w:w="9865"/>
-            <w:tcMar>
-              <w:top w:w="0" w:type="dxa"/>
-              <w:start w:w="0" w:type="dxa"/>
-              <w:bottom w:w="0" w:type="dxa"/>
-              <w:end w:w="0" w:type="dxa"/>
-            </w:tcMar>
-            <w:tcBorders>
-              <w:top w:val="nil"/>
-              <w:bottom w:val="single" w:sz="5" w:space="0" w:color="CBD5E1"/>
-              <w:start w:val="nil"/>
-              <w:end w:val="nil"/>
-            </w:tcBorders>
-          </w:tcPr>
-          <w:p>
-            <w:pPr>
-              <w:spacing w:before="0" w:after="0" w:line="240" w:lineRule="auto"/>
-            </w:pPr>
-            <w:r>
-              <w:t xml:space="preserve"> </w:t>
-            </w:r>
-          </w:p>
-        </w:tc>
-      </w:tr>
-      <w:tr>
-        <w:trPr>
-          <w:trHeight w:val="437" w:hRule="atLeast"/>
-        </w:trPr>
-        <w:tc>
-          <w:tcPr>
-            <w:tcW w:type="dxa" w:w="9865"/>
-            <w:tcMar>
-              <w:top w:w="0" w:type="dxa"/>
-              <w:start w:w="0" w:type="dxa"/>
-              <w:bottom w:w="0" w:type="dxa"/>
-              <w:end w:w="0" w:type="dxa"/>
-            </w:tcMar>
-            <w:tcBorders>
-              <w:top w:val="nil"/>
-              <w:bottom w:val="single" w:sz="5" w:space="0" w:color="CBD5E1"/>
-              <w:start w:val="nil"/>
-              <w:end w:val="nil"/>
-            </w:tcBorders>
-          </w:tcPr>
-          <w:p>
-            <w:pPr>
-              <w:spacing w:before="0" w:after="0" w:line="240" w:lineRule="auto"/>
-            </w:pPr>
-            <w:r>
-              <w:t xml:space="preserve"> </w:t>
-            </w:r>
-          </w:p>
-        </w:tc>
-      </w:tr>
-      <w:tr>
-        <w:trPr>
-          <w:trHeight w:val="437" w:hRule="atLeast"/>
-        </w:trPr>
-        <w:tc>
-          <w:tcPr>
-            <w:tcW w:type="dxa" w:w="9865"/>
-            <w:tcMar>
-              <w:top w:w="0" w:type="dxa"/>
-              <w:start w:w="0" w:type="dxa"/>
-              <w:bottom w:w="0" w:type="dxa"/>
-              <w:end w:w="0" w:type="dxa"/>
-            </w:tcMar>
-            <w:tcBorders>
-              <w:top w:val="nil"/>
-              <w:bottom w:val="single" w:sz="5" w:space="0" w:color="CBD5E1"/>
-              <w:start w:val="nil"/>
-              <w:end w:val="nil"/>
-            </w:tcBorders>
-          </w:tcPr>
-          <w:p>
-            <w:pPr>
-              <w:spacing w:before="0" w:after="0" w:line="240" w:lineRule="auto"/>
-            </w:pPr>
-            <w:r>
-              <w:t xml:space="preserve"> </w:t>
-            </w:r>
-          </w:p>
-        </w:tc>
-      </w:tr>
-      <w:tr>
-        <w:trPr>
-          <w:trHeight w:val="437" w:hRule="atLeast"/>
-        </w:trPr>
-        <w:tc>
-          <w:tcPr>
-            <w:tcW w:type="dxa" w:w="9865"/>
-            <w:tcMar>
-              <w:top w:w="0" w:type="dxa"/>
-              <w:start w:w="0" w:type="dxa"/>
-              <w:bottom w:w="0" w:type="dxa"/>
-              <w:end w:w="0" w:type="dxa"/>
-            </w:tcMar>
-            <w:tcBorders>
-              <w:top w:val="nil"/>
-              <w:bottom w:val="single" w:sz="5" w:space="0" w:color="CBD5E1"/>
-              <w:start w:val="nil"/>
-              <w:end w:val="nil"/>
-            </w:tcBorders>
-          </w:tcPr>
-          <w:p>
-            <w:pPr>
-              <w:spacing w:before="0" w:after="0" w:line="240" w:lineRule="auto"/>
-            </w:pPr>
-            <w:r>
-              <w:t xml:space="preserve"> </w:t>
-            </w:r>
-          </w:p>
-        </w:tc>
-      </w:tr>
-      <w:tr>
-        <w:trPr>
-          <w:trHeight w:val="437" w:hRule="atLeast"/>
-        </w:trPr>
-        <w:tc>
-          <w:tcPr>
-            <w:tcW w:type="dxa" w:w="9865"/>
-            <w:tcMar>
-              <w:top w:w="0" w:type="dxa"/>
-              <w:start w:w="0" w:type="dxa"/>
-              <w:bottom w:w="0" w:type="dxa"/>
-              <w:end w:w="0" w:type="dxa"/>
-            </w:tcMar>
-            <w:tcBorders>
-              <w:top w:val="nil"/>
-              <w:bottom w:val="single" w:sz="5" w:space="0" w:color="CBD5E1"/>
-              <w:start w:val="nil"/>
-              <w:end w:val="nil"/>
-            </w:tcBorders>
-          </w:tcPr>
-          <w:p>
-            <w:pPr>
-              <w:spacing w:before="0" w:after="0" w:line="240" w:lineRule="auto"/>
-            </w:pPr>
-            <w:r>
-              <w:t xml:space="preserve"> </w:t>
-            </w:r>
-          </w:p>
-        </w:tc>
-      </w:tr>
-      <w:tr>
-        <w:trPr>
-          <w:trHeight w:val="437" w:hRule="atLeast"/>
-        </w:trPr>
-        <w:tc>
-          <w:tcPr>
-            <w:tcW w:type="dxa" w:w="9865"/>
-            <w:tcMar>
-              <w:top w:w="0" w:type="dxa"/>
-              <w:start w:w="0" w:type="dxa"/>
-              <w:bottom w:w="0" w:type="dxa"/>
-              <w:end w:w="0" w:type="dxa"/>
-            </w:tcMar>
-            <w:tcBorders>
-              <w:top w:val="nil"/>
-              <w:bottom w:val="single" w:sz="5" w:space="0" w:color="CBD5E1"/>
-              <w:start w:val="nil"/>
-              <w:end w:val="nil"/>
-            </w:tcBorders>
-          </w:tcPr>
-          <w:p>
-            <w:pPr>
-              <w:spacing w:before="0" w:after="0" w:line="240" w:lineRule="auto"/>
-            </w:pPr>
-            <w:r>
-              <w:t xml:space="preserve"> </w:t>
-            </w:r>
-          </w:p>
-        </w:tc>
-      </w:tr>
-      <w:tr>
-        <w:trPr>
-          <w:trHeight w:val="437" w:hRule="atLeast"/>
-        </w:trPr>
-        <w:tc>
-          <w:tcPr>
-            <w:tcW w:type="dxa" w:w="9865"/>
-            <w:tcMar>
-              <w:top w:w="0" w:type="dxa"/>
-              <w:start w:w="0" w:type="dxa"/>
-              <w:bottom w:w="0" w:type="dxa"/>
-              <w:end w:w="0" w:type="dxa"/>
-            </w:tcMar>
-            <w:tcBorders>
-              <w:top w:val="nil"/>
-              <w:bottom w:val="single" w:sz="5" w:space="0" w:color="CBD5E1"/>
-              <w:start w:val="nil"/>
-              <w:end w:val="nil"/>
-            </w:tcBorders>
-          </w:tcPr>
-          <w:p>
-            <w:pPr>
-              <w:spacing w:before="0" w:after="0" w:line="240" w:lineRule="auto"/>
-            </w:pPr>
-            <w:r>
-              <w:t xml:space="preserve"> </w:t>
-            </w:r>
-          </w:p>
-        </w:tc>
-      </w:tr>
       <w:tr>
         <w:trPr>
           <w:trHeight w:val="437" w:hRule="atLeast"/>
@@ -3000,7 +1327,7 @@
           <w:color w:val="1D4ED8"/>
           <w:sz w:val="30"/>
         </w:rPr>
-        <w:t>02</w:t>
+        <w:t>03</w:t>
       </w:r>
       <w:r>
         <w:rPr>
@@ -3020,7 +1347,7 @@
           <w:color w:val="1A2340"/>
           <w:sz w:val="30"/>
         </w:rPr>
-        <w:t>W15 入場</w:t>
+        <w:t>B｜我補回的資料</w:t>
       </w:r>
     </w:p>
     <w:p>
@@ -3057,7 +1384,1523 @@
           <w:color w:val="1A2340"/>
           <w:sz w:val="22"/>
         </w:rPr>
-        <w:t>把小組立場濃縮成一句 30 字內的核心主張；想自願補練可使用學生版物件／概念卡。</w:t>
+        <w:t>原始出處／頁碼或卡號＿＿；它真的說＿＿；資料最多只能說到＿＿。</w:t>
+      </w:r>
+    </w:p>
+    <w:tbl>
+      <w:tblPr>
+        <w:tblW w:type="dxa" w:w="9865"/>
+        <w:jc w:val="left"/>
+        <w:tblLayout w:type="fixed"/>
+        <w:tblLook w:firstColumn="1" w:firstRow="1" w:lastColumn="0" w:lastRow="0" w:noHBand="0" w:noVBand="1" w:val="04A0"/>
+        <w:tblInd w:type="dxa" w:w="0"/>
+      </w:tblPr>
+      <w:tblGrid>
+        <w:gridCol w:w="9865"/>
+      </w:tblGrid>
+      <w:tr>
+        <w:trPr>
+          <w:trHeight w:val="437" w:hRule="atLeast"/>
+        </w:trPr>
+        <w:tc>
+          <w:tcPr>
+            <w:tcW w:type="dxa" w:w="9865"/>
+            <w:tcMar>
+              <w:top w:w="0" w:type="dxa"/>
+              <w:start w:w="0" w:type="dxa"/>
+              <w:bottom w:w="0" w:type="dxa"/>
+              <w:end w:w="0" w:type="dxa"/>
+            </w:tcMar>
+            <w:tcBorders>
+              <w:top w:val="nil"/>
+              <w:bottom w:val="single" w:sz="5" w:space="0" w:color="CBD5E1"/>
+              <w:start w:val="nil"/>
+              <w:end w:val="nil"/>
+            </w:tcBorders>
+          </w:tcPr>
+          <w:p>
+            <w:pPr>
+              <w:spacing w:before="0" w:after="0" w:line="240" w:lineRule="auto"/>
+            </w:pPr>
+            <w:r>
+              <w:t xml:space="preserve"> </w:t>
+            </w:r>
+          </w:p>
+        </w:tc>
+      </w:tr>
+      <w:tr>
+        <w:trPr>
+          <w:trHeight w:val="437" w:hRule="atLeast"/>
+        </w:trPr>
+        <w:tc>
+          <w:tcPr>
+            <w:tcW w:type="dxa" w:w="9865"/>
+            <w:tcMar>
+              <w:top w:w="0" w:type="dxa"/>
+              <w:start w:w="0" w:type="dxa"/>
+              <w:bottom w:w="0" w:type="dxa"/>
+              <w:end w:w="0" w:type="dxa"/>
+            </w:tcMar>
+            <w:tcBorders>
+              <w:top w:val="nil"/>
+              <w:bottom w:val="single" w:sz="5" w:space="0" w:color="CBD5E1"/>
+              <w:start w:val="nil"/>
+              <w:end w:val="nil"/>
+            </w:tcBorders>
+          </w:tcPr>
+          <w:p>
+            <w:pPr>
+              <w:spacing w:before="0" w:after="0" w:line="240" w:lineRule="auto"/>
+            </w:pPr>
+            <w:r>
+              <w:t xml:space="preserve"> </w:t>
+            </w:r>
+          </w:p>
+        </w:tc>
+      </w:tr>
+      <w:tr>
+        <w:trPr>
+          <w:trHeight w:val="437" w:hRule="atLeast"/>
+        </w:trPr>
+        <w:tc>
+          <w:tcPr>
+            <w:tcW w:type="dxa" w:w="9865"/>
+            <w:tcMar>
+              <w:top w:w="0" w:type="dxa"/>
+              <w:start w:w="0" w:type="dxa"/>
+              <w:bottom w:w="0" w:type="dxa"/>
+              <w:end w:w="0" w:type="dxa"/>
+            </w:tcMar>
+            <w:tcBorders>
+              <w:top w:val="nil"/>
+              <w:bottom w:val="single" w:sz="5" w:space="0" w:color="CBD5E1"/>
+              <w:start w:val="nil"/>
+              <w:end w:val="nil"/>
+            </w:tcBorders>
+          </w:tcPr>
+          <w:p>
+            <w:pPr>
+              <w:spacing w:before="0" w:after="0" w:line="240" w:lineRule="auto"/>
+            </w:pPr>
+            <w:r>
+              <w:t xml:space="preserve"> </w:t>
+            </w:r>
+          </w:p>
+        </w:tc>
+      </w:tr>
+      <w:tr>
+        <w:trPr>
+          <w:trHeight w:val="437" w:hRule="atLeast"/>
+        </w:trPr>
+        <w:tc>
+          <w:tcPr>
+            <w:tcW w:type="dxa" w:w="9865"/>
+            <w:tcMar>
+              <w:top w:w="0" w:type="dxa"/>
+              <w:start w:w="0" w:type="dxa"/>
+              <w:bottom w:w="0" w:type="dxa"/>
+              <w:end w:w="0" w:type="dxa"/>
+            </w:tcMar>
+            <w:tcBorders>
+              <w:top w:val="nil"/>
+              <w:bottom w:val="single" w:sz="5" w:space="0" w:color="CBD5E1"/>
+              <w:start w:val="nil"/>
+              <w:end w:val="nil"/>
+            </w:tcBorders>
+          </w:tcPr>
+          <w:p>
+            <w:pPr>
+              <w:spacing w:before="0" w:after="0" w:line="240" w:lineRule="auto"/>
+            </w:pPr>
+            <w:r>
+              <w:t xml:space="preserve"> </w:t>
+            </w:r>
+          </w:p>
+        </w:tc>
+      </w:tr>
+      <w:tr>
+        <w:trPr>
+          <w:trHeight w:val="437" w:hRule="atLeast"/>
+        </w:trPr>
+        <w:tc>
+          <w:tcPr>
+            <w:tcW w:type="dxa" w:w="9865"/>
+            <w:tcMar>
+              <w:top w:w="0" w:type="dxa"/>
+              <w:start w:w="0" w:type="dxa"/>
+              <w:bottom w:w="0" w:type="dxa"/>
+              <w:end w:w="0" w:type="dxa"/>
+            </w:tcMar>
+            <w:tcBorders>
+              <w:top w:val="nil"/>
+              <w:bottom w:val="single" w:sz="5" w:space="0" w:color="CBD5E1"/>
+              <w:start w:val="nil"/>
+              <w:end w:val="nil"/>
+            </w:tcBorders>
+          </w:tcPr>
+          <w:p>
+            <w:pPr>
+              <w:spacing w:before="0" w:after="0" w:line="240" w:lineRule="auto"/>
+            </w:pPr>
+            <w:r>
+              <w:t xml:space="preserve"> </w:t>
+            </w:r>
+          </w:p>
+        </w:tc>
+      </w:tr>
+    </w:tbl>
+    <w:p>
+      <w:pPr>
+        <w:keepNext/>
+        <w:keepLines w:val="0"/>
+        <w:pageBreakBefore/>
+        <w:spacing w:before="0" w:after="60" w:line="293" w:lineRule="auto"/>
+      </w:pPr>
+      <w:r>
+        <w:rPr>
+          <w:rFonts w:ascii="JetBrains Mono" w:hAnsi="JetBrains Mono" w:eastAsia="Arial Unicode MS"/>
+          <w:b/>
+          <w:i w:val="0"/>
+          <w:color w:val="1D4ED8"/>
+          <w:sz w:val="22"/>
+        </w:rPr>
+        <w:t>W14 / 03</w:t>
+      </w:r>
+    </w:p>
+    <w:p>
+      <w:pPr>
+        <w:keepNext/>
+        <w:keepLines w:val="0"/>
+        <w:spacing w:before="0" w:after="80" w:line="252" w:lineRule="auto"/>
+      </w:pPr>
+      <w:r>
+        <w:rPr>
+          <w:rFonts w:ascii="Arial Unicode MS" w:hAnsi="Arial Unicode MS" w:eastAsia="Arial Unicode MS"/>
+          <w:b/>
+          <w:i w:val="0"/>
+          <w:color w:val="1A2340"/>
+          <w:sz w:val="44"/>
+        </w:rPr>
+        <w:t>A 看 AI 版本；B 完成修正</w:t>
+      </w:r>
+    </w:p>
+    <w:p>
+      <w:pPr>
+        <w:keepNext w:val="0"/>
+        <w:keepLines w:val="0"/>
+        <w:spacing w:before="0" w:after="140" w:line="293" w:lineRule="auto"/>
+      </w:pPr>
+      <w:r>
+        <w:rPr>
+          <w:rFonts w:ascii="Arial Unicode MS" w:hAnsi="Arial Unicode MS" w:eastAsia="Arial Unicode MS"/>
+          <w:b w:val="0"/>
+          <w:i w:val="0"/>
+          <w:color w:val="5B6573"/>
+          <w:sz w:val="22"/>
+        </w:rPr>
+        <w:t>A：自己的第一版完成後，才看老師準備的 AI 版本；老師同意時可現場再問一次，沒用也不吃虧。B：回原文處理最有力的反對證據或例外，再寫目前站得住的版本。</w:t>
+      </w:r>
+    </w:p>
+    <w:p>
+      <w:pPr>
+        <w:keepNext/>
+        <w:keepLines w:val="0"/>
+        <w:spacing w:before="60" w:after="20" w:line="293" w:lineRule="auto"/>
+      </w:pPr>
+      <w:r>
+        <w:rPr>
+          <w:rFonts w:ascii="JetBrains Mono" w:hAnsi="JetBrains Mono" w:eastAsia="Arial Unicode MS"/>
+          <w:b/>
+          <w:i w:val="0"/>
+          <w:color w:val="1D4ED8"/>
+          <w:sz w:val="30"/>
+        </w:rPr>
+        <w:t>01</w:t>
+      </w:r>
+      <w:r>
+        <w:rPr>
+          <w:rFonts w:ascii="Arial Unicode MS" w:hAnsi="Arial Unicode MS" w:eastAsia="Arial Unicode MS"/>
+          <w:b w:val="0"/>
+          <w:i w:val="0"/>
+          <w:color w:val="1D4ED8"/>
+          <w:sz w:val="30"/>
+        </w:rPr>
+        <w:t xml:space="preserve">  </w:t>
+      </w:r>
+      <w:r>
+        <w:rPr>
+          <w:rFonts w:ascii="Arial Unicode MS" w:hAnsi="Arial Unicode MS" w:eastAsia="Arial Unicode MS"/>
+          <w:b/>
+          <w:i w:val="0"/>
+          <w:color w:val="1A2340"/>
+          <w:sz w:val="30"/>
+        </w:rPr>
+        <w:t>A｜AI 改了什麼</w:t>
+      </w:r>
+    </w:p>
+    <w:p>
+      <w:pPr>
+        <w:keepNext/>
+        <w:keepLines w:val="0"/>
+        <w:spacing w:before="0" w:after="20" w:line="293" w:lineRule="auto"/>
+      </w:pPr>
+      <w:r>
+        <w:rPr>
+          <w:rFonts w:ascii="Arial Unicode MS" w:hAnsi="Arial Unicode MS" w:eastAsia="Arial Unicode MS"/>
+          <w:b/>
+          <w:i w:val="0"/>
+          <w:color w:val="1D4ED8"/>
+          <w:sz w:val="22"/>
+        </w:rPr>
+        <w:t>課堂必寫</w:t>
+      </w:r>
+      <w:r>
+        <w:rPr>
+          <w:rFonts w:ascii="Arial Unicode MS" w:hAnsi="Arial Unicode MS" w:eastAsia="Arial Unicode MS"/>
+          <w:b w:val="0"/>
+          <w:i w:val="0"/>
+          <w:color w:val="7B8491"/>
+          <w:sz w:val="22"/>
+        </w:rPr>
+        <w:t xml:space="preserve">  ｜  </w:t>
+      </w:r>
+      <w:r>
+        <w:rPr>
+          <w:rFonts w:ascii="Arial Unicode MS" w:hAnsi="Arial Unicode MS" w:eastAsia="Arial Unicode MS"/>
+          <w:b w:val="0"/>
+          <w:i w:val="0"/>
+          <w:color w:val="1A2340"/>
+          <w:sz w:val="22"/>
+        </w:rPr>
+        <w:t>我看 □老師版本 A／B □老師同意後現場再問。AI 多加了＿＿、拿掉了＿＿；最可能被忽略或講得太簡單的是＿＿。</w:t>
+      </w:r>
+    </w:p>
+    <w:tbl>
+      <w:tblPr>
+        <w:tblW w:type="dxa" w:w="9865"/>
+        <w:jc w:val="left"/>
+        <w:tblLayout w:type="fixed"/>
+        <w:tblLook w:firstColumn="1" w:firstRow="1" w:lastColumn="0" w:lastRow="0" w:noHBand="0" w:noVBand="1" w:val="04A0"/>
+        <w:tblInd w:type="dxa" w:w="0"/>
+      </w:tblPr>
+      <w:tblGrid>
+        <w:gridCol w:w="9865"/>
+      </w:tblGrid>
+      <w:tr>
+        <w:trPr>
+          <w:trHeight w:val="340" w:hRule="atLeast"/>
+        </w:trPr>
+        <w:tc>
+          <w:tcPr>
+            <w:tcW w:type="dxa" w:w="9865"/>
+            <w:tcMar>
+              <w:top w:w="0" w:type="dxa"/>
+              <w:start w:w="0" w:type="dxa"/>
+              <w:bottom w:w="0" w:type="dxa"/>
+              <w:end w:w="0" w:type="dxa"/>
+            </w:tcMar>
+            <w:tcBorders>
+              <w:top w:val="nil"/>
+              <w:bottom w:val="single" w:sz="5" w:space="0" w:color="CBD5E1"/>
+              <w:start w:val="nil"/>
+              <w:end w:val="nil"/>
+            </w:tcBorders>
+          </w:tcPr>
+          <w:p>
+            <w:pPr>
+              <w:spacing w:before="0" w:after="0" w:line="240" w:lineRule="auto"/>
+            </w:pPr>
+            <w:r>
+              <w:t xml:space="preserve"> </w:t>
+            </w:r>
+          </w:p>
+        </w:tc>
+      </w:tr>
+      <w:tr>
+        <w:trPr>
+          <w:trHeight w:val="340" w:hRule="atLeast"/>
+        </w:trPr>
+        <w:tc>
+          <w:tcPr>
+            <w:tcW w:type="dxa" w:w="9865"/>
+            <w:tcMar>
+              <w:top w:w="0" w:type="dxa"/>
+              <w:start w:w="0" w:type="dxa"/>
+              <w:bottom w:w="0" w:type="dxa"/>
+              <w:end w:w="0" w:type="dxa"/>
+            </w:tcMar>
+            <w:tcBorders>
+              <w:top w:val="nil"/>
+              <w:bottom w:val="single" w:sz="5" w:space="0" w:color="CBD5E1"/>
+              <w:start w:val="nil"/>
+              <w:end w:val="nil"/>
+            </w:tcBorders>
+          </w:tcPr>
+          <w:p>
+            <w:pPr>
+              <w:spacing w:before="0" w:after="0" w:line="240" w:lineRule="auto"/>
+            </w:pPr>
+            <w:r>
+              <w:t xml:space="preserve"> </w:t>
+            </w:r>
+          </w:p>
+        </w:tc>
+      </w:tr>
+      <w:tr>
+        <w:trPr>
+          <w:trHeight w:val="340" w:hRule="atLeast"/>
+        </w:trPr>
+        <w:tc>
+          <w:tcPr>
+            <w:tcW w:type="dxa" w:w="9865"/>
+            <w:tcMar>
+              <w:top w:w="0" w:type="dxa"/>
+              <w:start w:w="0" w:type="dxa"/>
+              <w:bottom w:w="0" w:type="dxa"/>
+              <w:end w:w="0" w:type="dxa"/>
+            </w:tcMar>
+            <w:tcBorders>
+              <w:top w:val="nil"/>
+              <w:bottom w:val="single" w:sz="5" w:space="0" w:color="CBD5E1"/>
+              <w:start w:val="nil"/>
+              <w:end w:val="nil"/>
+            </w:tcBorders>
+          </w:tcPr>
+          <w:p>
+            <w:pPr>
+              <w:spacing w:before="0" w:after="0" w:line="240" w:lineRule="auto"/>
+            </w:pPr>
+            <w:r>
+              <w:t xml:space="preserve"> </w:t>
+            </w:r>
+          </w:p>
+        </w:tc>
+      </w:tr>
+      <w:tr>
+        <w:trPr>
+          <w:trHeight w:val="340" w:hRule="atLeast"/>
+        </w:trPr>
+        <w:tc>
+          <w:tcPr>
+            <w:tcW w:type="dxa" w:w="9865"/>
+            <w:tcMar>
+              <w:top w:w="0" w:type="dxa"/>
+              <w:start w:w="0" w:type="dxa"/>
+              <w:bottom w:w="0" w:type="dxa"/>
+              <w:end w:w="0" w:type="dxa"/>
+            </w:tcMar>
+            <w:tcBorders>
+              <w:top w:val="nil"/>
+              <w:bottom w:val="single" w:sz="5" w:space="0" w:color="CBD5E1"/>
+              <w:start w:val="nil"/>
+              <w:end w:val="nil"/>
+            </w:tcBorders>
+          </w:tcPr>
+          <w:p>
+            <w:pPr>
+              <w:spacing w:before="0" w:after="0" w:line="240" w:lineRule="auto"/>
+            </w:pPr>
+            <w:r>
+              <w:t xml:space="preserve"> </w:t>
+            </w:r>
+          </w:p>
+        </w:tc>
+      </w:tr>
+    </w:tbl>
+    <w:p>
+      <w:pPr>
+        <w:keepNext/>
+        <w:keepLines w:val="0"/>
+        <w:spacing w:before="60" w:after="20" w:line="293" w:lineRule="auto"/>
+      </w:pPr>
+      <w:r>
+        <w:rPr>
+          <w:rFonts w:ascii="JetBrains Mono" w:hAnsi="JetBrains Mono" w:eastAsia="Arial Unicode MS"/>
+          <w:b/>
+          <w:i w:val="0"/>
+          <w:color w:val="1D4ED8"/>
+          <w:sz w:val="30"/>
+        </w:rPr>
+        <w:t>02</w:t>
+      </w:r>
+      <w:r>
+        <w:rPr>
+          <w:rFonts w:ascii="Arial Unicode MS" w:hAnsi="Arial Unicode MS" w:eastAsia="Arial Unicode MS"/>
+          <w:b w:val="0"/>
+          <w:i w:val="0"/>
+          <w:color w:val="1D4ED8"/>
+          <w:sz w:val="30"/>
+        </w:rPr>
+        <w:t xml:space="preserve">  </w:t>
+      </w:r>
+      <w:r>
+        <w:rPr>
+          <w:rFonts w:ascii="Arial Unicode MS" w:hAnsi="Arial Unicode MS" w:eastAsia="Arial Unicode MS"/>
+          <w:b/>
+          <w:i w:val="0"/>
+          <w:color w:val="1A2340"/>
+          <w:sz w:val="30"/>
+        </w:rPr>
+        <w:t>B｜最有力的反對證據或例外</w:t>
+      </w:r>
+    </w:p>
+    <w:p>
+      <w:pPr>
+        <w:keepNext/>
+        <w:keepLines w:val="0"/>
+        <w:spacing w:before="0" w:after="20" w:line="293" w:lineRule="auto"/>
+      </w:pPr>
+      <w:r>
+        <w:rPr>
+          <w:rFonts w:ascii="Arial Unicode MS" w:hAnsi="Arial Unicode MS" w:eastAsia="Arial Unicode MS"/>
+          <w:b/>
+          <w:i w:val="0"/>
+          <w:color w:val="1D4ED8"/>
+          <w:sz w:val="22"/>
+        </w:rPr>
+        <w:t>課堂必寫</w:t>
+      </w:r>
+      <w:r>
+        <w:rPr>
+          <w:rFonts w:ascii="Arial Unicode MS" w:hAnsi="Arial Unicode MS" w:eastAsia="Arial Unicode MS"/>
+          <w:b w:val="0"/>
+          <w:i w:val="0"/>
+          <w:color w:val="7B8491"/>
+          <w:sz w:val="22"/>
+        </w:rPr>
+        <w:t xml:space="preserve">  ｜  </w:t>
+      </w:r>
+      <w:r>
+        <w:rPr>
+          <w:rFonts w:ascii="Arial Unicode MS" w:hAnsi="Arial Unicode MS" w:eastAsia="Arial Unicode MS"/>
+          <w:b w:val="0"/>
+          <w:i w:val="0"/>
+          <w:color w:val="1A2340"/>
+          <w:sz w:val="22"/>
+        </w:rPr>
+        <w:t>它是＿＿；所以我 □維持 □縮小 □改變 □暫停，現在只說＿＿。</w:t>
+      </w:r>
+    </w:p>
+    <w:tbl>
+      <w:tblPr>
+        <w:tblW w:type="dxa" w:w="9865"/>
+        <w:jc w:val="left"/>
+        <w:tblLayout w:type="fixed"/>
+        <w:tblLook w:firstColumn="1" w:firstRow="1" w:lastColumn="0" w:lastRow="0" w:noHBand="0" w:noVBand="1" w:val="04A0"/>
+        <w:tblInd w:type="dxa" w:w="0"/>
+      </w:tblPr>
+      <w:tblGrid>
+        <w:gridCol w:w="9865"/>
+      </w:tblGrid>
+      <w:tr>
+        <w:trPr>
+          <w:trHeight w:val="340" w:hRule="atLeast"/>
+        </w:trPr>
+        <w:tc>
+          <w:tcPr>
+            <w:tcW w:type="dxa" w:w="9865"/>
+            <w:tcMar>
+              <w:top w:w="0" w:type="dxa"/>
+              <w:start w:w="0" w:type="dxa"/>
+              <w:bottom w:w="0" w:type="dxa"/>
+              <w:end w:w="0" w:type="dxa"/>
+            </w:tcMar>
+            <w:tcBorders>
+              <w:top w:val="nil"/>
+              <w:bottom w:val="single" w:sz="5" w:space="0" w:color="CBD5E1"/>
+              <w:start w:val="nil"/>
+              <w:end w:val="nil"/>
+            </w:tcBorders>
+          </w:tcPr>
+          <w:p>
+            <w:pPr>
+              <w:spacing w:before="0" w:after="0" w:line="240" w:lineRule="auto"/>
+            </w:pPr>
+            <w:r>
+              <w:t xml:space="preserve"> </w:t>
+            </w:r>
+          </w:p>
+        </w:tc>
+      </w:tr>
+      <w:tr>
+        <w:trPr>
+          <w:trHeight w:val="340" w:hRule="atLeast"/>
+        </w:trPr>
+        <w:tc>
+          <w:tcPr>
+            <w:tcW w:type="dxa" w:w="9865"/>
+            <w:tcMar>
+              <w:top w:w="0" w:type="dxa"/>
+              <w:start w:w="0" w:type="dxa"/>
+              <w:bottom w:w="0" w:type="dxa"/>
+              <w:end w:w="0" w:type="dxa"/>
+            </w:tcMar>
+            <w:tcBorders>
+              <w:top w:val="nil"/>
+              <w:bottom w:val="single" w:sz="5" w:space="0" w:color="CBD5E1"/>
+              <w:start w:val="nil"/>
+              <w:end w:val="nil"/>
+            </w:tcBorders>
+          </w:tcPr>
+          <w:p>
+            <w:pPr>
+              <w:spacing w:before="0" w:after="0" w:line="240" w:lineRule="auto"/>
+            </w:pPr>
+            <w:r>
+              <w:t xml:space="preserve"> </w:t>
+            </w:r>
+          </w:p>
+        </w:tc>
+      </w:tr>
+      <w:tr>
+        <w:trPr>
+          <w:trHeight w:val="340" w:hRule="atLeast"/>
+        </w:trPr>
+        <w:tc>
+          <w:tcPr>
+            <w:tcW w:type="dxa" w:w="9865"/>
+            <w:tcMar>
+              <w:top w:w="0" w:type="dxa"/>
+              <w:start w:w="0" w:type="dxa"/>
+              <w:bottom w:w="0" w:type="dxa"/>
+              <w:end w:w="0" w:type="dxa"/>
+            </w:tcMar>
+            <w:tcBorders>
+              <w:top w:val="nil"/>
+              <w:bottom w:val="single" w:sz="5" w:space="0" w:color="CBD5E1"/>
+              <w:start w:val="nil"/>
+              <w:end w:val="nil"/>
+            </w:tcBorders>
+          </w:tcPr>
+          <w:p>
+            <w:pPr>
+              <w:spacing w:before="0" w:after="0" w:line="240" w:lineRule="auto"/>
+            </w:pPr>
+            <w:r>
+              <w:t xml:space="preserve"> </w:t>
+            </w:r>
+          </w:p>
+        </w:tc>
+      </w:tr>
+      <w:tr>
+        <w:trPr>
+          <w:trHeight w:val="340" w:hRule="atLeast"/>
+        </w:trPr>
+        <w:tc>
+          <w:tcPr>
+            <w:tcW w:type="dxa" w:w="9865"/>
+            <w:tcMar>
+              <w:top w:w="0" w:type="dxa"/>
+              <w:start w:w="0" w:type="dxa"/>
+              <w:bottom w:w="0" w:type="dxa"/>
+              <w:end w:w="0" w:type="dxa"/>
+            </w:tcMar>
+            <w:tcBorders>
+              <w:top w:val="nil"/>
+              <w:bottom w:val="single" w:sz="5" w:space="0" w:color="CBD5E1"/>
+              <w:start w:val="nil"/>
+              <w:end w:val="nil"/>
+            </w:tcBorders>
+          </w:tcPr>
+          <w:p>
+            <w:pPr>
+              <w:spacing w:before="0" w:after="0" w:line="240" w:lineRule="auto"/>
+            </w:pPr>
+            <w:r>
+              <w:t xml:space="preserve"> </w:t>
+            </w:r>
+          </w:p>
+        </w:tc>
+      </w:tr>
+    </w:tbl>
+    <w:p>
+      <w:pPr>
+        <w:keepNext/>
+        <w:keepLines w:val="0"/>
+        <w:spacing w:before="60" w:after="20" w:line="293" w:lineRule="auto"/>
+      </w:pPr>
+      <w:r>
+        <w:rPr>
+          <w:rFonts w:ascii="JetBrains Mono" w:hAnsi="JetBrains Mono" w:eastAsia="Arial Unicode MS"/>
+          <w:b/>
+          <w:i w:val="0"/>
+          <w:color w:val="1D4ED8"/>
+          <w:sz w:val="30"/>
+        </w:rPr>
+        <w:t>03</w:t>
+      </w:r>
+      <w:r>
+        <w:rPr>
+          <w:rFonts w:ascii="Arial Unicode MS" w:hAnsi="Arial Unicode MS" w:eastAsia="Arial Unicode MS"/>
+          <w:b w:val="0"/>
+          <w:i w:val="0"/>
+          <w:color w:val="1D4ED8"/>
+          <w:sz w:val="30"/>
+        </w:rPr>
+        <w:t xml:space="preserve">  </w:t>
+      </w:r>
+      <w:r>
+        <w:rPr>
+          <w:rFonts w:ascii="Arial Unicode MS" w:hAnsi="Arial Unicode MS" w:eastAsia="Arial Unicode MS"/>
+          <w:b/>
+          <w:i w:val="0"/>
+          <w:color w:val="1A2340"/>
+          <w:sz w:val="30"/>
+        </w:rPr>
+        <w:t>我先決定</w:t>
+      </w:r>
+    </w:p>
+    <w:p>
+      <w:pPr>
+        <w:keepNext/>
+        <w:keepLines w:val="0"/>
+        <w:spacing w:before="0" w:after="20" w:line="293" w:lineRule="auto"/>
+      </w:pPr>
+      <w:r>
+        <w:rPr>
+          <w:rFonts w:ascii="Arial Unicode MS" w:hAnsi="Arial Unicode MS" w:eastAsia="Arial Unicode MS"/>
+          <w:b/>
+          <w:i w:val="0"/>
+          <w:color w:val="1D4ED8"/>
+          <w:sz w:val="22"/>
+        </w:rPr>
+        <w:t>課堂必寫</w:t>
+      </w:r>
+      <w:r>
+        <w:rPr>
+          <w:rFonts w:ascii="Arial Unicode MS" w:hAnsi="Arial Unicode MS" w:eastAsia="Arial Unicode MS"/>
+          <w:b w:val="0"/>
+          <w:i w:val="0"/>
+          <w:color w:val="7B8491"/>
+          <w:sz w:val="22"/>
+        </w:rPr>
+        <w:t xml:space="preserve">  ｜  </w:t>
+      </w:r>
+      <w:r>
+        <w:rPr>
+          <w:rFonts w:ascii="Arial Unicode MS" w:hAnsi="Arial Unicode MS" w:eastAsia="Arial Unicode MS"/>
+          <w:b w:val="0"/>
+          <w:i w:val="0"/>
+          <w:color w:val="1A2340"/>
+          <w:sz w:val="22"/>
+        </w:rPr>
+        <w:t>A：我對 AI 版本 □保留 □不用 □修改。B：我對修正版 □採用 □再查。我的理由與確切根據是＿＿。</w:t>
+      </w:r>
+    </w:p>
+    <w:tbl>
+      <w:tblPr>
+        <w:tblW w:type="dxa" w:w="9865"/>
+        <w:jc w:val="left"/>
+        <w:tblLayout w:type="fixed"/>
+        <w:tblLook w:firstColumn="1" w:firstRow="1" w:lastColumn="0" w:lastRow="0" w:noHBand="0" w:noVBand="1" w:val="04A0"/>
+        <w:tblInd w:type="dxa" w:w="0"/>
+      </w:tblPr>
+      <w:tblGrid>
+        <w:gridCol w:w="9865"/>
+      </w:tblGrid>
+      <w:tr>
+        <w:trPr>
+          <w:trHeight w:val="340" w:hRule="atLeast"/>
+        </w:trPr>
+        <w:tc>
+          <w:tcPr>
+            <w:tcW w:type="dxa" w:w="9865"/>
+            <w:tcMar>
+              <w:top w:w="0" w:type="dxa"/>
+              <w:start w:w="0" w:type="dxa"/>
+              <w:bottom w:w="0" w:type="dxa"/>
+              <w:end w:w="0" w:type="dxa"/>
+            </w:tcMar>
+            <w:tcBorders>
+              <w:top w:val="nil"/>
+              <w:bottom w:val="single" w:sz="5" w:space="0" w:color="CBD5E1"/>
+              <w:start w:val="nil"/>
+              <w:end w:val="nil"/>
+            </w:tcBorders>
+          </w:tcPr>
+          <w:p>
+            <w:pPr>
+              <w:spacing w:before="0" w:after="0" w:line="240" w:lineRule="auto"/>
+            </w:pPr>
+            <w:r>
+              <w:t xml:space="preserve"> </w:t>
+            </w:r>
+          </w:p>
+        </w:tc>
+      </w:tr>
+      <w:tr>
+        <w:trPr>
+          <w:trHeight w:val="340" w:hRule="atLeast"/>
+        </w:trPr>
+        <w:tc>
+          <w:tcPr>
+            <w:tcW w:type="dxa" w:w="9865"/>
+            <w:tcMar>
+              <w:top w:w="0" w:type="dxa"/>
+              <w:start w:w="0" w:type="dxa"/>
+              <w:bottom w:w="0" w:type="dxa"/>
+              <w:end w:w="0" w:type="dxa"/>
+            </w:tcMar>
+            <w:tcBorders>
+              <w:top w:val="nil"/>
+              <w:bottom w:val="single" w:sz="5" w:space="0" w:color="CBD5E1"/>
+              <w:start w:val="nil"/>
+              <w:end w:val="nil"/>
+            </w:tcBorders>
+          </w:tcPr>
+          <w:p>
+            <w:pPr>
+              <w:spacing w:before="0" w:after="0" w:line="240" w:lineRule="auto"/>
+            </w:pPr>
+            <w:r>
+              <w:t xml:space="preserve"> </w:t>
+            </w:r>
+          </w:p>
+        </w:tc>
+      </w:tr>
+      <w:tr>
+        <w:trPr>
+          <w:trHeight w:val="340" w:hRule="atLeast"/>
+        </w:trPr>
+        <w:tc>
+          <w:tcPr>
+            <w:tcW w:type="dxa" w:w="9865"/>
+            <w:tcMar>
+              <w:top w:w="0" w:type="dxa"/>
+              <w:start w:w="0" w:type="dxa"/>
+              <w:bottom w:w="0" w:type="dxa"/>
+              <w:end w:w="0" w:type="dxa"/>
+            </w:tcMar>
+            <w:tcBorders>
+              <w:top w:val="nil"/>
+              <w:bottom w:val="single" w:sz="5" w:space="0" w:color="CBD5E1"/>
+              <w:start w:val="nil"/>
+              <w:end w:val="nil"/>
+            </w:tcBorders>
+          </w:tcPr>
+          <w:p>
+            <w:pPr>
+              <w:spacing w:before="0" w:after="0" w:line="240" w:lineRule="auto"/>
+            </w:pPr>
+            <w:r>
+              <w:t xml:space="preserve"> </w:t>
+            </w:r>
+          </w:p>
+        </w:tc>
+      </w:tr>
+    </w:tbl>
+    <w:p>
+      <w:pPr>
+        <w:keepNext/>
+        <w:keepLines w:val="0"/>
+        <w:spacing w:before="60" w:after="20" w:line="293" w:lineRule="auto"/>
+      </w:pPr>
+      <w:r>
+        <w:rPr>
+          <w:rFonts w:ascii="JetBrains Mono" w:hAnsi="JetBrains Mono" w:eastAsia="Arial Unicode MS"/>
+          <w:b/>
+          <w:i w:val="0"/>
+          <w:color w:val="1D4ED8"/>
+          <w:sz w:val="30"/>
+        </w:rPr>
+        <w:t>04</w:t>
+      </w:r>
+      <w:r>
+        <w:rPr>
+          <w:rFonts w:ascii="Arial Unicode MS" w:hAnsi="Arial Unicode MS" w:eastAsia="Arial Unicode MS"/>
+          <w:b w:val="0"/>
+          <w:i w:val="0"/>
+          <w:color w:val="1D4ED8"/>
+          <w:sz w:val="30"/>
+        </w:rPr>
+        <w:t xml:space="preserve">  </w:t>
+      </w:r>
+      <w:r>
+        <w:rPr>
+          <w:rFonts w:ascii="Arial Unicode MS" w:hAnsi="Arial Unicode MS" w:eastAsia="Arial Unicode MS"/>
+          <w:b/>
+          <w:i w:val="0"/>
+          <w:color w:val="1A2340"/>
+          <w:sz w:val="30"/>
+        </w:rPr>
+        <w:t>小組再決定</w:t>
+      </w:r>
+    </w:p>
+    <w:p>
+      <w:pPr>
+        <w:keepNext/>
+        <w:keepLines w:val="0"/>
+        <w:spacing w:before="0" w:after="20" w:line="293" w:lineRule="auto"/>
+      </w:pPr>
+      <w:r>
+        <w:rPr>
+          <w:rFonts w:ascii="Arial Unicode MS" w:hAnsi="Arial Unicode MS" w:eastAsia="Arial Unicode MS"/>
+          <w:b/>
+          <w:i w:val="0"/>
+          <w:color w:val="1D4ED8"/>
+          <w:sz w:val="22"/>
+        </w:rPr>
+        <w:t>課堂必寫</w:t>
+      </w:r>
+      <w:r>
+        <w:rPr>
+          <w:rFonts w:ascii="Arial Unicode MS" w:hAnsi="Arial Unicode MS" w:eastAsia="Arial Unicode MS"/>
+          <w:b w:val="0"/>
+          <w:i w:val="0"/>
+          <w:color w:val="7B8491"/>
+          <w:sz w:val="22"/>
+        </w:rPr>
+        <w:t xml:space="preserve">  ｜  </w:t>
+      </w:r>
+      <w:r>
+        <w:rPr>
+          <w:rFonts w:ascii="Arial Unicode MS" w:hAnsi="Arial Unicode MS" w:eastAsia="Arial Unicode MS"/>
+          <w:b w:val="0"/>
+          <w:i w:val="0"/>
+          <w:color w:val="1A2340"/>
+          <w:sz w:val="22"/>
+        </w:rPr>
+        <w:t>最後留下＿＿、刪掉＿＿、改成＿＿；還有不同意見是＿＿；最後說明並負責的人：＿＿。</w:t>
+      </w:r>
+    </w:p>
+    <w:tbl>
+      <w:tblPr>
+        <w:tblW w:type="dxa" w:w="9865"/>
+        <w:jc w:val="left"/>
+        <w:tblLayout w:type="fixed"/>
+        <w:tblLook w:firstColumn="1" w:firstRow="1" w:lastColumn="0" w:lastRow="0" w:noHBand="0" w:noVBand="1" w:val="04A0"/>
+        <w:tblInd w:type="dxa" w:w="0"/>
+      </w:tblPr>
+      <w:tblGrid>
+        <w:gridCol w:w="9865"/>
+      </w:tblGrid>
+      <w:tr>
+        <w:trPr>
+          <w:trHeight w:val="340" w:hRule="atLeast"/>
+        </w:trPr>
+        <w:tc>
+          <w:tcPr>
+            <w:tcW w:type="dxa" w:w="9865"/>
+            <w:tcMar>
+              <w:top w:w="0" w:type="dxa"/>
+              <w:start w:w="0" w:type="dxa"/>
+              <w:bottom w:w="0" w:type="dxa"/>
+              <w:end w:w="0" w:type="dxa"/>
+            </w:tcMar>
+            <w:tcBorders>
+              <w:top w:val="nil"/>
+              <w:bottom w:val="single" w:sz="5" w:space="0" w:color="CBD5E1"/>
+              <w:start w:val="nil"/>
+              <w:end w:val="nil"/>
+            </w:tcBorders>
+          </w:tcPr>
+          <w:p>
+            <w:pPr>
+              <w:spacing w:before="0" w:after="0" w:line="240" w:lineRule="auto"/>
+            </w:pPr>
+            <w:r>
+              <w:t xml:space="preserve"> </w:t>
+            </w:r>
+          </w:p>
+        </w:tc>
+      </w:tr>
+      <w:tr>
+        <w:trPr>
+          <w:trHeight w:val="340" w:hRule="atLeast"/>
+        </w:trPr>
+        <w:tc>
+          <w:tcPr>
+            <w:tcW w:type="dxa" w:w="9865"/>
+            <w:tcMar>
+              <w:top w:w="0" w:type="dxa"/>
+              <w:start w:w="0" w:type="dxa"/>
+              <w:bottom w:w="0" w:type="dxa"/>
+              <w:end w:w="0" w:type="dxa"/>
+            </w:tcMar>
+            <w:tcBorders>
+              <w:top w:val="nil"/>
+              <w:bottom w:val="single" w:sz="5" w:space="0" w:color="CBD5E1"/>
+              <w:start w:val="nil"/>
+              <w:end w:val="nil"/>
+            </w:tcBorders>
+          </w:tcPr>
+          <w:p>
+            <w:pPr>
+              <w:spacing w:before="0" w:after="0" w:line="240" w:lineRule="auto"/>
+            </w:pPr>
+            <w:r>
+              <w:t xml:space="preserve"> </w:t>
+            </w:r>
+          </w:p>
+        </w:tc>
+      </w:tr>
+      <w:tr>
+        <w:trPr>
+          <w:trHeight w:val="340" w:hRule="atLeast"/>
+        </w:trPr>
+        <w:tc>
+          <w:tcPr>
+            <w:tcW w:type="dxa" w:w="9865"/>
+            <w:tcMar>
+              <w:top w:w="0" w:type="dxa"/>
+              <w:start w:w="0" w:type="dxa"/>
+              <w:bottom w:w="0" w:type="dxa"/>
+              <w:end w:w="0" w:type="dxa"/>
+            </w:tcMar>
+            <w:tcBorders>
+              <w:top w:val="nil"/>
+              <w:bottom w:val="single" w:sz="5" w:space="0" w:color="CBD5E1"/>
+              <w:start w:val="nil"/>
+              <w:end w:val="nil"/>
+            </w:tcBorders>
+          </w:tcPr>
+          <w:p>
+            <w:pPr>
+              <w:spacing w:before="0" w:after="0" w:line="240" w:lineRule="auto"/>
+            </w:pPr>
+            <w:r>
+              <w:t xml:space="preserve"> </w:t>
+            </w:r>
+          </w:p>
+        </w:tc>
+      </w:tr>
+    </w:tbl>
+    <w:p>
+      <w:pPr>
+        <w:keepNext/>
+        <w:keepLines w:val="0"/>
+        <w:pageBreakBefore/>
+        <w:spacing w:before="0" w:after="60" w:line="293" w:lineRule="auto"/>
+      </w:pPr>
+      <w:r>
+        <w:rPr>
+          <w:rFonts w:ascii="JetBrains Mono" w:hAnsi="JetBrains Mono" w:eastAsia="Arial Unicode MS"/>
+          <w:b/>
+          <w:i w:val="0"/>
+          <w:color w:val="1D4ED8"/>
+          <w:sz w:val="22"/>
+        </w:rPr>
+        <w:t>W14 / 04</w:t>
+      </w:r>
+    </w:p>
+    <w:p>
+      <w:pPr>
+        <w:keepNext/>
+        <w:keepLines w:val="0"/>
+        <w:spacing w:before="0" w:after="80" w:line="252" w:lineRule="auto"/>
+      </w:pPr>
+      <w:r>
+        <w:rPr>
+          <w:rFonts w:ascii="Arial Unicode MS" w:hAnsi="Arial Unicode MS" w:eastAsia="Arial Unicode MS"/>
+          <w:b/>
+          <w:i w:val="0"/>
+          <w:color w:val="1A2340"/>
+          <w:sz w:val="44"/>
+        </w:rPr>
+        <w:t>請真人說回去，再帶到 W15</w:t>
+      </w:r>
+    </w:p>
+    <w:p>
+      <w:pPr>
+        <w:keepNext w:val="0"/>
+        <w:keepLines w:val="0"/>
+        <w:spacing w:before="0" w:after="140" w:line="293" w:lineRule="auto"/>
+      </w:pPr>
+      <w:r>
+        <w:rPr>
+          <w:rFonts w:ascii="Arial Unicode MS" w:hAnsi="Arial Unicode MS" w:eastAsia="Arial Unicode MS"/>
+          <w:b w:val="0"/>
+          <w:i w:val="0"/>
+          <w:color w:val="5B6573"/>
+          <w:sz w:val="22"/>
+        </w:rPr>
+        <w:t>兩條路都把目前版本交給另一位真人；對方看／聽完後關起來，用自己的話說。先找出作品哪裡造成落差，再決定要不要改。</w:t>
+      </w:r>
+    </w:p>
+    <w:p>
+      <w:pPr>
+        <w:keepNext/>
+        <w:keepLines w:val="0"/>
+        <w:spacing w:before="100" w:after="40" w:line="293" w:lineRule="auto"/>
+      </w:pPr>
+      <w:r>
+        <w:rPr>
+          <w:rFonts w:ascii="JetBrains Mono" w:hAnsi="JetBrains Mono" w:eastAsia="Arial Unicode MS"/>
+          <w:b/>
+          <w:i w:val="0"/>
+          <w:color w:val="1D4ED8"/>
+          <w:sz w:val="30"/>
+        </w:rPr>
+        <w:t>01</w:t>
+      </w:r>
+      <w:r>
+        <w:rPr>
+          <w:rFonts w:ascii="Arial Unicode MS" w:hAnsi="Arial Unicode MS" w:eastAsia="Arial Unicode MS"/>
+          <w:b w:val="0"/>
+          <w:i w:val="0"/>
+          <w:color w:val="1D4ED8"/>
+          <w:sz w:val="30"/>
+        </w:rPr>
+        <w:t xml:space="preserve">  </w:t>
+      </w:r>
+      <w:r>
+        <w:rPr>
+          <w:rFonts w:ascii="Arial Unicode MS" w:hAnsi="Arial Unicode MS" w:eastAsia="Arial Unicode MS"/>
+          <w:b/>
+          <w:i w:val="0"/>
+          <w:color w:val="1A2340"/>
+          <w:sz w:val="30"/>
+        </w:rPr>
+        <w:t>A 作品草稿／B 補好的版本</w:t>
+      </w:r>
+    </w:p>
+    <w:p>
+      <w:pPr>
+        <w:keepNext/>
+        <w:keepLines w:val="0"/>
+        <w:spacing w:before="0" w:after="20" w:line="293" w:lineRule="auto"/>
+      </w:pPr>
+      <w:r>
+        <w:rPr>
+          <w:rFonts w:ascii="Arial Unicode MS" w:hAnsi="Arial Unicode MS" w:eastAsia="Arial Unicode MS"/>
+          <w:b/>
+          <w:i w:val="0"/>
+          <w:color w:val="1D4ED8"/>
+          <w:sz w:val="22"/>
+        </w:rPr>
+        <w:t>課堂必寫</w:t>
+      </w:r>
+      <w:r>
+        <w:rPr>
+          <w:rFonts w:ascii="Arial Unicode MS" w:hAnsi="Arial Unicode MS" w:eastAsia="Arial Unicode MS"/>
+          <w:b w:val="0"/>
+          <w:i w:val="0"/>
+          <w:color w:val="7B8491"/>
+          <w:sz w:val="22"/>
+        </w:rPr>
+        <w:t xml:space="preserve">  ｜  </w:t>
+      </w:r>
+      <w:r>
+        <w:rPr>
+          <w:rFonts w:ascii="Arial Unicode MS" w:hAnsi="Arial Unicode MS" w:eastAsia="Arial Unicode MS"/>
+          <w:b w:val="0"/>
+          <w:i w:val="0"/>
+          <w:color w:val="1A2340"/>
+          <w:sz w:val="22"/>
+        </w:rPr>
+        <w:t>□A：文字、圖卡、聲音稿或短片草圖是＿＿。□B：資料出處、能說到哪裡與修正版主張是＿＿。</w:t>
+      </w:r>
+    </w:p>
+    <w:tbl>
+      <w:tblPr>
+        <w:tblW w:type="dxa" w:w="9865"/>
+        <w:jc w:val="left"/>
+        <w:tblLayout w:type="fixed"/>
+        <w:tblLook w:firstColumn="1" w:firstRow="1" w:lastColumn="0" w:lastRow="0" w:noHBand="0" w:noVBand="1" w:val="04A0"/>
+        <w:tblInd w:type="dxa" w:w="0"/>
+      </w:tblPr>
+      <w:tblGrid>
+        <w:gridCol w:w="9865"/>
+      </w:tblGrid>
+      <w:tr>
+        <w:trPr>
+          <w:trHeight w:val="437" w:hRule="atLeast"/>
+        </w:trPr>
+        <w:tc>
+          <w:tcPr>
+            <w:tcW w:type="dxa" w:w="9865"/>
+            <w:tcMar>
+              <w:top w:w="0" w:type="dxa"/>
+              <w:start w:w="0" w:type="dxa"/>
+              <w:bottom w:w="0" w:type="dxa"/>
+              <w:end w:w="0" w:type="dxa"/>
+            </w:tcMar>
+            <w:tcBorders>
+              <w:top w:val="nil"/>
+              <w:bottom w:val="single" w:sz="5" w:space="0" w:color="CBD5E1"/>
+              <w:start w:val="nil"/>
+              <w:end w:val="nil"/>
+            </w:tcBorders>
+          </w:tcPr>
+          <w:p>
+            <w:pPr>
+              <w:spacing w:before="0" w:after="0" w:line="240" w:lineRule="auto"/>
+            </w:pPr>
+            <w:r>
+              <w:t xml:space="preserve"> </w:t>
+            </w:r>
+          </w:p>
+        </w:tc>
+      </w:tr>
+      <w:tr>
+        <w:trPr>
+          <w:trHeight w:val="437" w:hRule="atLeast"/>
+        </w:trPr>
+        <w:tc>
+          <w:tcPr>
+            <w:tcW w:type="dxa" w:w="9865"/>
+            <w:tcMar>
+              <w:top w:w="0" w:type="dxa"/>
+              <w:start w:w="0" w:type="dxa"/>
+              <w:bottom w:w="0" w:type="dxa"/>
+              <w:end w:w="0" w:type="dxa"/>
+            </w:tcMar>
+            <w:tcBorders>
+              <w:top w:val="nil"/>
+              <w:bottom w:val="single" w:sz="5" w:space="0" w:color="CBD5E1"/>
+              <w:start w:val="nil"/>
+              <w:end w:val="nil"/>
+            </w:tcBorders>
+          </w:tcPr>
+          <w:p>
+            <w:pPr>
+              <w:spacing w:before="0" w:after="0" w:line="240" w:lineRule="auto"/>
+            </w:pPr>
+            <w:r>
+              <w:t xml:space="preserve"> </w:t>
+            </w:r>
+          </w:p>
+        </w:tc>
+      </w:tr>
+      <w:tr>
+        <w:trPr>
+          <w:trHeight w:val="437" w:hRule="atLeast"/>
+        </w:trPr>
+        <w:tc>
+          <w:tcPr>
+            <w:tcW w:type="dxa" w:w="9865"/>
+            <w:tcMar>
+              <w:top w:w="0" w:type="dxa"/>
+              <w:start w:w="0" w:type="dxa"/>
+              <w:bottom w:w="0" w:type="dxa"/>
+              <w:end w:w="0" w:type="dxa"/>
+            </w:tcMar>
+            <w:tcBorders>
+              <w:top w:val="nil"/>
+              <w:bottom w:val="single" w:sz="5" w:space="0" w:color="CBD5E1"/>
+              <w:start w:val="nil"/>
+              <w:end w:val="nil"/>
+            </w:tcBorders>
+          </w:tcPr>
+          <w:p>
+            <w:pPr>
+              <w:spacing w:before="0" w:after="0" w:line="240" w:lineRule="auto"/>
+            </w:pPr>
+            <w:r>
+              <w:t xml:space="preserve"> </w:t>
+            </w:r>
+          </w:p>
+        </w:tc>
+      </w:tr>
+      <w:tr>
+        <w:trPr>
+          <w:trHeight w:val="437" w:hRule="atLeast"/>
+        </w:trPr>
+        <w:tc>
+          <w:tcPr>
+            <w:tcW w:type="dxa" w:w="9865"/>
+            <w:tcMar>
+              <w:top w:w="0" w:type="dxa"/>
+              <w:start w:w="0" w:type="dxa"/>
+              <w:bottom w:w="0" w:type="dxa"/>
+              <w:end w:w="0" w:type="dxa"/>
+            </w:tcMar>
+            <w:tcBorders>
+              <w:top w:val="nil"/>
+              <w:bottom w:val="single" w:sz="5" w:space="0" w:color="CBD5E1"/>
+              <w:start w:val="nil"/>
+              <w:end w:val="nil"/>
+            </w:tcBorders>
+          </w:tcPr>
+          <w:p>
+            <w:pPr>
+              <w:spacing w:before="0" w:after="0" w:line="240" w:lineRule="auto"/>
+            </w:pPr>
+            <w:r>
+              <w:t xml:space="preserve"> </w:t>
+            </w:r>
+          </w:p>
+        </w:tc>
+      </w:tr>
+    </w:tbl>
+    <w:p>
+      <w:pPr>
+        <w:keepNext/>
+        <w:keepLines w:val="0"/>
+        <w:spacing w:before="100" w:after="40" w:line="293" w:lineRule="auto"/>
+      </w:pPr>
+      <w:r>
+        <w:rPr>
+          <w:rFonts w:ascii="JetBrains Mono" w:hAnsi="JetBrains Mono" w:eastAsia="Arial Unicode MS"/>
+          <w:b/>
+          <w:i w:val="0"/>
+          <w:color w:val="1D4ED8"/>
+          <w:sz w:val="30"/>
+        </w:rPr>
+        <w:t>02</w:t>
+      </w:r>
+      <w:r>
+        <w:rPr>
+          <w:rFonts w:ascii="Arial Unicode MS" w:hAnsi="Arial Unicode MS" w:eastAsia="Arial Unicode MS"/>
+          <w:b w:val="0"/>
+          <w:i w:val="0"/>
+          <w:color w:val="1D4ED8"/>
+          <w:sz w:val="30"/>
+        </w:rPr>
+        <w:t xml:space="preserve">  </w:t>
+      </w:r>
+      <w:r>
+        <w:rPr>
+          <w:rFonts w:ascii="Arial Unicode MS" w:hAnsi="Arial Unicode MS" w:eastAsia="Arial Unicode MS"/>
+          <w:b/>
+          <w:i w:val="0"/>
+          <w:color w:val="1A2340"/>
+          <w:sz w:val="30"/>
+        </w:rPr>
+        <w:t>看完後關起來，用自己的話說</w:t>
+      </w:r>
+    </w:p>
+    <w:p>
+      <w:pPr>
+        <w:keepNext/>
+        <w:keepLines w:val="0"/>
+        <w:spacing w:before="0" w:after="20" w:line="293" w:lineRule="auto"/>
+      </w:pPr>
+      <w:r>
+        <w:rPr>
+          <w:rFonts w:ascii="Arial Unicode MS" w:hAnsi="Arial Unicode MS" w:eastAsia="Arial Unicode MS"/>
+          <w:b/>
+          <w:i w:val="0"/>
+          <w:color w:val="1D4ED8"/>
+          <w:sz w:val="22"/>
+        </w:rPr>
+        <w:t>課堂必寫</w:t>
+      </w:r>
+      <w:r>
+        <w:rPr>
+          <w:rFonts w:ascii="Arial Unicode MS" w:hAnsi="Arial Unicode MS" w:eastAsia="Arial Unicode MS"/>
+          <w:b w:val="0"/>
+          <w:i w:val="0"/>
+          <w:color w:val="7B8491"/>
+          <w:sz w:val="22"/>
+        </w:rPr>
+        <w:t xml:space="preserve">  ｜  </w:t>
+      </w:r>
+      <w:r>
+        <w:rPr>
+          <w:rFonts w:ascii="Arial Unicode MS" w:hAnsi="Arial Unicode MS" w:eastAsia="Arial Unicode MS"/>
+          <w:b w:val="0"/>
+          <w:i w:val="0"/>
+          <w:color w:val="1A2340"/>
+          <w:sz w:val="22"/>
+        </w:rPr>
+        <w:t>讀者說他看懂的主張是＿＿；漏掉或講過頭的是＿＿；我找到第＿＿處可能讓他這樣讀。</w:t>
+      </w:r>
+    </w:p>
+    <w:tbl>
+      <w:tblPr>
+        <w:tblW w:type="dxa" w:w="9865"/>
+        <w:jc w:val="left"/>
+        <w:tblLayout w:type="fixed"/>
+        <w:tblLook w:firstColumn="1" w:firstRow="1" w:lastColumn="0" w:lastRow="0" w:noHBand="0" w:noVBand="1" w:val="04A0"/>
+        <w:tblInd w:type="dxa" w:w="0"/>
+      </w:tblPr>
+      <w:tblGrid>
+        <w:gridCol w:w="9865"/>
+      </w:tblGrid>
+      <w:tr>
+        <w:trPr>
+          <w:trHeight w:val="437" w:hRule="atLeast"/>
+        </w:trPr>
+        <w:tc>
+          <w:tcPr>
+            <w:tcW w:type="dxa" w:w="9865"/>
+            <w:tcMar>
+              <w:top w:w="0" w:type="dxa"/>
+              <w:start w:w="0" w:type="dxa"/>
+              <w:bottom w:w="0" w:type="dxa"/>
+              <w:end w:w="0" w:type="dxa"/>
+            </w:tcMar>
+            <w:tcBorders>
+              <w:top w:val="nil"/>
+              <w:bottom w:val="single" w:sz="5" w:space="0" w:color="CBD5E1"/>
+              <w:start w:val="nil"/>
+              <w:end w:val="nil"/>
+            </w:tcBorders>
+          </w:tcPr>
+          <w:p>
+            <w:pPr>
+              <w:spacing w:before="0" w:after="0" w:line="240" w:lineRule="auto"/>
+            </w:pPr>
+            <w:r>
+              <w:t xml:space="preserve"> </w:t>
+            </w:r>
+          </w:p>
+        </w:tc>
+      </w:tr>
+      <w:tr>
+        <w:trPr>
+          <w:trHeight w:val="437" w:hRule="atLeast"/>
+        </w:trPr>
+        <w:tc>
+          <w:tcPr>
+            <w:tcW w:type="dxa" w:w="9865"/>
+            <w:tcMar>
+              <w:top w:w="0" w:type="dxa"/>
+              <w:start w:w="0" w:type="dxa"/>
+              <w:bottom w:w="0" w:type="dxa"/>
+              <w:end w:w="0" w:type="dxa"/>
+            </w:tcMar>
+            <w:tcBorders>
+              <w:top w:val="nil"/>
+              <w:bottom w:val="single" w:sz="5" w:space="0" w:color="CBD5E1"/>
+              <w:start w:val="nil"/>
+              <w:end w:val="nil"/>
+            </w:tcBorders>
+          </w:tcPr>
+          <w:p>
+            <w:pPr>
+              <w:spacing w:before="0" w:after="0" w:line="240" w:lineRule="auto"/>
+            </w:pPr>
+            <w:r>
+              <w:t xml:space="preserve"> </w:t>
+            </w:r>
+          </w:p>
+        </w:tc>
+      </w:tr>
+      <w:tr>
+        <w:trPr>
+          <w:trHeight w:val="437" w:hRule="atLeast"/>
+        </w:trPr>
+        <w:tc>
+          <w:tcPr>
+            <w:tcW w:type="dxa" w:w="9865"/>
+            <w:tcMar>
+              <w:top w:w="0" w:type="dxa"/>
+              <w:start w:w="0" w:type="dxa"/>
+              <w:bottom w:w="0" w:type="dxa"/>
+              <w:end w:w="0" w:type="dxa"/>
+            </w:tcMar>
+            <w:tcBorders>
+              <w:top w:val="nil"/>
+              <w:bottom w:val="single" w:sz="5" w:space="0" w:color="CBD5E1"/>
+              <w:start w:val="nil"/>
+              <w:end w:val="nil"/>
+            </w:tcBorders>
+          </w:tcPr>
+          <w:p>
+            <w:pPr>
+              <w:spacing w:before="0" w:after="0" w:line="240" w:lineRule="auto"/>
+            </w:pPr>
+            <w:r>
+              <w:t xml:space="preserve"> </w:t>
+            </w:r>
+          </w:p>
+        </w:tc>
+      </w:tr>
+      <w:tr>
+        <w:trPr>
+          <w:trHeight w:val="437" w:hRule="atLeast"/>
+        </w:trPr>
+        <w:tc>
+          <w:tcPr>
+            <w:tcW w:type="dxa" w:w="9865"/>
+            <w:tcMar>
+              <w:top w:w="0" w:type="dxa"/>
+              <w:start w:w="0" w:type="dxa"/>
+              <w:bottom w:w="0" w:type="dxa"/>
+              <w:end w:w="0" w:type="dxa"/>
+            </w:tcMar>
+            <w:tcBorders>
+              <w:top w:val="nil"/>
+              <w:bottom w:val="single" w:sz="5" w:space="0" w:color="CBD5E1"/>
+              <w:start w:val="nil"/>
+              <w:end w:val="nil"/>
+            </w:tcBorders>
+          </w:tcPr>
+          <w:p>
+            <w:pPr>
+              <w:spacing w:before="0" w:after="0" w:line="240" w:lineRule="auto"/>
+            </w:pPr>
+            <w:r>
+              <w:t xml:space="preserve"> </w:t>
+            </w:r>
+          </w:p>
+        </w:tc>
+      </w:tr>
+    </w:tbl>
+    <w:p>
+      <w:pPr>
+        <w:keepNext/>
+        <w:keepLines w:val="0"/>
+        <w:spacing w:before="100" w:after="40" w:line="293" w:lineRule="auto"/>
+      </w:pPr>
+      <w:r>
+        <w:rPr>
+          <w:rFonts w:ascii="JetBrains Mono" w:hAnsi="JetBrains Mono" w:eastAsia="Arial Unicode MS"/>
+          <w:b/>
+          <w:i w:val="0"/>
+          <w:color w:val="1D4ED8"/>
+          <w:sz w:val="30"/>
+        </w:rPr>
+        <w:t>03</w:t>
+      </w:r>
+      <w:r>
+        <w:rPr>
+          <w:rFonts w:ascii="Arial Unicode MS" w:hAnsi="Arial Unicode MS" w:eastAsia="Arial Unicode MS"/>
+          <w:b w:val="0"/>
+          <w:i w:val="0"/>
+          <w:color w:val="1D4ED8"/>
+          <w:sz w:val="30"/>
+        </w:rPr>
+        <w:t xml:space="preserve">  </w:t>
+      </w:r>
+      <w:r>
+        <w:rPr>
+          <w:rFonts w:ascii="Arial Unicode MS" w:hAnsi="Arial Unicode MS" w:eastAsia="Arial Unicode MS"/>
+          <w:b/>
+          <w:i w:val="0"/>
+          <w:color w:val="1A2340"/>
+          <w:sz w:val="30"/>
+        </w:rPr>
+        <w:t>我最後怎麼改＋帶到 W15</w:t>
+      </w:r>
+    </w:p>
+    <w:p>
+      <w:pPr>
+        <w:keepNext/>
+        <w:keepLines w:val="0"/>
+        <w:spacing w:before="0" w:after="20" w:line="293" w:lineRule="auto"/>
+      </w:pPr>
+      <w:r>
+        <w:rPr>
+          <w:rFonts w:ascii="Arial Unicode MS" w:hAnsi="Arial Unicode MS" w:eastAsia="Arial Unicode MS"/>
+          <w:b/>
+          <w:i w:val="0"/>
+          <w:color w:val="1D4ED8"/>
+          <w:sz w:val="22"/>
+        </w:rPr>
+        <w:t>課堂必寫</w:t>
+      </w:r>
+      <w:r>
+        <w:rPr>
+          <w:rFonts w:ascii="Arial Unicode MS" w:hAnsi="Arial Unicode MS" w:eastAsia="Arial Unicode MS"/>
+          <w:b w:val="0"/>
+          <w:i w:val="0"/>
+          <w:color w:val="7B8491"/>
+          <w:sz w:val="22"/>
+        </w:rPr>
+        <w:t xml:space="preserve">  ｜  </w:t>
+      </w:r>
+      <w:r>
+        <w:rPr>
+          <w:rFonts w:ascii="Arial Unicode MS" w:hAnsi="Arial Unicode MS" w:eastAsia="Arial Unicode MS"/>
+          <w:b w:val="0"/>
+          <w:i w:val="0"/>
+          <w:color w:val="1A2340"/>
+          <w:sz w:val="22"/>
+        </w:rPr>
+        <w:t>我 □改成＿＿ □保留＿＿，因為＿＿。帶到 W15 的 30 字主張：＿＿。</w:t>
       </w:r>
     </w:p>
     <w:tbl>
@@ -3162,6 +3005,43 @@
         </w:tc>
       </w:tr>
     </w:tbl>
+    <w:p>
+      <w:pPr>
+        <w:keepNext/>
+        <w:keepLines w:val="0"/>
+        <w:spacing w:before="60" w:after="20" w:line="293" w:lineRule="auto"/>
+      </w:pPr>
+      <w:r>
+        <w:rPr>
+          <w:rFonts w:ascii="Arial Unicode MS" w:hAnsi="Arial Unicode MS" w:eastAsia="Arial Unicode MS"/>
+          <w:b/>
+          <w:i w:val="0"/>
+          <w:color w:val="1D4ED8"/>
+          <w:sz w:val="22"/>
+        </w:rPr>
+        <w:t>課堂必寫</w:t>
+      </w:r>
+      <w:r>
+        <w:rPr>
+          <w:rFonts w:ascii="Arial Unicode MS" w:hAnsi="Arial Unicode MS" w:eastAsia="Arial Unicode MS"/>
+          <w:b w:val="0"/>
+          <w:i w:val="0"/>
+          <w:color w:val="7B8491"/>
+          <w:sz w:val="22"/>
+        </w:rPr>
+        <w:t xml:space="preserve">  ｜  </w:t>
+      </w:r>
+      <w:r>
+        <w:rPr>
+          <w:rFonts w:ascii="Arial Unicode MS" w:hAnsi="Arial Unicode MS" w:eastAsia="Arial Unicode MS"/>
+          <w:b w:val="0"/>
+          <w:i w:val="0"/>
+          <w:color w:val="1A2340"/>
+          <w:sz w:val="22"/>
+        </w:rPr>
+        <w:t>完成確認｜下課前｜□ 四種說法比較　□ A 第一版與 AI 差異／B 補實資料　□ 個人與小組決定　□ 真人說回去　｜不必拍照上傳；紙本整本交回保管，不建立完成排名。</w:t>
+      </w:r>
+    </w:p>
     <w:sectPr>
       <w:headerReference w:type="default" r:id="rId9"/>
       <w:footerReference w:type="default" r:id="rId10"/>

--- a/worksheets/W14.docx
+++ b/worksheets/W14.docx
@@ -821,7 +821,7 @@
           <w:color w:val="1A2340"/>
           <w:sz w:val="44"/>
         </w:rPr>
-        <w:t>A 先自己做；B 先把資料補齊</w:t>
+        <w:t>選一條路：練說法，或補資料</w:t>
       </w:r>
     </w:p>
     <w:p>
@@ -838,7 +838,7 @@
           <w:color w:val="5B6573"/>
           <w:sz w:val="22"/>
         </w:rPr>
-        <w:t>20 分後分流。A 在看 AI 版本前先留下自己的第一版；B 直接回到原文，把出處、資料最多能說到哪裡，以及最有力的反對證據或例外補實。</w:t>
+        <w:t>20 分後分流。A 先由本人完成兩個比喻：哪裡像、哪裡不像，再看 AI／媒體候選；B 直接回原文補資料。兩條路都是 0 分。</w:t>
       </w:r>
     </w:p>
     <w:p>
@@ -875,7 +875,7 @@
           <w:color w:val="1A2340"/>
           <w:sz w:val="30"/>
         </w:rPr>
-        <w:t>A｜給誰看？希望他懂什麼？</w:t>
+        <w:t>我選的路</w:t>
       </w:r>
     </w:p>
     <w:p>
@@ -912,7 +912,7 @@
           <w:color w:val="1A2340"/>
           <w:sz w:val="22"/>
         </w:rPr>
-        <w:t>我要讓＿＿在＿＿情況下看懂／願意做＿＿；我選 □文字＋圖 □20 秒聲音稿 □六格短片草圖。</w:t>
+        <w:t>□A：我要解釋＿＿；借來的領域是＿＿。□B：我要補的資料缺口是＿＿。</w:t>
       </w:r>
     </w:p>
     <w:tbl>
@@ -926,36 +926,6 @@
       <w:tblGrid>
         <w:gridCol w:w="9865"/>
       </w:tblGrid>
-      <w:tr>
-        <w:trPr>
-          <w:trHeight w:val="437" w:hRule="atLeast"/>
-        </w:trPr>
-        <w:tc>
-          <w:tcPr>
-            <w:tcW w:type="dxa" w:w="9865"/>
-            <w:tcMar>
-              <w:top w:w="0" w:type="dxa"/>
-              <w:start w:w="0" w:type="dxa"/>
-              <w:bottom w:w="0" w:type="dxa"/>
-              <w:end w:w="0" w:type="dxa"/>
-            </w:tcMar>
-            <w:tcBorders>
-              <w:top w:val="nil"/>
-              <w:bottom w:val="single" w:sz="5" w:space="0" w:color="CBD5E1"/>
-              <w:start w:val="nil"/>
-              <w:end w:val="nil"/>
-            </w:tcBorders>
-          </w:tcPr>
-          <w:p>
-            <w:pPr>
-              <w:spacing w:before="0" w:after="0" w:line="240" w:lineRule="auto"/>
-            </w:pPr>
-            <w:r>
-              <w:t xml:space="preserve"> </w:t>
-            </w:r>
-          </w:p>
-        </w:tc>
-      </w:tr>
       <w:tr>
         <w:trPr>
           <w:trHeight w:val="437" w:hRule="atLeast"/>
@@ -1051,7 +1021,7 @@
           <w:color w:val="1A2340"/>
           <w:sz w:val="30"/>
         </w:rPr>
-        <w:t>A｜我先做的第一版｜暫不使用 AI</w:t>
+        <w:t>A｜我自己先做兩個關係／B｜原始出處</w:t>
       </w:r>
     </w:p>
     <w:p>
@@ -1088,7 +1058,7 @@
           <w:color w:val="1A2340"/>
           <w:sz w:val="22"/>
         </w:rPr>
-        <w:t>先寫出看得見的草稿；保留不成熟的地方，不要擦掉：</w:t>
+        <w:t>A① 在＿＿中，＿＿會讓／限制／改變＿＿；在本題，＿＿也會讓／限制／改變＿＿。A② 再做一個不同領域的關係。B：頁碼／網址／卡號＿＿；原文真的說＿＿。</w:t>
       </w:r>
     </w:p>
     <w:tbl>
@@ -1347,7 +1317,7 @@
           <w:color w:val="1A2340"/>
           <w:sz w:val="30"/>
         </w:rPr>
-        <w:t>B｜我補回的資料</w:t>
+        <w:t>A｜選一個並畫界線／B｜寫資料界線</w:t>
       </w:r>
     </w:p>
     <w:p>
@@ -1384,7 +1354,7 @@
           <w:color w:val="1A2340"/>
           <w:sz w:val="22"/>
         </w:rPr>
-        <w:t>原始出處／頁碼或卡號＿＿；它真的說＿＿；資料最多只能說到＿＿。</w:t>
+        <w:t>A：我選第＿＿個；它幫我看懂＿＿，到了＿＿就不像；只解釋＿＿，不能證明＿＿。B：資料最多只能說＿＿，不能直接說＿＿。</w:t>
       </w:r>
     </w:p>
     <w:tbl>
@@ -1581,7 +1551,7 @@
           <w:color w:val="1A2340"/>
           <w:sz w:val="44"/>
         </w:rPr>
-        <w:t>A 看 AI 版本；B 完成修正</w:t>
+        <w:t>A 看 AI／媒體候選；B 完成修正</w:t>
       </w:r>
     </w:p>
     <w:p>
@@ -1598,7 +1568,7 @@
           <w:color w:val="5B6573"/>
           <w:sz w:val="22"/>
         </w:rPr>
-        <w:t>A：自己的第一版完成後，才看老師準備的 AI 版本；老師同意時可現場再問一次，沒用也不吃虧。B：回原文處理最有力的反對證據或例外，再寫目前站得住的版本。</w:t>
+        <w:t>A：兩個本人關係完成後才看候選；若 AI 新增關係，要標出並回原文查。B：處理最有力的反對證據或例外，再寫目前站得住的版本。</w:t>
       </w:r>
     </w:p>
     <w:p>
@@ -1635,7 +1605,7 @@
           <w:color w:val="1A2340"/>
           <w:sz w:val="30"/>
         </w:rPr>
-        <w:t>A｜AI 改了什麼</w:t>
+        <w:t>A｜候選怎麼改了關係</w:t>
       </w:r>
     </w:p>
     <w:p>
@@ -1672,7 +1642,7 @@
           <w:color w:val="1A2340"/>
           <w:sz w:val="22"/>
         </w:rPr>
-        <w:t>我看 □老師版本 A／B □老師同意後現場再問。AI 多加了＿＿、拿掉了＿＿；最可能被忽略或講得太簡單的是＿＿。</w:t>
+        <w:t>我看 □老師備援版 □老師同意後現場再問。它 □保留 □新增 □壓扁 □拉過頭＿＿關係；原文能不能支持＿＿。</w:t>
       </w:r>
     </w:p>
     <w:tbl>
@@ -2084,7 +2054,7 @@
           <w:color w:val="1A2340"/>
           <w:sz w:val="22"/>
         </w:rPr>
-        <w:t>A：我對 AI 版本 □保留 □不用 □修改。B：我對修正版 □採用 □再查。我的理由與確切根據是＿＿。</w:t>
+        <w:t>A：我對候選 □保留 □不用 □修改。B：我對修正版 □採用 □再查。我的理由與確切根據是＿＿。</w:t>
       </w:r>
     </w:p>
     <w:tbl>
@@ -2260,7 +2230,7 @@
           <w:color w:val="1A2340"/>
           <w:sz w:val="22"/>
         </w:rPr>
-        <w:t>最後留下＿＿、刪掉＿＿、改成＿＿；還有不同意見是＿＿；最後說明並負責的人：＿＿。</w:t>
+        <w:t>A 至少留下 1 個關係與 1 條到了哪裡就不像；最後留下＿＿、刪掉＿＿、改成＿＿。不同意見＿＿；最後說明並負責的人＿＿。</w:t>
       </w:r>
     </w:p>
     <w:tbl>
@@ -2451,7 +2421,7 @@
           <w:color w:val="1A2340"/>
           <w:sz w:val="30"/>
         </w:rPr>
-        <w:t>A 作品草稿／B 補好的版本</w:t>
+        <w:t>A／B 版本位置</w:t>
       </w:r>
     </w:p>
     <w:p>
@@ -2488,7 +2458,7 @@
           <w:color w:val="1A2340"/>
           <w:sz w:val="22"/>
         </w:rPr>
-        <w:t>□A：文字、圖卡、聲音稿或短片草圖是＿＿。□B：資料出處、能說到哪裡與修正版主張是＿＿。</w:t>
+        <w:t>完整版本留原處；這裡只記頁碼或檔名，方便讀者回看：＿＿。</w:t>
       </w:r>
     </w:p>
     <w:tbl>
@@ -2502,96 +2472,6 @@
       <w:tblGrid>
         <w:gridCol w:w="9865"/>
       </w:tblGrid>
-      <w:tr>
-        <w:trPr>
-          <w:trHeight w:val="437" w:hRule="atLeast"/>
-        </w:trPr>
-        <w:tc>
-          <w:tcPr>
-            <w:tcW w:type="dxa" w:w="9865"/>
-            <w:tcMar>
-              <w:top w:w="0" w:type="dxa"/>
-              <w:start w:w="0" w:type="dxa"/>
-              <w:bottom w:w="0" w:type="dxa"/>
-              <w:end w:w="0" w:type="dxa"/>
-            </w:tcMar>
-            <w:tcBorders>
-              <w:top w:val="nil"/>
-              <w:bottom w:val="single" w:sz="5" w:space="0" w:color="CBD5E1"/>
-              <w:start w:val="nil"/>
-              <w:end w:val="nil"/>
-            </w:tcBorders>
-          </w:tcPr>
-          <w:p>
-            <w:pPr>
-              <w:spacing w:before="0" w:after="0" w:line="240" w:lineRule="auto"/>
-            </w:pPr>
-            <w:r>
-              <w:t xml:space="preserve"> </w:t>
-            </w:r>
-          </w:p>
-        </w:tc>
-      </w:tr>
-      <w:tr>
-        <w:trPr>
-          <w:trHeight w:val="437" w:hRule="atLeast"/>
-        </w:trPr>
-        <w:tc>
-          <w:tcPr>
-            <w:tcW w:type="dxa" w:w="9865"/>
-            <w:tcMar>
-              <w:top w:w="0" w:type="dxa"/>
-              <w:start w:w="0" w:type="dxa"/>
-              <w:bottom w:w="0" w:type="dxa"/>
-              <w:end w:w="0" w:type="dxa"/>
-            </w:tcMar>
-            <w:tcBorders>
-              <w:top w:val="nil"/>
-              <w:bottom w:val="single" w:sz="5" w:space="0" w:color="CBD5E1"/>
-              <w:start w:val="nil"/>
-              <w:end w:val="nil"/>
-            </w:tcBorders>
-          </w:tcPr>
-          <w:p>
-            <w:pPr>
-              <w:spacing w:before="0" w:after="0" w:line="240" w:lineRule="auto"/>
-            </w:pPr>
-            <w:r>
-              <w:t xml:space="preserve"> </w:t>
-            </w:r>
-          </w:p>
-        </w:tc>
-      </w:tr>
-      <w:tr>
-        <w:trPr>
-          <w:trHeight w:val="437" w:hRule="atLeast"/>
-        </w:trPr>
-        <w:tc>
-          <w:tcPr>
-            <w:tcW w:type="dxa" w:w="9865"/>
-            <w:tcMar>
-              <w:top w:w="0" w:type="dxa"/>
-              <w:start w:w="0" w:type="dxa"/>
-              <w:bottom w:w="0" w:type="dxa"/>
-              <w:end w:w="0" w:type="dxa"/>
-            </w:tcMar>
-            <w:tcBorders>
-              <w:top w:val="nil"/>
-              <w:bottom w:val="single" w:sz="5" w:space="0" w:color="CBD5E1"/>
-              <w:start w:val="nil"/>
-              <w:end w:val="nil"/>
-            </w:tcBorders>
-          </w:tcPr>
-          <w:p>
-            <w:pPr>
-              <w:spacing w:before="0" w:after="0" w:line="240" w:lineRule="auto"/>
-            </w:pPr>
-            <w:r>
-              <w:t xml:space="preserve"> </w:t>
-            </w:r>
-          </w:p>
-        </w:tc>
-      </w:tr>
       <w:tr>
         <w:trPr>
           <w:trHeight w:val="437" w:hRule="atLeast"/>
@@ -2657,7 +2537,7 @@
           <w:color w:val="1A2340"/>
           <w:sz w:val="30"/>
         </w:rPr>
-        <w:t>看完後關起來，用自己的話說</w:t>
+        <w:t>讀者真的說</w:t>
       </w:r>
     </w:p>
     <w:p>
@@ -2694,7 +2574,7 @@
           <w:color w:val="1A2340"/>
           <w:sz w:val="22"/>
         </w:rPr>
-        <w:t>讀者說他看懂的主張是＿＿；漏掉或講過頭的是＿＿；我找到第＿＿處可能讓他這樣讀。</w:t>
+        <w:t>主張＿＿；資料或比喻不能證明＿＿。</w:t>
       </w:r>
     </w:p>
     <w:tbl>
@@ -2708,66 +2588,6 @@
       <w:tblGrid>
         <w:gridCol w:w="9865"/>
       </w:tblGrid>
-      <w:tr>
-        <w:trPr>
-          <w:trHeight w:val="437" w:hRule="atLeast"/>
-        </w:trPr>
-        <w:tc>
-          <w:tcPr>
-            <w:tcW w:type="dxa" w:w="9865"/>
-            <w:tcMar>
-              <w:top w:w="0" w:type="dxa"/>
-              <w:start w:w="0" w:type="dxa"/>
-              <w:bottom w:w="0" w:type="dxa"/>
-              <w:end w:w="0" w:type="dxa"/>
-            </w:tcMar>
-            <w:tcBorders>
-              <w:top w:val="nil"/>
-              <w:bottom w:val="single" w:sz="5" w:space="0" w:color="CBD5E1"/>
-              <w:start w:val="nil"/>
-              <w:end w:val="nil"/>
-            </w:tcBorders>
-          </w:tcPr>
-          <w:p>
-            <w:pPr>
-              <w:spacing w:before="0" w:after="0" w:line="240" w:lineRule="auto"/>
-            </w:pPr>
-            <w:r>
-              <w:t xml:space="preserve"> </w:t>
-            </w:r>
-          </w:p>
-        </w:tc>
-      </w:tr>
-      <w:tr>
-        <w:trPr>
-          <w:trHeight w:val="437" w:hRule="atLeast"/>
-        </w:trPr>
-        <w:tc>
-          <w:tcPr>
-            <w:tcW w:type="dxa" w:w="9865"/>
-            <w:tcMar>
-              <w:top w:w="0" w:type="dxa"/>
-              <w:start w:w="0" w:type="dxa"/>
-              <w:bottom w:w="0" w:type="dxa"/>
-              <w:end w:w="0" w:type="dxa"/>
-            </w:tcMar>
-            <w:tcBorders>
-              <w:top w:val="nil"/>
-              <w:bottom w:val="single" w:sz="5" w:space="0" w:color="CBD5E1"/>
-              <w:start w:val="nil"/>
-              <w:end w:val="nil"/>
-            </w:tcBorders>
-          </w:tcPr>
-          <w:p>
-            <w:pPr>
-              <w:spacing w:before="0" w:after="0" w:line="240" w:lineRule="auto"/>
-            </w:pPr>
-            <w:r>
-              <w:t xml:space="preserve"> </w:t>
-            </w:r>
-          </w:p>
-        </w:tc>
-      </w:tr>
       <w:tr>
         <w:trPr>
           <w:trHeight w:val="437" w:hRule="atLeast"/>
@@ -2863,7 +2683,7 @@
           <w:color w:val="1A2340"/>
           <w:sz w:val="30"/>
         </w:rPr>
-        <w:t>我最後怎麼改＋帶到 W15</w:t>
+        <w:t>改一次，帶到 W15</w:t>
       </w:r>
     </w:p>
     <w:p>
@@ -2900,7 +2720,7 @@
           <w:color w:val="1A2340"/>
           <w:sz w:val="22"/>
         </w:rPr>
-        <w:t>我 □改成＿＿ □保留＿＿，因為＿＿。帶到 W15 的 30 字主張：＿＿。</w:t>
+        <w:t>我改了／保留＿＿，因為＿＿。完整新版留原處，這裡記位置。</w:t>
       </w:r>
     </w:p>
     <w:tbl>
@@ -2974,9 +2794,146 @@
           </w:p>
         </w:tc>
       </w:tr>
+    </w:tbl>
+    <w:p>
+      <w:pPr>
+        <w:keepNext/>
+        <w:keepLines w:val="0"/>
+        <w:spacing w:before="100" w:after="40" w:line="293" w:lineRule="auto"/>
+      </w:pPr>
+      <w:r>
+        <w:rPr>
+          <w:rFonts w:ascii="JetBrains Mono" w:hAnsi="JetBrains Mono" w:eastAsia="Arial Unicode MS"/>
+          <w:b/>
+          <w:i w:val="0"/>
+          <w:color w:val="1D4ED8"/>
+          <w:sz w:val="30"/>
+        </w:rPr>
+        <w:t>生活</w:t>
+      </w:r>
+      <w:r>
+        <w:rPr>
+          <w:rFonts w:ascii="Arial Unicode MS" w:hAnsi="Arial Unicode MS" w:eastAsia="Arial Unicode MS"/>
+          <w:b w:val="0"/>
+          <w:i w:val="0"/>
+          <w:color w:val="1D4ED8"/>
+          <w:sz w:val="30"/>
+        </w:rPr>
+        <w:t xml:space="preserve">  </w:t>
+      </w:r>
+      <w:r>
+        <w:rPr>
+          <w:rFonts w:ascii="Arial Unicode MS" w:hAnsi="Arial Unicode MS" w:eastAsia="Arial Unicode MS"/>
+          <w:b/>
+          <w:i w:val="0"/>
+          <w:color w:val="1A2340"/>
+          <w:sz w:val="30"/>
+        </w:rPr>
+        <w:t>文字一定比圖卡準嗎？</w:t>
+      </w:r>
+    </w:p>
+    <w:p>
+      <w:pPr>
+        <w:keepNext w:val="0"/>
+        <w:keepLines w:val="0"/>
+        <w:spacing w:before="0" w:after="40" w:line="293" w:lineRule="auto"/>
+      </w:pPr>
+      <w:r>
+        <w:rPr>
+          <w:rFonts w:ascii="Arial Unicode MS" w:hAnsi="Arial Unicode MS" w:eastAsia="Arial Unicode MS"/>
+          <w:b w:val="0"/>
+          <w:i w:val="0"/>
+          <w:color w:val="5B6573"/>
+          <w:sz w:val="22"/>
+        </w:rPr>
+        <w:t>課堂練習｜不計分、不列學習關卡；整本照常收回。</w:t>
+      </w:r>
+    </w:p>
+    <w:p>
+      <w:pPr>
+        <w:keepNext w:val="0"/>
+        <w:keepLines w:val="0"/>
+        <w:spacing w:before="0" w:after="40" w:line="293" w:lineRule="auto"/>
+      </w:pPr>
+      <w:r>
+        <w:rPr>
+          <w:rFonts w:ascii="Arial Unicode MS" w:hAnsi="Arial Unicode MS" w:eastAsia="Arial Unicode MS"/>
+          <w:b w:val="0"/>
+          <w:i w:val="0"/>
+          <w:color w:val="1A2340"/>
+          <w:sz w:val="22"/>
+        </w:rPr>
+        <w:t>社團問卷有二十人回答，十二人願意延長社課十五分鐘。圖卡寫『12／20 位填答者願意多留 15 分鐘』；文字貼文寫『全體社員都願意多留一小時』。</w:t>
+      </w:r>
+    </w:p>
+    <w:p>
+      <w:pPr>
+        <w:keepNext w:val="0"/>
+        <w:keepLines w:val="0"/>
+        <w:spacing w:before="0" w:after="40" w:line="293" w:lineRule="auto"/>
+      </w:pPr>
+      <w:r>
+        <w:rPr>
+          <w:rFonts w:ascii="Arial Unicode MS" w:hAnsi="Arial Unicode MS" w:eastAsia="Arial Unicode MS"/>
+          <w:b w:val="0"/>
+          <w:i w:val="0"/>
+          <w:color w:val="1A2340"/>
+          <w:sz w:val="22"/>
+        </w:rPr>
+        <w:t>選一個可以採用的版本，指出理由；再把另一個版本改成你願意貼出的內容。</w:t>
+      </w:r>
+    </w:p>
+    <w:p>
+      <w:pPr>
+        <w:keepNext/>
+        <w:keepLines w:val="0"/>
+        <w:spacing w:before="20" w:after="20" w:line="293" w:lineRule="auto"/>
+      </w:pPr>
+      <w:r>
+        <w:rPr>
+          <w:rFonts w:ascii="Arial Unicode MS" w:hAnsi="Arial Unicode MS" w:eastAsia="Arial Unicode MS"/>
+          <w:b/>
+          <w:i w:val="0"/>
+          <w:color w:val="5B6573"/>
+          <w:sz w:val="22"/>
+        </w:rPr>
+        <w:t>先做一次</w:t>
+      </w:r>
+      <w:r>
+        <w:rPr>
+          <w:rFonts w:ascii="Arial Unicode MS" w:hAnsi="Arial Unicode MS" w:eastAsia="Arial Unicode MS"/>
+          <w:b w:val="0"/>
+          <w:i w:val="0"/>
+          <w:color w:val="7B8491"/>
+          <w:sz w:val="22"/>
+        </w:rPr>
+        <w:t xml:space="preserve">  ｜  </w:t>
+      </w:r>
+      <w:r>
+        <w:rPr>
+          <w:rFonts w:ascii="Arial Unicode MS" w:hAnsi="Arial Unicode MS" w:eastAsia="Arial Unicode MS"/>
+          <w:b w:val="0"/>
+          <w:i w:val="0"/>
+          <w:color w:val="1A2340"/>
+          <w:sz w:val="22"/>
+        </w:rPr>
+        <w:t>我採用／我改寫的版本</w:t>
+      </w:r>
+    </w:p>
+    <w:tbl>
+      <w:tblPr>
+        <w:tblW w:type="dxa" w:w="9865"/>
+        <w:jc w:val="left"/>
+        <w:tblLayout w:type="fixed"/>
+        <w:tblLook w:firstColumn="1" w:firstRow="1" w:lastColumn="0" w:lastRow="0" w:noHBand="0" w:noVBand="1" w:val="04A0"/>
+        <w:tblInd w:type="dxa" w:w="0"/>
+      </w:tblPr>
+      <w:tblGrid>
+        <w:gridCol w:w="9865"/>
+      </w:tblGrid>
       <w:tr>
         <w:trPr>
-          <w:trHeight w:val="437" w:hRule="atLeast"/>
+          <w:trHeight w:val="510" w:hRule="atLeast"/>
         </w:trPr>
         <w:tc>
           <w:tcPr>
@@ -2997,6 +2954,179 @@
           <w:p>
             <w:pPr>
               <w:spacing w:before="0" w:after="0" w:line="240" w:lineRule="auto"/>
+            </w:pPr>
+            <w:r>
+              <w:t xml:space="preserve"> </w:t>
+            </w:r>
+          </w:p>
+        </w:tc>
+      </w:tr>
+      <w:tr>
+        <w:trPr>
+          <w:trHeight w:val="510" w:hRule="atLeast"/>
+        </w:trPr>
+        <w:tc>
+          <w:tcPr>
+            <w:tcW w:type="dxa" w:w="9865"/>
+            <w:tcMar>
+              <w:top w:w="0" w:type="dxa"/>
+              <w:start w:w="0" w:type="dxa"/>
+              <w:bottom w:w="0" w:type="dxa"/>
+              <w:end w:w="0" w:type="dxa"/>
+            </w:tcMar>
+            <w:tcBorders>
+              <w:top w:val="nil"/>
+              <w:bottom w:val="single" w:sz="5" w:space="0" w:color="CBD5E1"/>
+              <w:start w:val="nil"/>
+              <w:end w:val="nil"/>
+            </w:tcBorders>
+          </w:tcPr>
+          <w:p>
+            <w:pPr>
+              <w:spacing w:before="0" w:after="20" w:line="240" w:lineRule="auto"/>
+            </w:pPr>
+            <w:r>
+              <w:t xml:space="preserve"> </w:t>
+            </w:r>
+          </w:p>
+        </w:tc>
+      </w:tr>
+    </w:tbl>
+    <w:p>
+      <w:pPr>
+        <w:keepNext w:val="0"/>
+        <w:keepLines w:val="0"/>
+        <w:spacing w:before="60" w:after="40" w:line="293" w:lineRule="auto"/>
+      </w:pPr>
+      <w:r>
+        <w:rPr>
+          <w:rFonts w:ascii="Arial Unicode MS" w:hAnsi="Arial Unicode MS" w:eastAsia="Arial Unicode MS"/>
+          <w:b/>
+          <w:i w:val="0"/>
+          <w:color w:val="1A2340"/>
+          <w:sz w:val="22"/>
+        </w:rPr>
+        <w:t>先寫完，再看：朋友說：『把十二人畫成十二個人形，不是比較有說服力嗎？』</w:t>
+      </w:r>
+    </w:p>
+    <w:p>
+      <w:pPr>
+        <w:keepNext w:val="0"/>
+        <w:keepLines w:val="0"/>
+        <w:spacing w:before="0" w:after="40" w:line="293" w:lineRule="auto"/>
+      </w:pPr>
+      <w:r>
+        <w:rPr>
+          <w:rFonts w:ascii="Arial Unicode MS" w:hAnsi="Arial Unicode MS" w:eastAsia="Arial Unicode MS"/>
+          <w:b w:val="0"/>
+          <w:i w:val="0"/>
+          <w:color w:val="1A2340"/>
+          <w:sz w:val="22"/>
+        </w:rPr>
+        <w:t>可以畫，但旁邊還要留下什麼，別人才不會以為只有十二人回答？直接補寫。</w:t>
+      </w:r>
+    </w:p>
+    <w:p>
+      <w:pPr>
+        <w:keepNext/>
+        <w:keepLines w:val="0"/>
+        <w:spacing w:before="20" w:after="20" w:line="293" w:lineRule="auto"/>
+      </w:pPr>
+      <w:r>
+        <w:rPr>
+          <w:rFonts w:ascii="Arial Unicode MS" w:hAnsi="Arial Unicode MS" w:eastAsia="Arial Unicode MS"/>
+          <w:b/>
+          <w:i w:val="0"/>
+          <w:color w:val="5B6573"/>
+          <w:sz w:val="22"/>
+        </w:rPr>
+        <w:t>再決定</w:t>
+      </w:r>
+      <w:r>
+        <w:rPr>
+          <w:rFonts w:ascii="Arial Unicode MS" w:hAnsi="Arial Unicode MS" w:eastAsia="Arial Unicode MS"/>
+          <w:b w:val="0"/>
+          <w:i w:val="0"/>
+          <w:color w:val="7B8491"/>
+          <w:sz w:val="22"/>
+        </w:rPr>
+        <w:t xml:space="preserve">  ｜  </w:t>
+      </w:r>
+      <w:r>
+        <w:rPr>
+          <w:rFonts w:ascii="Arial Unicode MS" w:hAnsi="Arial Unicode MS" w:eastAsia="Arial Unicode MS"/>
+          <w:b w:val="0"/>
+          <w:i w:val="0"/>
+          <w:color w:val="1A2340"/>
+          <w:sz w:val="22"/>
+        </w:rPr>
+        <w:t>圖旁必須保留的說明</w:t>
+      </w:r>
+    </w:p>
+    <w:tbl>
+      <w:tblPr>
+        <w:tblW w:type="dxa" w:w="9865"/>
+        <w:jc w:val="left"/>
+        <w:tblLayout w:type="fixed"/>
+        <w:tblLook w:firstColumn="1" w:firstRow="1" w:lastColumn="0" w:lastRow="0" w:noHBand="0" w:noVBand="1" w:val="04A0"/>
+        <w:tblInd w:type="dxa" w:w="0"/>
+      </w:tblPr>
+      <w:tblGrid>
+        <w:gridCol w:w="9865"/>
+      </w:tblGrid>
+      <w:tr>
+        <w:trPr>
+          <w:trHeight w:val="510" w:hRule="atLeast"/>
+        </w:trPr>
+        <w:tc>
+          <w:tcPr>
+            <w:tcW w:type="dxa" w:w="9865"/>
+            <w:tcMar>
+              <w:top w:w="0" w:type="dxa"/>
+              <w:start w:w="0" w:type="dxa"/>
+              <w:bottom w:w="0" w:type="dxa"/>
+              <w:end w:w="0" w:type="dxa"/>
+            </w:tcMar>
+            <w:tcBorders>
+              <w:top w:val="nil"/>
+              <w:bottom w:val="single" w:sz="5" w:space="0" w:color="CBD5E1"/>
+              <w:start w:val="nil"/>
+              <w:end w:val="nil"/>
+            </w:tcBorders>
+          </w:tcPr>
+          <w:p>
+            <w:pPr>
+              <w:spacing w:before="0" w:after="0" w:line="240" w:lineRule="auto"/>
+            </w:pPr>
+            <w:r>
+              <w:t xml:space="preserve"> </w:t>
+            </w:r>
+          </w:p>
+        </w:tc>
+      </w:tr>
+      <w:tr>
+        <w:trPr>
+          <w:trHeight w:val="510" w:hRule="atLeast"/>
+        </w:trPr>
+        <w:tc>
+          <w:tcPr>
+            <w:tcW w:type="dxa" w:w="9865"/>
+            <w:tcMar>
+              <w:top w:w="0" w:type="dxa"/>
+              <w:start w:w="0" w:type="dxa"/>
+              <w:bottom w:w="0" w:type="dxa"/>
+              <w:end w:w="0" w:type="dxa"/>
+            </w:tcMar>
+            <w:tcBorders>
+              <w:top w:val="nil"/>
+              <w:bottom w:val="single" w:sz="5" w:space="0" w:color="CBD5E1"/>
+              <w:start w:val="nil"/>
+              <w:end w:val="nil"/>
+            </w:tcBorders>
+          </w:tcPr>
+          <w:p>
+            <w:pPr>
+              <w:spacing w:before="0" w:after="20" w:line="240" w:lineRule="auto"/>
             </w:pPr>
             <w:r>
               <w:t xml:space="preserve"> </w:t>
@@ -3039,7 +3169,7 @@
           <w:color w:val="1A2340"/>
           <w:sz w:val="22"/>
         </w:rPr>
-        <w:t>完成確認｜下課前｜□ 四種說法比較　□ A 第一版與 AI 差異／B 補實資料　□ 個人與小組決定　□ 真人說回去　｜不必拍照上傳；紙本整本交回保管，不建立完成排名。</w:t>
+        <w:t>完成確認｜下課前｜□ 四種說法比較　□ A 兩個本人映射＋邊界／B 補實資料　□ 個人與小組決定　□ 真人說回去　｜不必拍照上傳；紙本整本交回保管，不建立完成排名。</w:t>
       </w:r>
     </w:p>
     <w:sectPr>

--- a/worksheets/W14.docx
+++ b/worksheets/W14.docx
@@ -189,10 +189,10 @@
           <w:rFonts w:ascii="Arial Unicode MS" w:hAnsi="Arial Unicode MS" w:eastAsia="Arial Unicode MS"/>
           <w:b/>
           <w:i w:val="0"/>
-          <w:color w:val="1D4ED8"/>
+          <w:color w:val="5B6573"/>
           <w:sz w:val="22"/>
         </w:rPr>
-        <w:t>課堂必寫</w:t>
+        <w:t>可選練習</w:t>
       </w:r>
       <w:r>
         <w:rPr>
@@ -395,10 +395,10 @@
           <w:rFonts w:ascii="Arial Unicode MS" w:hAnsi="Arial Unicode MS" w:eastAsia="Arial Unicode MS"/>
           <w:b/>
           <w:i w:val="0"/>
-          <w:color w:val="1D4ED8"/>
+          <w:color w:val="5B6573"/>
           <w:sz w:val="22"/>
         </w:rPr>
-        <w:t>課堂必寫</w:t>
+        <w:t>可選練習</w:t>
       </w:r>
       <w:r>
         <w:rPr>
@@ -691,10 +691,10 @@
           <w:rFonts w:ascii="Arial Unicode MS" w:hAnsi="Arial Unicode MS" w:eastAsia="Arial Unicode MS"/>
           <w:b/>
           <w:i w:val="0"/>
-          <w:color w:val="1D4ED8"/>
+          <w:color w:val="5B6573"/>
           <w:sz w:val="22"/>
         </w:rPr>
-        <w:t>課堂必寫</w:t>
+        <w:t>可選練習</w:t>
       </w:r>
       <w:r>
         <w:rPr>
@@ -889,10 +889,10 @@
           <w:rFonts w:ascii="Arial Unicode MS" w:hAnsi="Arial Unicode MS" w:eastAsia="Arial Unicode MS"/>
           <w:b/>
           <w:i w:val="0"/>
-          <w:color w:val="1D4ED8"/>
+          <w:color w:val="5B6573"/>
           <w:sz w:val="22"/>
         </w:rPr>
-        <w:t>課堂必寫</w:t>
+        <w:t>可選練習</w:t>
       </w:r>
       <w:r>
         <w:rPr>
@@ -1035,10 +1035,10 @@
           <w:rFonts w:ascii="Arial Unicode MS" w:hAnsi="Arial Unicode MS" w:eastAsia="Arial Unicode MS"/>
           <w:b/>
           <w:i w:val="0"/>
-          <w:color w:val="1D4ED8"/>
+          <w:color w:val="5B6573"/>
           <w:sz w:val="22"/>
         </w:rPr>
-        <w:t>課堂必寫</w:t>
+        <w:t>可選練習</w:t>
       </w:r>
       <w:r>
         <w:rPr>
@@ -1331,10 +1331,10 @@
           <w:rFonts w:ascii="Arial Unicode MS" w:hAnsi="Arial Unicode MS" w:eastAsia="Arial Unicode MS"/>
           <w:b/>
           <w:i w:val="0"/>
-          <w:color w:val="1D4ED8"/>
+          <w:color w:val="5B6573"/>
           <w:sz w:val="22"/>
         </w:rPr>
-        <w:t>課堂必寫</w:t>
+        <w:t>可選練習</w:t>
       </w:r>
       <w:r>
         <w:rPr>
@@ -1619,10 +1619,10 @@
           <w:rFonts w:ascii="Arial Unicode MS" w:hAnsi="Arial Unicode MS" w:eastAsia="Arial Unicode MS"/>
           <w:b/>
           <w:i w:val="0"/>
-          <w:color w:val="1D4ED8"/>
+          <w:color w:val="5B6573"/>
           <w:sz w:val="22"/>
         </w:rPr>
-        <w:t>課堂必寫</w:t>
+        <w:t>可選練習</w:t>
       </w:r>
       <w:r>
         <w:rPr>
@@ -1825,10 +1825,10 @@
           <w:rFonts w:ascii="Arial Unicode MS" w:hAnsi="Arial Unicode MS" w:eastAsia="Arial Unicode MS"/>
           <w:b/>
           <w:i w:val="0"/>
-          <w:color w:val="1D4ED8"/>
+          <w:color w:val="5B6573"/>
           <w:sz w:val="22"/>
         </w:rPr>
-        <w:t>課堂必寫</w:t>
+        <w:t>可選練習</w:t>
       </w:r>
       <w:r>
         <w:rPr>
@@ -2031,10 +2031,10 @@
           <w:rFonts w:ascii="Arial Unicode MS" w:hAnsi="Arial Unicode MS" w:eastAsia="Arial Unicode MS"/>
           <w:b/>
           <w:i w:val="0"/>
-          <w:color w:val="1D4ED8"/>
+          <w:color w:val="5B6573"/>
           <w:sz w:val="22"/>
         </w:rPr>
-        <w:t>課堂必寫</w:t>
+        <w:t>可選練習</w:t>
       </w:r>
       <w:r>
         <w:rPr>
@@ -2207,10 +2207,10 @@
           <w:rFonts w:ascii="Arial Unicode MS" w:hAnsi="Arial Unicode MS" w:eastAsia="Arial Unicode MS"/>
           <w:b/>
           <w:i w:val="0"/>
-          <w:color w:val="1D4ED8"/>
+          <w:color w:val="5B6573"/>
           <w:sz w:val="22"/>
         </w:rPr>
-        <w:t>課堂必寫</w:t>
+        <w:t>可選練習</w:t>
       </w:r>
       <w:r>
         <w:rPr>
@@ -2435,10 +2435,10 @@
           <w:rFonts w:ascii="Arial Unicode MS" w:hAnsi="Arial Unicode MS" w:eastAsia="Arial Unicode MS"/>
           <w:b/>
           <w:i w:val="0"/>
-          <w:color w:val="1D4ED8"/>
+          <w:color w:val="5B6573"/>
           <w:sz w:val="22"/>
         </w:rPr>
-        <w:t>課堂必寫</w:t>
+        <w:t>可選練習</w:t>
       </w:r>
       <w:r>
         <w:rPr>
@@ -2551,10 +2551,10 @@
           <w:rFonts w:ascii="Arial Unicode MS" w:hAnsi="Arial Unicode MS" w:eastAsia="Arial Unicode MS"/>
           <w:b/>
           <w:i w:val="0"/>
-          <w:color w:val="1D4ED8"/>
+          <w:color w:val="5B6573"/>
           <w:sz w:val="22"/>
         </w:rPr>
-        <w:t>課堂必寫</w:t>
+        <w:t>可選練習</w:t>
       </w:r>
       <w:r>
         <w:rPr>
@@ -2697,10 +2697,10 @@
           <w:rFonts w:ascii="Arial Unicode MS" w:hAnsi="Arial Unicode MS" w:eastAsia="Arial Unicode MS"/>
           <w:b/>
           <w:i w:val="0"/>
-          <w:color w:val="1D4ED8"/>
+          <w:color w:val="5B6573"/>
           <w:sz w:val="22"/>
         </w:rPr>
-        <w:t>課堂必寫</w:t>
+        <w:t>可選練習</w:t>
       </w:r>
       <w:r>
         <w:rPr>
@@ -2846,7 +2846,7 @@
           <w:color w:val="5B6573"/>
           <w:sz w:val="22"/>
         </w:rPr>
-        <w:t>課堂練習｜不計分、不列學習關卡；整本照常收回。</w:t>
+        <w:t>可選練習｜不計分、不列學習關卡；拍實際作答頁，整本交回。</w:t>
       </w:r>
     </w:p>
     <w:p>
@@ -3146,10 +3146,10 @@
           <w:rFonts w:ascii="Arial Unicode MS" w:hAnsi="Arial Unicode MS" w:eastAsia="Arial Unicode MS"/>
           <w:b/>
           <w:i w:val="0"/>
-          <w:color w:val="1D4ED8"/>
+          <w:color w:val="5B6573"/>
           <w:sz w:val="22"/>
         </w:rPr>
-        <w:t>課堂必寫</w:t>
+        <w:t>可選練習</w:t>
       </w:r>
       <w:r>
         <w:rPr>
@@ -3169,9 +3169,1095 @@
           <w:color w:val="1A2340"/>
           <w:sz w:val="22"/>
         </w:rPr>
-        <w:t>完成確認｜下課前｜□ 四種說法比較　□ A 兩個本人映射＋邊界／B 補實資料　□ 個人與小組決定　□ 真人說回去　｜不必拍照上傳；紙本整本交回保管，不建立完成排名。</w:t>
+        <w:t>完成確認｜下課前｜□ 四種說法比較　□ A 兩個本人映射＋邊界／B 補實資料　□ 個人與小組決定　□ 真人說回去　｜拍自己的實際作答頁上傳原 Classroom，確認已繳交；紙本整本交回保管，不建立完成排名。</w:t>
       </w:r>
     </w:p>
+    <w:p>
+      <w:pPr>
+        <w:keepNext/>
+        <w:keepLines w:val="0"/>
+        <w:pageBreakBefore/>
+        <w:spacing w:before="0" w:after="60" w:line="293" w:lineRule="auto"/>
+      </w:pPr>
+      <w:r>
+        <w:rPr>
+          <w:rFonts w:ascii="JetBrains Mono" w:hAnsi="JetBrains Mono" w:eastAsia="Arial Unicode MS"/>
+          <w:b/>
+          <w:i w:val="0"/>
+          <w:color w:val="1D4ED8"/>
+          <w:sz w:val="22"/>
+        </w:rPr>
+        <w:t>W14 / 05</w:t>
+      </w:r>
+    </w:p>
+    <w:p>
+      <w:pPr>
+        <w:keepNext/>
+        <w:keepLines w:val="0"/>
+        <w:spacing w:before="0" w:after="80" w:line="252" w:lineRule="auto"/>
+      </w:pPr>
+      <w:r>
+        <w:rPr>
+          <w:rFonts w:ascii="Arial Unicode MS" w:hAnsi="Arial Unicode MS" w:eastAsia="Arial Unicode MS"/>
+          <w:b/>
+          <w:i w:val="0"/>
+          <w:color w:val="1A2340"/>
+          <w:sz w:val="44"/>
+        </w:rPr>
+        <w:t>換一把溫度尺，關係還一樣嗎？</w:t>
+      </w:r>
+    </w:p>
+    <w:p>
+      <w:pPr>
+        <w:keepNext w:val="0"/>
+        <w:keepLines w:val="0"/>
+        <w:spacing w:before="0" w:after="140" w:line="293" w:lineRule="auto"/>
+      </w:pPr>
+      <w:r>
+        <w:rPr>
+          <w:rFonts w:ascii="Arial Unicode MS" w:hAnsi="Arial Unicode MS" w:eastAsia="Arial Unicode MS"/>
+          <w:b w:val="0"/>
+          <w:i w:val="0"/>
+          <w:color w:val="5B6573"/>
+          <w:sz w:val="22"/>
+        </w:rPr>
+        <w:t>有餘裕或課餘選做；可留白、不計分、不追交。題目在同一份歷程本，詳解在本週最後。</w:t>
+      </w:r>
+    </w:p>
+    <w:p>
+      <w:pPr>
+        <w:keepNext w:val="0"/>
+        <w:keepLines w:val="0"/>
+        <w:spacing w:before="0" w:after="120" w:line="293" w:lineRule="auto"/>
+      </w:pPr>
+      <w:r>
+        <w:rPr>
+          <w:rFonts w:ascii="Arial Unicode MS" w:hAnsi="Arial Unicode MS" w:eastAsia="Arial Unicode MS"/>
+          <w:b w:val="0"/>
+          <w:i w:val="0"/>
+          <w:color w:val="1A2340"/>
+          <w:sz w:val="21"/>
+        </w:rPr>
+        <w:t>115 學測自然第 17 題及表 1｜印刷第 6 頁；依公開題材節錄／重排，任務為本課改編。</w:t>
+      </w:r>
+    </w:p>
+    <w:p>
+      <w:pPr>
+        <w:keepNext w:val="0"/>
+        <w:keepLines w:val="0"/>
+        <w:spacing w:before="0" w:after="120" w:line="293" w:lineRule="auto"/>
+      </w:pPr>
+      <w:r>
+        <w:rPr>
+          <w:rFonts w:ascii="Arial Unicode MS" w:hAnsi="Arial Unicode MS" w:eastAsia="Arial Unicode MS"/>
+          <w:b w:val="0"/>
+          <w:i w:val="0"/>
+          <w:color w:val="1A2340"/>
+          <w:sz w:val="22"/>
+        </w:rPr>
+        <w:t>原題列月球赤道日間均溫 121°C、夜間 −133°C，並給定：相同氣體分子的平均動能正比於克氏溫度（絕對溫度）。</w:t>
+      </w:r>
+    </w:p>
+    <w:tbl>
+      <w:tblPr>
+        <w:tblStyle w:val="TableGrid"/>
+        <w:tblW w:type="auto" w:w="0"/>
+        <w:tblLook w:firstColumn="1" w:firstRow="1" w:lastColumn="0" w:lastRow="0" w:noHBand="0" w:noVBand="1" w:val="04A0"/>
+      </w:tblPr>
+      <w:tblGrid>
+        <w:gridCol w:w="3288"/>
+        <w:gridCol w:w="3288"/>
+        <w:gridCol w:w="3288"/>
+      </w:tblGrid>
+      <w:tr>
+        <w:tc>
+          <w:tcPr>
+            <w:tcW w:type="dxa" w:w="3288"/>
+          </w:tcPr>
+          <w:p>
+            <w:r>
+              <w:rPr>
+                <w:sz w:val="21"/>
+              </w:rPr>
+              <w:t>月球赤道</w:t>
+            </w:r>
+          </w:p>
+        </w:tc>
+        <w:tc>
+          <w:tcPr>
+            <w:tcW w:type="dxa" w:w="3288"/>
+          </w:tcPr>
+          <w:p>
+            <w:r>
+              <w:rPr>
+                <w:sz w:val="21"/>
+              </w:rPr>
+              <w:t>日間</w:t>
+            </w:r>
+          </w:p>
+        </w:tc>
+        <w:tc>
+          <w:tcPr>
+            <w:tcW w:type="dxa" w:w="3288"/>
+          </w:tcPr>
+          <w:p>
+            <w:r>
+              <w:rPr>
+                <w:sz w:val="21"/>
+              </w:rPr>
+              <w:t>夜間</w:t>
+            </w:r>
+          </w:p>
+        </w:tc>
+      </w:tr>
+      <w:tr>
+        <w:tc>
+          <w:tcPr>
+            <w:tcW w:type="dxa" w:w="3288"/>
+          </w:tcPr>
+          <w:p>
+            <w:r>
+              <w:rPr>
+                <w:sz w:val="21"/>
+              </w:rPr>
+              <w:t>攝氏溫度</w:t>
+            </w:r>
+          </w:p>
+        </w:tc>
+        <w:tc>
+          <w:tcPr>
+            <w:tcW w:type="dxa" w:w="3288"/>
+          </w:tcPr>
+          <w:p>
+            <w:r>
+              <w:rPr>
+                <w:sz w:val="21"/>
+              </w:rPr>
+              <w:t>121°C</w:t>
+            </w:r>
+          </w:p>
+        </w:tc>
+        <w:tc>
+          <w:tcPr>
+            <w:tcW w:type="dxa" w:w="3288"/>
+          </w:tcPr>
+          <w:p>
+            <w:r>
+              <w:rPr>
+                <w:sz w:val="21"/>
+              </w:rPr>
+              <w:t>−133°C</w:t>
+            </w:r>
+          </w:p>
+        </w:tc>
+      </w:tr>
+    </w:tbl>
+    <w:p>
+      <w:pPr>
+        <w:keepNext/>
+        <w:keepLines w:val="0"/>
+        <w:spacing w:before="160" w:after="60" w:line="293" w:lineRule="auto"/>
+      </w:pPr>
+      <w:r>
+        <w:rPr>
+          <w:rFonts w:ascii="Arial Unicode MS" w:hAnsi="Arial Unicode MS" w:eastAsia="Arial Unicode MS"/>
+          <w:b/>
+          <w:i w:val="0"/>
+          <w:color w:val="1A2340"/>
+          <w:sz w:val="30"/>
+        </w:rPr>
+        <w:t>任務｜不重抄題文</w:t>
+      </w:r>
+    </w:p>
+    <w:p>
+      <w:pPr>
+        <w:keepNext w:val="0"/>
+        <w:keepLines w:val="0"/>
+        <w:spacing w:before="0" w:after="100" w:line="293" w:lineRule="auto"/>
+      </w:pPr>
+      <w:r>
+        <w:rPr>
+          <w:rFonts w:ascii="Arial Unicode MS" w:hAnsi="Arial Unicode MS" w:eastAsia="Arial Unicode MS"/>
+          <w:b w:val="0"/>
+          <w:i w:val="0"/>
+          <w:color w:val="1A2340"/>
+          <w:sz w:val="22"/>
+        </w:rPr>
+        <w:t>同學用 121 ÷ (−133) 算日夜平均動能的倍數。把兩個溫度改畫在攝氏、克氏兩把尺上，查他的表示有沒有保留公式需要的關係，再自己算。</w:t>
+      </w:r>
+    </w:p>
+    <w:p>
+      <w:pPr>
+        <w:keepNext w:val="0"/>
+        <w:keepLines w:val="0"/>
+        <w:spacing w:before="0" w:after="100" w:line="293" w:lineRule="auto"/>
+      </w:pPr>
+      <w:r>
+        <w:rPr>
+          <w:rFonts w:ascii="Arial Unicode MS" w:hAnsi="Arial Unicode MS" w:eastAsia="Arial Unicode MS"/>
+          <w:b w:val="0"/>
+          <w:i w:val="0"/>
+          <w:color w:val="1A2340"/>
+          <w:sz w:val="21"/>
+        </w:rPr>
+        <w:t>先備回查｜本題使用 T(K)≈t(°C)+273。正比的比值要使用公式指定的量。克氏溫度 0 K 是絕對零度；攝氏 0°C 是另一個刻度原點。</w:t>
+      </w:r>
+    </w:p>
+    <w:p>
+      <w:pPr>
+        <w:keepNext/>
+        <w:keepLines w:val="0"/>
+        <w:spacing w:before="120" w:after="60" w:line="293" w:lineRule="auto"/>
+      </w:pPr>
+      <w:r>
+        <w:rPr>
+          <w:rFonts w:ascii="Arial Unicode MS" w:hAnsi="Arial Unicode MS" w:eastAsia="Arial Unicode MS"/>
+          <w:b/>
+          <w:i w:val="0"/>
+          <w:color w:val="1A2340"/>
+          <w:sz w:val="30"/>
+        </w:rPr>
+        <w:t>需要時才看提示</w:t>
+      </w:r>
+    </w:p>
+    <w:p>
+      <w:pPr>
+        <w:keepNext w:val="0"/>
+        <w:keepLines w:val="0"/>
+        <w:spacing w:before="0" w:after="80" w:line="293" w:lineRule="auto"/>
+      </w:pPr>
+      <w:r>
+        <w:rPr>
+          <w:rFonts w:ascii="Arial Unicode MS" w:hAnsi="Arial Unicode MS" w:eastAsia="Arial Unicode MS"/>
+          <w:b w:val="0"/>
+          <w:i w:val="0"/>
+          <w:color w:val="1A2340"/>
+          <w:sz w:val="22"/>
+        </w:rPr>
+        <w:t>1｜看公式指定量：正比的是攝氏數值還是克氏溫度？</w:t>
+      </w:r>
+    </w:p>
+    <w:p>
+      <w:pPr>
+        <w:keepNext w:val="0"/>
+        <w:keepLines w:val="0"/>
+        <w:spacing w:before="0" w:after="80" w:line="293" w:lineRule="auto"/>
+      </w:pPr>
+      <w:r>
+        <w:rPr>
+          <w:rFonts w:ascii="Arial Unicode MS" w:hAnsi="Arial Unicode MS" w:eastAsia="Arial Unicode MS"/>
+          <w:b w:val="0"/>
+          <w:i w:val="0"/>
+          <w:color w:val="1A2340"/>
+          <w:sz w:val="22"/>
+        </w:rPr>
+        <w:t>2｜標同一個狀態：121°C 與 −133°C 各對應幾 K？換尺沒有改變狀態。</w:t>
+      </w:r>
+    </w:p>
+    <w:p>
+      <w:pPr>
+        <w:keepNext w:val="0"/>
+        <w:keepLines w:val="0"/>
+        <w:spacing w:before="0" w:after="80" w:line="293" w:lineRule="auto"/>
+      </w:pPr>
+      <w:r>
+        <w:rPr>
+          <w:rFonts w:ascii="Arial Unicode MS" w:hAnsi="Arial Unicode MS" w:eastAsia="Arial Unicode MS"/>
+          <w:b w:val="0"/>
+          <w:i w:val="0"/>
+          <w:color w:val="1A2340"/>
+          <w:sz w:val="22"/>
+        </w:rPr>
+        <w:t>3｜再取比值：日間÷夜間；這個比值可不可以直接從另一把尺的讀數取得？</w:t>
+      </w:r>
+    </w:p>
+    <w:p>
+      <w:pPr>
+        <w:keepNext w:val="0"/>
+        <w:keepLines w:val="0"/>
+        <w:spacing w:before="120" w:after="80" w:line="293" w:lineRule="auto"/>
+      </w:pPr>
+      <w:r>
+        <w:rPr>
+          <w:rFonts w:ascii="Arial Unicode MS" w:hAnsi="Arial Unicode MS" w:eastAsia="Arial Unicode MS"/>
+          <w:b w:val="0"/>
+          <w:i w:val="0"/>
+          <w:color w:val="1A2340"/>
+          <w:sz w:val="22"/>
+        </w:rPr>
+        <w:t>W14：換表示法，要核對哪些關係保留、哪些關係改掉。</w:t>
+      </w:r>
+    </w:p>
+    <w:p>
+      <w:pPr>
+        <w:keepNext w:val="0"/>
+        <w:keepLines w:val="0"/>
+        <w:spacing w:before="0" w:after="60" w:line="293" w:lineRule="auto"/>
+      </w:pPr>
+      <w:r>
+        <w:rPr>
+          <w:rFonts w:ascii="Arial Unicode MS" w:hAnsi="Arial Unicode MS" w:eastAsia="Arial Unicode MS"/>
+          <w:b w:val="0"/>
+          <w:i w:val="0"/>
+          <w:color w:val="1A2340"/>
+          <w:sz w:val="18"/>
+        </w:rPr>
+        <w:t>完整原卷：https://www.ceec.edu.tw/files/file_pool/1/0q054346117821958325/06-115%E5%AD%B8%E6%B8%AC%E8%87%AA%E7%84%B6%E8%A9%A6%E5%8D%B7.pdf#page=7</w:t>
+      </w:r>
+    </w:p>
+    <w:p>
+      <w:pPr>
+        <w:keepNext w:val="0"/>
+        <w:keepLines w:val="0"/>
+        <w:spacing w:before="0" w:after="60" w:line="293" w:lineRule="auto"/>
+      </w:pPr>
+      <w:r>
+        <w:rPr>
+          <w:rFonts w:ascii="Arial Unicode MS" w:hAnsi="Arial Unicode MS" w:eastAsia="Arial Unicode MS"/>
+          <w:b w:val="0"/>
+          <w:i w:val="0"/>
+          <w:color w:val="1A2340"/>
+          <w:sz w:val="21"/>
+        </w:rPr>
+        <w:t>詳解在本週投影最後。整本收回後，從同一份線上歷程本取題；不另印一張卡。</w:t>
+      </w:r>
+    </w:p>
+    <w:p>
+      <w:pPr>
+        <w:keepNext/>
+        <w:keepLines w:val="0"/>
+        <w:pageBreakBefore/>
+        <w:spacing w:before="0" w:after="60" w:line="293" w:lineRule="auto"/>
+      </w:pPr>
+      <w:r>
+        <w:rPr>
+          <w:rFonts w:ascii="JetBrains Mono" w:hAnsi="JetBrains Mono" w:eastAsia="Arial Unicode MS"/>
+          <w:b/>
+          <w:i w:val="0"/>
+          <w:color w:val="1D4ED8"/>
+          <w:sz w:val="22"/>
+        </w:rPr>
+        <w:t>W14 / 06</w:t>
+      </w:r>
+    </w:p>
+    <w:p>
+      <w:pPr>
+        <w:keepNext/>
+        <w:keepLines w:val="0"/>
+        <w:spacing w:before="0" w:after="80" w:line="252" w:lineRule="auto"/>
+      </w:pPr>
+      <w:r>
+        <w:rPr>
+          <w:rFonts w:ascii="Arial Unicode MS" w:hAnsi="Arial Unicode MS" w:eastAsia="Arial Unicode MS"/>
+          <w:b/>
+          <w:i w:val="0"/>
+          <w:color w:val="1A2340"/>
+          <w:sz w:val="44"/>
+        </w:rPr>
+        <w:t>保留自己的解題來路</w:t>
+      </w:r>
+    </w:p>
+    <w:p>
+      <w:pPr>
+        <w:keepNext w:val="0"/>
+        <w:keepLines w:val="0"/>
+        <w:spacing w:before="0" w:after="140" w:line="293" w:lineRule="auto"/>
+      </w:pPr>
+      <w:r>
+        <w:rPr>
+          <w:rFonts w:ascii="Arial Unicode MS" w:hAnsi="Arial Unicode MS" w:eastAsia="Arial Unicode MS"/>
+          <w:b w:val="0"/>
+          <w:i w:val="0"/>
+          <w:color w:val="5B6573"/>
+          <w:sz w:val="22"/>
+        </w:rPr>
+        <w:t>可留白；這兩頁隨整本保管，不計分、不追交、不另上傳。</w:t>
+      </w:r>
+    </w:p>
+    <w:p>
+      <w:pPr>
+        <w:keepNext/>
+        <w:keepLines w:val="0"/>
+        <w:spacing w:before="100" w:after="40" w:line="293" w:lineRule="auto"/>
+      </w:pPr>
+      <w:r>
+        <w:rPr>
+          <w:rFonts w:ascii="JetBrains Mono" w:hAnsi="JetBrains Mono" w:eastAsia="Arial Unicode MS"/>
+          <w:b/>
+          <w:i w:val="0"/>
+          <w:color w:val="1D4ED8"/>
+          <w:sz w:val="30"/>
+        </w:rPr>
+        <w:t>01</w:t>
+      </w:r>
+      <w:r>
+        <w:rPr>
+          <w:rFonts w:ascii="Arial Unicode MS" w:hAnsi="Arial Unicode MS" w:eastAsia="Arial Unicode MS"/>
+          <w:b w:val="0"/>
+          <w:i w:val="0"/>
+          <w:color w:val="1D4ED8"/>
+          <w:sz w:val="30"/>
+        </w:rPr>
+        <w:t xml:space="preserve">  </w:t>
+      </w:r>
+      <w:r>
+        <w:rPr>
+          <w:rFonts w:ascii="Arial Unicode MS" w:hAnsi="Arial Unicode MS" w:eastAsia="Arial Unicode MS"/>
+          <w:b/>
+          <w:i w:val="0"/>
+          <w:color w:val="1A2340"/>
+          <w:sz w:val="30"/>
+        </w:rPr>
+        <w:t>初答與依據</w:t>
+      </w:r>
+    </w:p>
+    <w:p>
+      <w:pPr>
+        <w:keepNext w:val="0"/>
+        <w:keepLines w:val="0"/>
+        <w:spacing w:before="0" w:after="40" w:line="293" w:lineRule="auto"/>
+      </w:pPr>
+      <w:r>
+        <w:rPr>
+          <w:rFonts w:ascii="Arial Unicode MS" w:hAnsi="Arial Unicode MS" w:eastAsia="Arial Unicode MS"/>
+          <w:b w:val="0"/>
+          <w:i w:val="0"/>
+          <w:color w:val="1A2340"/>
+          <w:sz w:val="22"/>
+        </w:rPr>
+        <w:t>先自己解；可畫圖、圈原材料、寫算式或記卡點。</w:t>
+      </w:r>
+    </w:p>
+    <w:tbl>
+      <w:tblPr>
+        <w:tblW w:type="dxa" w:w="9865"/>
+        <w:jc w:val="left"/>
+        <w:tblLayout w:type="fixed"/>
+        <w:tblLook w:firstColumn="1" w:firstRow="1" w:lastColumn="0" w:lastRow="0" w:noHBand="0" w:noVBand="1" w:val="04A0"/>
+        <w:tblInd w:type="dxa" w:w="0"/>
+      </w:tblPr>
+      <w:tblGrid>
+        <w:gridCol w:w="9865"/>
+      </w:tblGrid>
+      <w:tr>
+        <w:trPr>
+          <w:trHeight w:val="454" w:hRule="atLeast"/>
+        </w:trPr>
+        <w:tc>
+          <w:tcPr>
+            <w:tcW w:type="dxa" w:w="9865"/>
+            <w:tcMar>
+              <w:top w:w="0" w:type="dxa"/>
+              <w:start w:w="0" w:type="dxa"/>
+              <w:bottom w:w="0" w:type="dxa"/>
+              <w:end w:w="0" w:type="dxa"/>
+            </w:tcMar>
+            <w:tcBorders>
+              <w:top w:val="nil"/>
+              <w:bottom w:val="single" w:sz="5" w:space="0" w:color="CBD5E1"/>
+              <w:start w:val="nil"/>
+              <w:end w:val="nil"/>
+            </w:tcBorders>
+          </w:tcPr>
+          <w:p>
+            <w:pPr>
+              <w:spacing w:before="0" w:after="0" w:line="240" w:lineRule="auto"/>
+            </w:pPr>
+            <w:r>
+              <w:t xml:space="preserve"> </w:t>
+            </w:r>
+          </w:p>
+        </w:tc>
+      </w:tr>
+      <w:tr>
+        <w:trPr>
+          <w:trHeight w:val="454" w:hRule="atLeast"/>
+        </w:trPr>
+        <w:tc>
+          <w:tcPr>
+            <w:tcW w:type="dxa" w:w="9865"/>
+            <w:tcMar>
+              <w:top w:w="0" w:type="dxa"/>
+              <w:start w:w="0" w:type="dxa"/>
+              <w:bottom w:w="0" w:type="dxa"/>
+              <w:end w:w="0" w:type="dxa"/>
+            </w:tcMar>
+            <w:tcBorders>
+              <w:top w:val="nil"/>
+              <w:bottom w:val="single" w:sz="5" w:space="0" w:color="CBD5E1"/>
+              <w:start w:val="nil"/>
+              <w:end w:val="nil"/>
+            </w:tcBorders>
+          </w:tcPr>
+          <w:p>
+            <w:pPr>
+              <w:spacing w:before="0" w:after="0" w:line="240" w:lineRule="auto"/>
+            </w:pPr>
+            <w:r>
+              <w:t xml:space="preserve"> </w:t>
+            </w:r>
+          </w:p>
+        </w:tc>
+      </w:tr>
+      <w:tr>
+        <w:trPr>
+          <w:trHeight w:val="454" w:hRule="atLeast"/>
+        </w:trPr>
+        <w:tc>
+          <w:tcPr>
+            <w:tcW w:type="dxa" w:w="9865"/>
+            <w:tcMar>
+              <w:top w:w="0" w:type="dxa"/>
+              <w:start w:w="0" w:type="dxa"/>
+              <w:bottom w:w="0" w:type="dxa"/>
+              <w:end w:w="0" w:type="dxa"/>
+            </w:tcMar>
+            <w:tcBorders>
+              <w:top w:val="nil"/>
+              <w:bottom w:val="single" w:sz="5" w:space="0" w:color="CBD5E1"/>
+              <w:start w:val="nil"/>
+              <w:end w:val="nil"/>
+            </w:tcBorders>
+          </w:tcPr>
+          <w:p>
+            <w:pPr>
+              <w:spacing w:before="0" w:after="0" w:line="240" w:lineRule="auto"/>
+            </w:pPr>
+            <w:r>
+              <w:t xml:space="preserve"> </w:t>
+            </w:r>
+          </w:p>
+        </w:tc>
+      </w:tr>
+      <w:tr>
+        <w:trPr>
+          <w:trHeight w:val="454" w:hRule="atLeast"/>
+        </w:trPr>
+        <w:tc>
+          <w:tcPr>
+            <w:tcW w:type="dxa" w:w="9865"/>
+            <w:tcMar>
+              <w:top w:w="0" w:type="dxa"/>
+              <w:start w:w="0" w:type="dxa"/>
+              <w:bottom w:w="0" w:type="dxa"/>
+              <w:end w:w="0" w:type="dxa"/>
+            </w:tcMar>
+            <w:tcBorders>
+              <w:top w:val="nil"/>
+              <w:bottom w:val="single" w:sz="5" w:space="0" w:color="CBD5E1"/>
+              <w:start w:val="nil"/>
+              <w:end w:val="nil"/>
+            </w:tcBorders>
+          </w:tcPr>
+          <w:p>
+            <w:pPr>
+              <w:spacing w:before="0" w:after="0" w:line="240" w:lineRule="auto"/>
+            </w:pPr>
+            <w:r>
+              <w:t xml:space="preserve"> </w:t>
+            </w:r>
+          </w:p>
+        </w:tc>
+      </w:tr>
+      <w:tr>
+        <w:trPr>
+          <w:trHeight w:val="454" w:hRule="atLeast"/>
+        </w:trPr>
+        <w:tc>
+          <w:tcPr>
+            <w:tcW w:type="dxa" w:w="9865"/>
+            <w:tcMar>
+              <w:top w:w="0" w:type="dxa"/>
+              <w:start w:w="0" w:type="dxa"/>
+              <w:bottom w:w="0" w:type="dxa"/>
+              <w:end w:w="0" w:type="dxa"/>
+            </w:tcMar>
+            <w:tcBorders>
+              <w:top w:val="nil"/>
+              <w:bottom w:val="single" w:sz="5" w:space="0" w:color="CBD5E1"/>
+              <w:start w:val="nil"/>
+              <w:end w:val="nil"/>
+            </w:tcBorders>
+          </w:tcPr>
+          <w:p>
+            <w:pPr>
+              <w:spacing w:before="0" w:after="0" w:line="240" w:lineRule="auto"/>
+            </w:pPr>
+            <w:r>
+              <w:t xml:space="preserve"> </w:t>
+            </w:r>
+          </w:p>
+        </w:tc>
+      </w:tr>
+    </w:tbl>
+    <w:p>
+      <w:pPr>
+        <w:keepNext/>
+        <w:keepLines w:val="0"/>
+        <w:spacing w:before="100" w:after="40" w:line="293" w:lineRule="auto"/>
+      </w:pPr>
+      <w:r>
+        <w:rPr>
+          <w:rFonts w:ascii="JetBrains Mono" w:hAnsi="JetBrains Mono" w:eastAsia="Arial Unicode MS"/>
+          <w:b/>
+          <w:i w:val="0"/>
+          <w:color w:val="1D4ED8"/>
+          <w:sz w:val="30"/>
+        </w:rPr>
+        <w:t>02</w:t>
+      </w:r>
+      <w:r>
+        <w:rPr>
+          <w:rFonts w:ascii="Arial Unicode MS" w:hAnsi="Arial Unicode MS" w:eastAsia="Arial Unicode MS"/>
+          <w:b w:val="0"/>
+          <w:i w:val="0"/>
+          <w:color w:val="1D4ED8"/>
+          <w:sz w:val="30"/>
+        </w:rPr>
+        <w:t xml:space="preserve">  </w:t>
+      </w:r>
+      <w:r>
+        <w:rPr>
+          <w:rFonts w:ascii="Arial Unicode MS" w:hAnsi="Arial Unicode MS" w:eastAsia="Arial Unicode MS"/>
+          <w:b/>
+          <w:i w:val="0"/>
+          <w:color w:val="1A2340"/>
+          <w:sz w:val="30"/>
+        </w:rPr>
+        <w:t>提示／回查／真實讀者回應</w:t>
+      </w:r>
+    </w:p>
+    <w:p>
+      <w:pPr>
+        <w:keepNext w:val="0"/>
+        <w:keepLines w:val="0"/>
+        <w:spacing w:before="0" w:after="40" w:line="293" w:lineRule="auto"/>
+      </w:pPr>
+      <w:r>
+        <w:rPr>
+          <w:rFonts w:ascii="Arial Unicode MS" w:hAnsi="Arial Unicode MS" w:eastAsia="Arial Unicode MS"/>
+          <w:b w:val="0"/>
+          <w:i w:val="0"/>
+          <w:color w:val="1A2340"/>
+          <w:sz w:val="22"/>
+        </w:rPr>
+        <w:t>提示 □未用 □1 □2 □3；自己做：記一處回查發現。有搭檔才記對方實際說的話。</w:t>
+      </w:r>
+    </w:p>
+    <w:tbl>
+      <w:tblPr>
+        <w:tblW w:type="dxa" w:w="9865"/>
+        <w:jc w:val="left"/>
+        <w:tblLayout w:type="fixed"/>
+        <w:tblLook w:firstColumn="1" w:firstRow="1" w:lastColumn="0" w:lastRow="0" w:noHBand="0" w:noVBand="1" w:val="04A0"/>
+        <w:tblInd w:type="dxa" w:w="0"/>
+      </w:tblPr>
+      <w:tblGrid>
+        <w:gridCol w:w="9865"/>
+      </w:tblGrid>
+      <w:tr>
+        <w:trPr>
+          <w:trHeight w:val="454" w:hRule="atLeast"/>
+        </w:trPr>
+        <w:tc>
+          <w:tcPr>
+            <w:tcW w:type="dxa" w:w="9865"/>
+            <w:tcMar>
+              <w:top w:w="0" w:type="dxa"/>
+              <w:start w:w="0" w:type="dxa"/>
+              <w:bottom w:w="0" w:type="dxa"/>
+              <w:end w:w="0" w:type="dxa"/>
+            </w:tcMar>
+            <w:tcBorders>
+              <w:top w:val="nil"/>
+              <w:bottom w:val="single" w:sz="5" w:space="0" w:color="CBD5E1"/>
+              <w:start w:val="nil"/>
+              <w:end w:val="nil"/>
+            </w:tcBorders>
+          </w:tcPr>
+          <w:p>
+            <w:pPr>
+              <w:spacing w:before="0" w:after="0" w:line="240" w:lineRule="auto"/>
+            </w:pPr>
+            <w:r>
+              <w:t xml:space="preserve"> </w:t>
+            </w:r>
+          </w:p>
+        </w:tc>
+      </w:tr>
+      <w:tr>
+        <w:trPr>
+          <w:trHeight w:val="454" w:hRule="atLeast"/>
+        </w:trPr>
+        <w:tc>
+          <w:tcPr>
+            <w:tcW w:type="dxa" w:w="9865"/>
+            <w:tcMar>
+              <w:top w:w="0" w:type="dxa"/>
+              <w:start w:w="0" w:type="dxa"/>
+              <w:bottom w:w="0" w:type="dxa"/>
+              <w:end w:w="0" w:type="dxa"/>
+            </w:tcMar>
+            <w:tcBorders>
+              <w:top w:val="nil"/>
+              <w:bottom w:val="single" w:sz="5" w:space="0" w:color="CBD5E1"/>
+              <w:start w:val="nil"/>
+              <w:end w:val="nil"/>
+            </w:tcBorders>
+          </w:tcPr>
+          <w:p>
+            <w:pPr>
+              <w:spacing w:before="0" w:after="0" w:line="240" w:lineRule="auto"/>
+            </w:pPr>
+            <w:r>
+              <w:t xml:space="preserve"> </w:t>
+            </w:r>
+          </w:p>
+        </w:tc>
+      </w:tr>
+      <w:tr>
+        <w:trPr>
+          <w:trHeight w:val="454" w:hRule="atLeast"/>
+        </w:trPr>
+        <w:tc>
+          <w:tcPr>
+            <w:tcW w:type="dxa" w:w="9865"/>
+            <w:tcMar>
+              <w:top w:w="0" w:type="dxa"/>
+              <w:start w:w="0" w:type="dxa"/>
+              <w:bottom w:w="0" w:type="dxa"/>
+              <w:end w:w="0" w:type="dxa"/>
+            </w:tcMar>
+            <w:tcBorders>
+              <w:top w:val="nil"/>
+              <w:bottom w:val="single" w:sz="5" w:space="0" w:color="CBD5E1"/>
+              <w:start w:val="nil"/>
+              <w:end w:val="nil"/>
+            </w:tcBorders>
+          </w:tcPr>
+          <w:p>
+            <w:pPr>
+              <w:spacing w:before="0" w:after="0" w:line="240" w:lineRule="auto"/>
+            </w:pPr>
+            <w:r>
+              <w:t xml:space="preserve"> </w:t>
+            </w:r>
+          </w:p>
+        </w:tc>
+      </w:tr>
+    </w:tbl>
+    <w:p>
+      <w:pPr>
+        <w:keepNext/>
+        <w:keepLines w:val="0"/>
+        <w:spacing w:before="100" w:after="40" w:line="293" w:lineRule="auto"/>
+      </w:pPr>
+      <w:r>
+        <w:rPr>
+          <w:rFonts w:ascii="JetBrains Mono" w:hAnsi="JetBrains Mono" w:eastAsia="Arial Unicode MS"/>
+          <w:b/>
+          <w:i w:val="0"/>
+          <w:color w:val="1D4ED8"/>
+          <w:sz w:val="30"/>
+        </w:rPr>
+        <w:t>03</w:t>
+      </w:r>
+      <w:r>
+        <w:rPr>
+          <w:rFonts w:ascii="Arial Unicode MS" w:hAnsi="Arial Unicode MS" w:eastAsia="Arial Unicode MS"/>
+          <w:b w:val="0"/>
+          <w:i w:val="0"/>
+          <w:color w:val="1D4ED8"/>
+          <w:sz w:val="30"/>
+        </w:rPr>
+        <w:t xml:space="preserve">  </w:t>
+      </w:r>
+      <w:r>
+        <w:rPr>
+          <w:rFonts w:ascii="Arial Unicode MS" w:hAnsi="Arial Unicode MS" w:eastAsia="Arial Unicode MS"/>
+          <w:b/>
+          <w:i w:val="0"/>
+          <w:color w:val="1A2340"/>
+          <w:sz w:val="30"/>
+        </w:rPr>
+        <w:t>本人改／留與理由</w:t>
+      </w:r>
+    </w:p>
+    <w:p>
+      <w:pPr>
+        <w:keepNext w:val="0"/>
+        <w:keepLines w:val="0"/>
+        <w:spacing w:before="0" w:after="40" w:line="293" w:lineRule="auto"/>
+      </w:pPr>
+      <w:r>
+        <w:rPr>
+          <w:rFonts w:ascii="Arial Unicode MS" w:hAnsi="Arial Unicode MS" w:eastAsia="Arial Unicode MS"/>
+          <w:b w:val="0"/>
+          <w:i w:val="0"/>
+          <w:color w:val="1A2340"/>
+          <w:sz w:val="22"/>
+        </w:rPr>
+        <w:t>哪個字、關係或步驟要改？保留也要指一處依據。</w:t>
+      </w:r>
+    </w:p>
+    <w:tbl>
+      <w:tblPr>
+        <w:tblW w:type="dxa" w:w="9865"/>
+        <w:jc w:val="left"/>
+        <w:tblLayout w:type="fixed"/>
+        <w:tblLook w:firstColumn="1" w:firstRow="1" w:lastColumn="0" w:lastRow="0" w:noHBand="0" w:noVBand="1" w:val="04A0"/>
+        <w:tblInd w:type="dxa" w:w="0"/>
+      </w:tblPr>
+      <w:tblGrid>
+        <w:gridCol w:w="9865"/>
+      </w:tblGrid>
+      <w:tr>
+        <w:trPr>
+          <w:trHeight w:val="454" w:hRule="atLeast"/>
+        </w:trPr>
+        <w:tc>
+          <w:tcPr>
+            <w:tcW w:type="dxa" w:w="9865"/>
+            <w:tcMar>
+              <w:top w:w="0" w:type="dxa"/>
+              <w:start w:w="0" w:type="dxa"/>
+              <w:bottom w:w="0" w:type="dxa"/>
+              <w:end w:w="0" w:type="dxa"/>
+            </w:tcMar>
+            <w:tcBorders>
+              <w:top w:val="nil"/>
+              <w:bottom w:val="single" w:sz="5" w:space="0" w:color="CBD5E1"/>
+              <w:start w:val="nil"/>
+              <w:end w:val="nil"/>
+            </w:tcBorders>
+          </w:tcPr>
+          <w:p>
+            <w:pPr>
+              <w:spacing w:before="0" w:after="0" w:line="240" w:lineRule="auto"/>
+            </w:pPr>
+            <w:r>
+              <w:t xml:space="preserve"> </w:t>
+            </w:r>
+          </w:p>
+        </w:tc>
+      </w:tr>
+      <w:tr>
+        <w:trPr>
+          <w:trHeight w:val="454" w:hRule="atLeast"/>
+        </w:trPr>
+        <w:tc>
+          <w:tcPr>
+            <w:tcW w:type="dxa" w:w="9865"/>
+            <w:tcMar>
+              <w:top w:w="0" w:type="dxa"/>
+              <w:start w:w="0" w:type="dxa"/>
+              <w:bottom w:w="0" w:type="dxa"/>
+              <w:end w:w="0" w:type="dxa"/>
+            </w:tcMar>
+            <w:tcBorders>
+              <w:top w:val="nil"/>
+              <w:bottom w:val="single" w:sz="5" w:space="0" w:color="CBD5E1"/>
+              <w:start w:val="nil"/>
+              <w:end w:val="nil"/>
+            </w:tcBorders>
+          </w:tcPr>
+          <w:p>
+            <w:pPr>
+              <w:spacing w:before="0" w:after="0" w:line="240" w:lineRule="auto"/>
+            </w:pPr>
+            <w:r>
+              <w:t xml:space="preserve"> </w:t>
+            </w:r>
+          </w:p>
+        </w:tc>
+      </w:tr>
+      <w:tr>
+        <w:trPr>
+          <w:trHeight w:val="454" w:hRule="atLeast"/>
+        </w:trPr>
+        <w:tc>
+          <w:tcPr>
+            <w:tcW w:type="dxa" w:w="9865"/>
+            <w:tcMar>
+              <w:top w:w="0" w:type="dxa"/>
+              <w:start w:w="0" w:type="dxa"/>
+              <w:bottom w:w="0" w:type="dxa"/>
+              <w:end w:w="0" w:type="dxa"/>
+            </w:tcMar>
+            <w:tcBorders>
+              <w:top w:val="nil"/>
+              <w:bottom w:val="single" w:sz="5" w:space="0" w:color="CBD5E1"/>
+              <w:start w:val="nil"/>
+              <w:end w:val="nil"/>
+            </w:tcBorders>
+          </w:tcPr>
+          <w:p>
+            <w:pPr>
+              <w:spacing w:before="0" w:after="0" w:line="240" w:lineRule="auto"/>
+            </w:pPr>
+            <w:r>
+              <w:t xml:space="preserve"> </w:t>
+            </w:r>
+          </w:p>
+        </w:tc>
+      </w:tr>
+      <w:tr>
+        <w:trPr>
+          <w:trHeight w:val="454" w:hRule="atLeast"/>
+        </w:trPr>
+        <w:tc>
+          <w:tcPr>
+            <w:tcW w:type="dxa" w:w="9865"/>
+            <w:tcMar>
+              <w:top w:w="0" w:type="dxa"/>
+              <w:start w:w="0" w:type="dxa"/>
+              <w:bottom w:w="0" w:type="dxa"/>
+              <w:end w:w="0" w:type="dxa"/>
+            </w:tcMar>
+            <w:tcBorders>
+              <w:top w:val="nil"/>
+              <w:bottom w:val="single" w:sz="5" w:space="0" w:color="CBD5E1"/>
+              <w:start w:val="nil"/>
+              <w:end w:val="nil"/>
+            </w:tcBorders>
+          </w:tcPr>
+          <w:p>
+            <w:pPr>
+              <w:spacing w:before="0" w:after="0" w:line="240" w:lineRule="auto"/>
+            </w:pPr>
+            <w:r>
+              <w:t xml:space="preserve"> </w:t>
+            </w:r>
+          </w:p>
+        </w:tc>
+      </w:tr>
+    </w:tbl>
+    <w:p>
+      <w:pPr>
+        <w:keepNext/>
+        <w:keepLines w:val="0"/>
+        <w:spacing w:before="100" w:after="40" w:line="293" w:lineRule="auto"/>
+      </w:pPr>
+      <w:r>
+        <w:rPr>
+          <w:rFonts w:ascii="JetBrains Mono" w:hAnsi="JetBrains Mono" w:eastAsia="Arial Unicode MS"/>
+          <w:b/>
+          <w:i w:val="0"/>
+          <w:color w:val="1D4ED8"/>
+          <w:sz w:val="30"/>
+        </w:rPr>
+        <w:t>04</w:t>
+      </w:r>
+      <w:r>
+        <w:rPr>
+          <w:rFonts w:ascii="Arial Unicode MS" w:hAnsi="Arial Unicode MS" w:eastAsia="Arial Unicode MS"/>
+          <w:b w:val="0"/>
+          <w:i w:val="0"/>
+          <w:color w:val="1D4ED8"/>
+          <w:sz w:val="30"/>
+        </w:rPr>
+        <w:t xml:space="preserve">  </w:t>
+      </w:r>
+      <w:r>
+        <w:rPr>
+          <w:rFonts w:ascii="Arial Unicode MS" w:hAnsi="Arial Unicode MS" w:eastAsia="Arial Unicode MS"/>
+          <w:b/>
+          <w:i w:val="0"/>
+          <w:color w:val="1A2340"/>
+          <w:sz w:val="30"/>
+        </w:rPr>
+        <w:t>看詳解，只核對一步</w:t>
+      </w:r>
+    </w:p>
+    <w:p>
+      <w:pPr>
+        <w:keepNext w:val="0"/>
+        <w:keepLines w:val="0"/>
+        <w:spacing w:before="0" w:after="40" w:line="293" w:lineRule="auto"/>
+      </w:pPr>
+      <w:r>
+        <w:rPr>
+          <w:rFonts w:ascii="Arial Unicode MS" w:hAnsi="Arial Unicode MS" w:eastAsia="Arial Unicode MS"/>
+          <w:b w:val="0"/>
+          <w:i w:val="0"/>
+          <w:color w:val="1A2340"/>
+          <w:sz w:val="22"/>
+        </w:rPr>
+        <w:t>不要把攝氏負值說成負的平均動能；數值換算可採原題近似 273。</w:t>
+      </w:r>
+    </w:p>
+    <w:tbl>
+      <w:tblPr>
+        <w:tblW w:type="dxa" w:w="9865"/>
+        <w:jc w:val="left"/>
+        <w:tblLayout w:type="fixed"/>
+        <w:tblLook w:firstColumn="1" w:firstRow="1" w:lastColumn="0" w:lastRow="0" w:noHBand="0" w:noVBand="1" w:val="04A0"/>
+        <w:tblInd w:type="dxa" w:w="0"/>
+      </w:tblPr>
+      <w:tblGrid>
+        <w:gridCol w:w="9865"/>
+      </w:tblGrid>
+      <w:tr>
+        <w:trPr>
+          <w:trHeight w:val="454" w:hRule="atLeast"/>
+        </w:trPr>
+        <w:tc>
+          <w:tcPr>
+            <w:tcW w:type="dxa" w:w="9865"/>
+            <w:tcMar>
+              <w:top w:w="0" w:type="dxa"/>
+              <w:start w:w="0" w:type="dxa"/>
+              <w:bottom w:w="0" w:type="dxa"/>
+              <w:end w:w="0" w:type="dxa"/>
+            </w:tcMar>
+            <w:tcBorders>
+              <w:top w:val="nil"/>
+              <w:bottom w:val="single" w:sz="5" w:space="0" w:color="CBD5E1"/>
+              <w:start w:val="nil"/>
+              <w:end w:val="nil"/>
+            </w:tcBorders>
+          </w:tcPr>
+          <w:p>
+            <w:pPr>
+              <w:spacing w:before="0" w:after="0" w:line="240" w:lineRule="auto"/>
+            </w:pPr>
+            <w:r>
+              <w:t xml:space="preserve"> </w:t>
+            </w:r>
+          </w:p>
+        </w:tc>
+      </w:tr>
+      <w:tr>
+        <w:trPr>
+          <w:trHeight w:val="454" w:hRule="atLeast"/>
+        </w:trPr>
+        <w:tc>
+          <w:tcPr>
+            <w:tcW w:type="dxa" w:w="9865"/>
+            <w:tcMar>
+              <w:top w:w="0" w:type="dxa"/>
+              <w:start w:w="0" w:type="dxa"/>
+              <w:bottom w:w="0" w:type="dxa"/>
+              <w:end w:w="0" w:type="dxa"/>
+            </w:tcMar>
+            <w:tcBorders>
+              <w:top w:val="nil"/>
+              <w:bottom w:val="single" w:sz="5" w:space="0" w:color="CBD5E1"/>
+              <w:start w:val="nil"/>
+              <w:end w:val="nil"/>
+            </w:tcBorders>
+          </w:tcPr>
+          <w:p>
+            <w:pPr>
+              <w:spacing w:before="0" w:after="0" w:line="240" w:lineRule="auto"/>
+            </w:pPr>
+            <w:r>
+              <w:t xml:space="preserve"> </w:t>
+            </w:r>
+          </w:p>
+        </w:tc>
+      </w:tr>
+    </w:tbl>
     <w:sectPr>
       <w:headerReference w:type="default" r:id="rId9"/>
       <w:footerReference w:type="default" r:id="rId10"/>

--- a/worksheets/W14.docx
+++ b/worksheets/W14.docx
@@ -1642,7 +1642,7 @@
           <w:color w:val="1A2340"/>
           <w:sz w:val="22"/>
         </w:rPr>
-        <w:t>我看 □老師備援版 □老師同意後現場再問。它 □保留 □新增 □壓扁 □拉過頭＿＿關係；原文能不能支持＿＿。</w:t>
+        <w:t>我看 □老師備援版 □老師同意後現場再問。它 □保留 □新增 □漏掉條件 □多推一步＿＿關係；原文能不能支持＿＿。</w:t>
       </w:r>
     </w:p>
     <w:tbl>
@@ -3169,7 +3169,7 @@
           <w:color w:val="1A2340"/>
           <w:sz w:val="22"/>
         </w:rPr>
-        <w:t>完成確認｜下課前｜□ 四種說法比較　□ A 兩個本人映射＋邊界／B 補實資料　□ 個人與小組決定　□ 真人說回去　｜拍自己的實際作答頁上傳原 Classroom，確認已繳交；紙本整本交回保管，不建立完成排名。</w:t>
+        <w:t>完成確認｜下課前｜□ 四種說法比較　□ A 兩個自己做的類比＋哪裡不像／B 補實資料　□ 個人與小組決定　□ 真人說回去　｜拍自己的實際作答頁上傳原 Classroom，確認已繳交；紙本整本交回保管，不建立完成排名。</w:t>
       </w:r>
     </w:p>
     <w:p>
